--- a/docs/old/relatorio_1_prototipo_projeto_software_psi_mod-16.docx
+++ b/docs/old/relatorio_1_prototipo_projeto_software_psi_mod-16.docx
@@ -15,15 +15,18 @@
         <w:ind/>
         <w:rPr>
           <w:highlight w:val="none"/>
-          <w:lang w:val="pt-BR"/>
-        </w:rPr>
-      </w:pPr>
-      <w:r>
-        <w:rPr>
-          <w:lang w:val="pt-BR"/>
-        </w:rPr>
-      </w:r>
-      <w:r>
+          <w:lang w:val="pt-PT"/>
+        </w:rPr>
+      </w:pPr>
+      <w:r>
+        <w:rPr>
+          <w:lang w:val="pt-PT" w:bidi="pt-PT"/>
+        </w:rPr>
+      </w:r>
+      <w:r>
+        <w:rPr>
+          <w:lang w:val="pt-PT"/>
+        </w:rPr>
         <mc:AlternateContent>
           <mc:Choice Requires="wpg">
             <w:drawing>
@@ -110,62 +113,62 @@
       </w:r>
       <w:r>
         <w:rPr>
-          <w:rStyle w:val="859"/>
-          <w:lang w:val="pt-BR"/>
+          <w:rStyle w:val="863"/>
+          <w:lang w:val="pt-PT"/>
         </w:rPr>
         <w:t xml:space="preserve">Relat</w:t>
       </w:r>
       <w:r>
         <w:rPr>
-          <w:rStyle w:val="859"/>
-          <w:lang w:val="pt-BR"/>
+          <w:rStyle w:val="863"/>
+          <w:lang w:val="pt-PT"/>
         </w:rPr>
         <w:t xml:space="preserve">ório </w:t>
       </w:r>
       <w:r>
         <w:rPr>
-          <w:rStyle w:val="859"/>
-          <w:lang w:val="pt-BR"/>
+          <w:rStyle w:val="863"/>
+          <w:lang w:val="pt-PT"/>
         </w:rPr>
         <w:t xml:space="preserve">Projeto de Software</w:t>
       </w:r>
       <w:r>
         <w:rPr>
-          <w:rStyle w:val="859"/>
-          <w:lang w:val="pt-BR"/>
+          <w:rStyle w:val="863"/>
+          <w:lang w:val="pt-PT"/>
         </w:rPr>
         <w:br/>
       </w:r>
       <w:r>
         <w:rPr>
-          <w:rStyle w:val="859"/>
-          <w:lang w:val="pt-BR"/>
+          <w:rStyle w:val="863"/>
+          <w:lang w:val="pt-PT"/>
         </w:rPr>
         <w:t xml:space="preserve">1º Prot</w:t>
       </w:r>
       <w:r>
         <w:rPr>
-          <w:rStyle w:val="859"/>
-          <w:lang w:val="pt-BR"/>
+          <w:rStyle w:val="863"/>
+          <w:lang w:val="pt-PT"/>
         </w:rPr>
         <w:t xml:space="preserve">ótipo</w:t>
       </w:r>
       <w:r>
         <w:rPr>
           <w:highlight w:val="none"/>
-          <w:lang w:val="pt-BR"/>
-        </w:rPr>
-      </w:r>
-      <w:r>
-        <w:rPr>
-          <w:highlight w:val="none"/>
-          <w:lang w:val="pt-BR"/>
+          <w:lang w:val="pt-PT"/>
+        </w:rPr>
+      </w:r>
+      <w:r>
+        <w:rPr>
+          <w:highlight w:val="none"/>
+          <w:lang w:val="pt-PT"/>
         </w:rPr>
       </w:r>
     </w:p>
     <w:p>
       <w:pPr>
-        <w:pStyle w:val="901"/>
+        <w:pStyle w:val="905"/>
         <w:pBdr>
           <w:top w:val="none" w:color="000000" w:sz="4" w:space="0"/>
           <w:left w:val="none" w:color="000000" w:sz="4" w:space="0"/>
@@ -177,60 +180,60 @@
         <w:ind/>
         <w:rPr>
           <w:highlight w:val="none"/>
-          <w:lang w:val="pt-BR"/>
-        </w:rPr>
-      </w:pPr>
-      <w:r>
-        <w:rPr>
-          <w:highlight w:val="none"/>
-          <w:lang w:val="pt-BR"/>
+          <w:lang w:val="pt-PT"/>
+        </w:rPr>
+      </w:pPr>
+      <w:r>
+        <w:rPr>
+          <w:highlight w:val="none"/>
+          <w:lang w:val="pt-PT"/>
         </w:rPr>
         <w:t xml:space="preserve">Curso Profissional T</w:t>
       </w:r>
       <w:r>
         <w:rPr>
           <w:highlight w:val="none"/>
-          <w:lang w:val="pt-BR"/>
+          <w:lang w:val="pt-PT"/>
         </w:rPr>
         <w:t xml:space="preserve">écnico de Gest</w:t>
       </w:r>
       <w:r>
         <w:rPr>
           <w:highlight w:val="none"/>
-          <w:lang w:val="pt-BR"/>
+          <w:lang w:val="pt-PT"/>
         </w:rPr>
         <w:t xml:space="preserve">ão e Programaç</w:t>
       </w:r>
       <w:r>
         <w:rPr>
           <w:highlight w:val="none"/>
-          <w:lang w:val="pt-BR"/>
+          <w:lang w:val="pt-PT"/>
         </w:rPr>
         <w:t xml:space="preserve">ão de Sistemas Inform</w:t>
       </w:r>
       <w:r>
         <w:rPr>
           <w:highlight w:val="none"/>
-          <w:lang w:val="pt-BR"/>
+          <w:lang w:val="pt-PT"/>
         </w:rPr>
         <w:t xml:space="preserve">áticos</w:t>
       </w:r>
       <w:r>
         <w:rPr>
           <w:highlight w:val="none"/>
-          <w:lang w:val="pt-BR"/>
-        </w:rPr>
-      </w:r>
-      <w:r>
-        <w:rPr>
-          <w:highlight w:val="none"/>
-          <w:lang w:val="pt-BR"/>
+          <w:lang w:val="pt-PT"/>
+        </w:rPr>
+      </w:r>
+      <w:r>
+        <w:rPr>
+          <w:highlight w:val="none"/>
+          <w:lang w:val="pt-PT"/>
         </w:rPr>
       </w:r>
     </w:p>
     <w:p>
       <w:pPr>
-        <w:pStyle w:val="901"/>
+        <w:pStyle w:val="905"/>
         <w:pBdr>
           <w:top w:val="none" w:color="000000" w:sz="4" w:space="0"/>
           <w:left w:val="none" w:color="000000" w:sz="4" w:space="0"/>
@@ -240,40 +243,45 @@
         </w:pBdr>
         <w:spacing/>
         <w:ind/>
-        <w:rPr/>
-      </w:pPr>
-      <w:r>
-        <w:rPr>
-          <w:highlight w:val="none"/>
-          <w:lang w:val="pt-BR"/>
+        <w:rPr>
+          <w:lang w:val="pt-PT"/>
+        </w:rPr>
+      </w:pPr>
+      <w:r>
+        <w:rPr>
+          <w:highlight w:val="none"/>
+          <w:lang w:val="pt-PT"/>
         </w:rPr>
         <w:t xml:space="preserve">Disciplina: Programaç</w:t>
       </w:r>
       <w:r>
         <w:rPr>
           <w:highlight w:val="none"/>
-          <w:lang w:val="pt-BR"/>
+          <w:lang w:val="pt-PT"/>
         </w:rPr>
         <w:t xml:space="preserve">ão de Sistemas Inform</w:t>
       </w:r>
       <w:r>
         <w:rPr>
           <w:highlight w:val="none"/>
-          <w:lang w:val="pt-BR"/>
+          <w:lang w:val="pt-PT"/>
         </w:rPr>
         <w:t xml:space="preserve">áticos</w:t>
       </w:r>
       <w:r>
         <w:rPr>
-          <w:highlight w:val="none"/>
-          <w:lang w:val="pt-BR"/>
-        </w:rPr>
-      </w:r>
-      <w:r/>
+          <w:lang w:val="pt-PT"/>
+        </w:rPr>
+      </w:r>
+      <w:r>
+        <w:rPr>
+          <w:lang w:val="pt-PT"/>
+        </w:rPr>
+      </w:r>
     </w:p>
     <w:p>
       <w:pPr>
-        <w:pStyle w:val="901"/>
+        <w:pStyle w:val="905"/>
         <w:pBdr>
           <w:top w:val="none" w:color="000000" w:sz="4" w:space="0"/>
           <w:left w:val="none" w:color="000000" w:sz="4" w:space="0"/>
@@ -285,43 +293,43 @@
         <w:ind/>
         <w:rPr>
           <w:highlight w:val="none"/>
-          <w:lang w:val="pt-BR"/>
-        </w:rPr>
-      </w:pPr>
-      <w:r>
-        <w:rPr>
-          <w:highlight w:val="none"/>
-          <w:lang w:val="pt-BR"/>
-        </w:rPr>
-      </w:r>
-      <w:r>
-        <w:rPr>
-          <w:lang w:val="pt-BR"/>
+          <w:lang w:val="pt-PT"/>
+        </w:rPr>
+      </w:pPr>
+      <w:r>
+        <w:rPr>
+          <w:highlight w:val="none"/>
+          <w:lang w:val="pt-PT" w:bidi="pt-PT"/>
+        </w:rPr>
+      </w:r>
+      <w:r>
+        <w:rPr>
+          <w:lang w:val="pt-PT"/>
         </w:rPr>
         <w:t xml:space="preserve">M</w:t>
       </w:r>
       <w:r>
         <w:rPr>
-          <w:lang w:val="pt-BR"/>
+          <w:lang w:val="pt-PT"/>
         </w:rPr>
         <w:t xml:space="preserve">ódulo: 16</w:t>
       </w:r>
       <w:r>
         <w:rPr>
           <w:highlight w:val="none"/>
-          <w:lang w:val="pt-BR"/>
-        </w:rPr>
-      </w:r>
-      <w:r>
-        <w:rPr>
-          <w:highlight w:val="none"/>
-          <w:lang w:val="pt-BR"/>
+          <w:lang w:val="pt-PT"/>
+        </w:rPr>
+      </w:r>
+      <w:r>
+        <w:rPr>
+          <w:highlight w:val="none"/>
+          <w:lang w:val="pt-PT"/>
         </w:rPr>
       </w:r>
     </w:p>
     <w:p>
       <w:pPr>
-        <w:pStyle w:val="901"/>
+        <w:pStyle w:val="905"/>
         <w:pBdr>
           <w:top w:val="none" w:color="000000" w:sz="4" w:space="0"/>
           <w:left w:val="none" w:color="000000" w:sz="4" w:space="0"/>
@@ -333,32 +341,32 @@
         <w:ind/>
         <w:rPr>
           <w:highlight w:val="none"/>
-          <w:lang w:val="pt-BR" w:bidi="pt-BR"/>
-        </w:rPr>
-      </w:pPr>
-      <w:r>
-        <w:rPr>
-          <w:highlight w:val="none"/>
-          <w:lang w:val="pt-BR" w:bidi="pt-BR"/>
-        </w:rPr>
-      </w:r>
-      <w:r>
-        <w:rPr>
-          <w:highlight w:val="none"/>
-          <w:lang w:val="pt-BR" w:bidi="pt-BR"/>
+          <w:lang w:val="pt-PT"/>
+        </w:rPr>
+      </w:pPr>
+      <w:r>
+        <w:rPr>
+          <w:highlight w:val="none"/>
+          <w:lang w:val="pt-PT" w:bidi="pt-PT"/>
+        </w:rPr>
+      </w:r>
+      <w:r>
+        <w:rPr>
+          <w:highlight w:val="none"/>
+          <w:lang w:val="pt-PT" w:bidi="pt-BR"/>
         </w:rPr>
         <w:t xml:space="preserve">Professor: Marco Neves</w:t>
       </w:r>
       <w:r>
         <w:rPr>
           <w:highlight w:val="none"/>
-          <w:lang w:val="pt-BR" w:bidi="pt-BR"/>
-        </w:rPr>
-      </w:r>
-      <w:r>
-        <w:rPr>
-          <w:highlight w:val="none"/>
-          <w:lang w:val="pt-BR" w:bidi="pt-BR"/>
+          <w:lang w:val="pt-PT" w:bidi="pt-BR"/>
+        </w:rPr>
+      </w:r>
+      <w:r>
+        <w:rPr>
+          <w:highlight w:val="none"/>
+          <w:lang w:val="pt-PT"/>
         </w:rPr>
       </w:r>
     </w:p>
@@ -375,14 +383,14 @@
         <w:ind/>
         <w:rPr>
           <w:highlight w:val="none"/>
-          <w:lang w:val="pt-BR" w:bidi="pt-BR"/>
+          <w:lang w:val="pt-PT"/>
           <w14:ligatures w14:val="none"/>
         </w:rPr>
       </w:pPr>
       <w:r>
         <w:rPr>
           <w:highlight w:val="none"/>
-          <w:lang w:val="pt-BR" w:bidi="pt-BR"/>
+          <w:lang w:val="pt-PT" w:bidi="pt-BR"/>
         </w:rPr>
         <w:t xml:space="preserve">Aluno: </w:t>
         <w:tab/>
@@ -391,14 +399,14 @@
       <w:r>
         <w:rPr>
           <w:highlight w:val="none"/>
-          <w:lang w:val="pt-BR" w:bidi="pt-BR"/>
+          <w:lang w:val="pt-PT" w:bidi="pt-BR"/>
           <w14:ligatures w14:val="none"/>
         </w:rPr>
       </w:r>
       <w:r>
         <w:rPr>
           <w:highlight w:val="none"/>
-          <w:lang w:val="pt-BR" w:bidi="pt-BR"/>
+          <w:lang w:val="pt-PT"/>
           <w14:ligatures w14:val="none"/>
         </w:rPr>
       </w:r>
@@ -417,35 +425,35 @@
         <w:ind/>
         <w:rPr>
           <w:highlight w:val="none"/>
-          <w:lang w:val="pt-BR" w:bidi="pt-BR"/>
+          <w:lang w:val="pt-PT"/>
           <w14:ligatures w14:val="none"/>
         </w:rPr>
       </w:pPr>
       <w:r>
         <w:rPr>
           <w:highlight w:val="none"/>
-          <w:lang w:val="pt-BR" w:bidi="pt-BR"/>
+          <w:lang w:val="pt-PT" w:bidi="pt-BR"/>
         </w:rPr>
         <w:br w:type="page" w:clear="all"/>
       </w:r>
       <w:r>
         <w:rPr>
           <w:highlight w:val="none"/>
-          <w:lang w:val="pt-BR" w:bidi="pt-BR"/>
+          <w:lang w:val="pt-PT" w:bidi="pt-BR"/>
           <w14:ligatures w14:val="none"/>
         </w:rPr>
       </w:r>
       <w:r>
         <w:rPr>
           <w:highlight w:val="none"/>
-          <w:lang w:val="pt-BR" w:bidi="pt-BR"/>
+          <w:lang w:val="pt-PT"/>
           <w14:ligatures w14:val="none"/>
         </w:rPr>
       </w:r>
     </w:p>
     <w:p>
       <w:pPr>
-        <w:pStyle w:val="839"/>
+        <w:pStyle w:val="843"/>
         <w:pBdr>
           <w:top w:val="none" w:color="000000" w:sz="4" w:space="0"/>
           <w:left w:val="none" w:color="000000" w:sz="4" w:space="0"/>
@@ -457,82 +465,82 @@
         <w:ind/>
         <w:rPr>
           <w:highlight w:val="none"/>
-          <w:lang w:val="pt-BR" w:bidi="pt-BR"/>
+          <w:lang w:val="pt-PT"/>
           <w14:ligatures w14:val="none"/>
         </w:rPr>
       </w:pPr>
       <w:r>
         <w:rPr>
           <w:highlight w:val="none"/>
-          <w:lang w:val="pt-BR" w:bidi="pt-BR"/>
+          <w:lang w:val="pt-PT" w:bidi="pt-BR"/>
         </w:rPr>
         <w:t xml:space="preserve">Descriç</w:t>
       </w:r>
       <w:r>
         <w:rPr>
           <w:highlight w:val="none"/>
-          <w:lang w:val="pt-BR" w:bidi="pt-BR"/>
+          <w:lang w:val="pt-PT" w:bidi="pt-BR"/>
         </w:rPr>
         <w:t xml:space="preserve">ão do Projeto</w:t>
       </w:r>
       <w:r>
         <w:rPr>
           <w:highlight w:val="none"/>
-          <w:lang w:val="pt-BR" w:bidi="pt-BR"/>
+          <w:lang w:val="pt-PT" w:bidi="pt-BR"/>
           <w14:ligatures w14:val="none"/>
         </w:rPr>
       </w:r>
       <w:r>
         <w:rPr>
           <w:highlight w:val="none"/>
-          <w:lang w:val="pt-BR" w:bidi="pt-BR"/>
+          <w:lang w:val="pt-PT"/>
           <w14:ligatures w14:val="none"/>
         </w:rPr>
       </w:r>
     </w:p>
     <w:p>
       <w:pPr>
-        <w:pStyle w:val="840"/>
+        <w:pStyle w:val="844"/>
         <w:suppressLineNumbers w:val="false"/>
         <w:pBdr/>
         <w:spacing/>
         <w:ind/>
         <w:rPr>
           <w:highlight w:val="none"/>
-          <w:lang w:val="pt-BR" w:bidi="pt-BR"/>
-        </w:rPr>
-      </w:pPr>
-      <w:r>
-        <w:rPr>
-          <w:highlight w:val="none"/>
-          <w:lang w:val="pt-BR" w:bidi="pt-BR"/>
+          <w:lang w:val="pt-PT"/>
+        </w:rPr>
+      </w:pPr>
+      <w:r>
+        <w:rPr>
+          <w:highlight w:val="none"/>
+          <w:lang w:val="pt-PT" w:bidi="pt-BR"/>
         </w:rPr>
         <w:t xml:space="preserve">Implementaç</w:t>
       </w:r>
       <w:r>
         <w:rPr>
           <w:highlight w:val="none"/>
-          <w:lang w:val="pt-BR" w:bidi="pt-BR"/>
+          <w:lang w:val="pt-PT" w:bidi="pt-BR"/>
         </w:rPr>
         <w:t xml:space="preserve">ão de um servidor de transfer</w:t>
       </w:r>
       <w:r>
         <w:rPr>
           <w:highlight w:val="none"/>
-          <w:lang w:val="pt-BR" w:bidi="pt-BR"/>
+          <w:lang w:val="pt-PT" w:bidi="pt-BR"/>
         </w:rPr>
         <w:t xml:space="preserve">ência de ficheiros multi-utilizador pessoal</w:t>
       </w:r>
       <w:r>
         <w:rPr>
           <w:highlight w:val="none"/>
-          <w:lang w:val="pt-BR" w:bidi="pt-BR"/>
-        </w:rPr>
-      </w:r>
-      <w:r>
-        <w:rPr>
-          <w:highlight w:val="none"/>
-          <w:lang w:val="pt-BR" w:bidi="pt-BR"/>
+          <w:lang w:val="pt-PT" w:bidi="pt-BR"/>
+        </w:rPr>
+      </w:r>
+      <w:r>
+        <w:rPr>
+          <w:highlight w:val="none"/>
+          <w:lang w:val="pt-PT"/>
         </w:rPr>
       </w:r>
     </w:p>
@@ -544,34 +552,34 @@
         <w:ind/>
         <w:rPr>
           <w:highlight w:val="none"/>
-          <w:lang w:val="pt-BR" w:bidi="pt-BR"/>
+          <w:lang w:val="pt-PT"/>
           <w14:ligatures w14:val="none"/>
         </w:rPr>
       </w:pPr>
       <w:r>
         <w:rPr>
           <w:highlight w:val="none"/>
-          <w:lang w:val="pt-BR" w:bidi="pt-BR"/>
-        </w:rPr>
-      </w:r>
-      <w:r>
-        <w:rPr>
-          <w:highlight w:val="none"/>
-          <w:lang w:val="pt-BR" w:bidi="pt-BR"/>
+          <w:lang w:val="pt-PT" w:bidi="pt-PT"/>
+        </w:rPr>
+      </w:r>
+      <w:r>
+        <w:rPr>
+          <w:highlight w:val="none"/>
+          <w:lang w:val="pt-PT" w:bidi="pt-BR"/>
         </w:rPr>
         <w:t xml:space="preserve">O projeto consiste na implementação do software necessário para transferir ficheiros através de uma porta FTP usando um protocolo customizado.</w:t>
       </w:r>
       <w:r>
         <w:rPr>
           <w:highlight w:val="none"/>
-          <w:lang w:val="pt-BR" w:bidi="pt-BR"/>
+          <w:lang w:val="pt-PT" w:bidi="pt-BR"/>
           <w14:ligatures w14:val="none"/>
         </w:rPr>
       </w:r>
       <w:r>
         <w:rPr>
           <w:highlight w:val="none"/>
-          <w:lang w:val="pt-BR" w:bidi="pt-BR"/>
+          <w:lang w:val="pt-PT"/>
           <w14:ligatures w14:val="none"/>
         </w:rPr>
       </w:r>
@@ -584,35 +592,35 @@
         <w:ind/>
         <w:rPr>
           <w:highlight w:val="none"/>
-          <w:lang w:val="pt-BR" w:bidi="pt-BR"/>
+          <w:lang w:val="pt-PT"/>
           <w14:ligatures w14:val="none"/>
         </w:rPr>
       </w:pPr>
       <w:r>
         <w:rPr>
           <w:highlight w:val="none"/>
-          <w:lang w:val="pt-BR" w:bidi="pt-BR"/>
+          <w:lang w:val="pt-PT" w:bidi="pt-BR"/>
         </w:rPr>
         <w:t xml:space="preserve">O software do lado do servidor será implementado em C com a função de aceitar diferentes modos de transferência de </w:t>
       </w:r>
       <w:r>
         <w:rPr>
           <w:highlight w:val="none"/>
-          <w:lang w:val="pt-BR" w:bidi="pt-BR"/>
+          <w:lang w:val="pt-PT" w:bidi="pt-BR"/>
         </w:rPr>
         <w:t xml:space="preserve">informação como a transferência bidirecional de ficheiros, eliminação e listagem de ficheiros em uma dada diretoria.</w:t>
       </w:r>
       <w:r>
         <w:rPr>
           <w:highlight w:val="none"/>
-          <w:lang w:val="pt-BR" w:bidi="pt-BR"/>
+          <w:lang w:val="pt-PT" w:bidi="pt-BR"/>
           <w14:ligatures w14:val="none"/>
         </w:rPr>
       </w:r>
       <w:r>
         <w:rPr>
           <w:highlight w:val="none"/>
-          <w:lang w:val="pt-BR" w:bidi="pt-BR"/>
+          <w:lang w:val="pt-PT"/>
           <w14:ligatures w14:val="none"/>
         </w:rPr>
       </w:r>
@@ -625,28 +633,28 @@
         <w:ind/>
         <w:rPr>
           <w:highlight w:val="none"/>
-          <w:lang w:val="pt-BR" w:bidi="pt-BR"/>
+          <w:lang w:val="pt-PT"/>
           <w14:ligatures w14:val="none"/>
         </w:rPr>
       </w:pPr>
       <w:r>
         <w:rPr>
           <w:highlight w:val="none"/>
-          <w:lang w:val="pt-BR" w:bidi="pt-BR"/>
+          <w:lang w:val="pt-PT" w:bidi="pt-BR"/>
         </w:rPr>
         <w:t xml:space="preserve">O software do lado cliente será implementado em python com a biblioteca paramiko para realizar a conexão ao servidor.</w:t>
       </w:r>
       <w:r>
         <w:rPr>
           <w:highlight w:val="none"/>
-          <w:lang w:val="pt-BR" w:bidi="pt-BR"/>
+          <w:lang w:val="pt-PT" w:bidi="pt-BR"/>
           <w14:ligatures w14:val="none"/>
         </w:rPr>
       </w:r>
       <w:r>
         <w:rPr>
           <w:highlight w:val="none"/>
-          <w:lang w:val="pt-BR" w:bidi="pt-BR"/>
+          <w:lang w:val="pt-PT"/>
           <w14:ligatures w14:val="none"/>
         </w:rPr>
       </w:r>
@@ -660,115 +668,115 @@
         <w:ind/>
         <w:rPr>
           <w:highlight w:val="none"/>
-          <w:lang w:val="pt-BR" w:bidi="pt-BR"/>
+          <w:lang w:val="pt-PT"/>
           <w14:ligatures w14:val="none"/>
         </w:rPr>
       </w:pPr>
       <w:r>
         <w:rPr>
           <w:highlight w:val="none"/>
-          <w:lang w:val="pt-BR" w:bidi="pt-BR"/>
+          <w:lang w:val="pt-PT" w:bidi="pt-BR"/>
         </w:rPr>
         <w:br w:type="page" w:clear="all"/>
       </w:r>
       <w:r>
         <w:rPr>
           <w:highlight w:val="none"/>
-          <w:lang w:val="pt-BR" w:bidi="pt-BR"/>
+          <w:lang w:val="pt-PT" w:bidi="pt-BR"/>
           <w14:ligatures w14:val="none"/>
         </w:rPr>
       </w:r>
       <w:r>
         <w:rPr>
           <w:highlight w:val="none"/>
-          <w:lang w:val="pt-BR" w:bidi="pt-BR"/>
+          <w:lang w:val="pt-PT"/>
           <w14:ligatures w14:val="none"/>
         </w:rPr>
       </w:r>
     </w:p>
     <w:p>
       <w:pPr>
-        <w:pStyle w:val="839"/>
+        <w:pStyle w:val="843"/>
         <w:suppressLineNumbers w:val="false"/>
         <w:pBdr/>
         <w:spacing/>
         <w:ind/>
         <w:rPr>
           <w:highlight w:val="none"/>
-          <w:lang w:val="pt-BR" w:bidi="pt-BR"/>
+          <w:lang w:val="pt-PT"/>
           <w14:ligatures w14:val="none"/>
         </w:rPr>
       </w:pPr>
       <w:r>
         <w:rPr>
           <w:highlight w:val="none"/>
-          <w:lang w:val="pt-BR" w:bidi="pt-BR"/>
+          <w:lang w:val="pt-PT" w:bidi="pt-BR"/>
         </w:rPr>
         <w:t xml:space="preserve">Principais Funcionalidades J</w:t>
       </w:r>
       <w:r>
         <w:rPr>
           <w:highlight w:val="none"/>
-          <w:lang w:val="pt-BR" w:bidi="pt-BR"/>
+          <w:lang w:val="pt-PT" w:bidi="pt-BR"/>
         </w:rPr>
         <w:t xml:space="preserve">á Implementadas</w:t>
       </w:r>
       <w:r>
         <w:rPr>
           <w:highlight w:val="none"/>
-          <w:lang w:val="pt-BR" w:bidi="pt-BR"/>
+          <w:lang w:val="pt-PT" w:bidi="pt-BR"/>
           <w14:ligatures w14:val="none"/>
         </w:rPr>
       </w:r>
       <w:r>
         <w:rPr>
           <w:highlight w:val="none"/>
-          <w:lang w:val="pt-BR" w:bidi="pt-BR"/>
+          <w:lang w:val="pt-PT"/>
           <w14:ligatures w14:val="none"/>
         </w:rPr>
       </w:r>
     </w:p>
     <w:p>
       <w:pPr>
-        <w:pStyle w:val="840"/>
-        <w:pBdr/>
-        <w:spacing/>
-        <w:ind/>
-        <w:rPr>
-          <w:lang w:val="pt-BR" w:bidi="pt-BR"/>
-        </w:rPr>
-      </w:pPr>
-      <w:r>
-        <w:rPr>
-          <w:lang w:val="pt-BR" w:bidi="pt-BR"/>
-        </w:rPr>
-      </w:r>
-      <w:r>
-        <w:rPr>
-          <w:lang w:val="pt-BR" w:bidi="pt-BR"/>
+        <w:pStyle w:val="844"/>
+        <w:pBdr/>
+        <w:spacing/>
+        <w:ind/>
+        <w:rPr>
+          <w:lang w:val="pt-PT"/>
+        </w:rPr>
+      </w:pPr>
+      <w:r>
+        <w:rPr>
+          <w:lang w:val="pt-PT" w:bidi="pt-PT"/>
+        </w:rPr>
+      </w:r>
+      <w:r>
+        <w:rPr>
+          <w:lang w:val="pt-PT" w:bidi="pt-BR"/>
         </w:rPr>
         <w:t xml:space="preserve">Instalaç</w:t>
       </w:r>
       <w:r>
         <w:rPr>
-          <w:lang w:val="pt-BR" w:bidi="pt-BR"/>
+          <w:lang w:val="pt-PT" w:bidi="pt-BR"/>
         </w:rPr>
         <w:t xml:space="preserve">ão do Software Necess</w:t>
       </w:r>
       <w:r>
         <w:rPr>
-          <w:lang w:val="pt-BR" w:bidi="pt-BR"/>
+          <w:lang w:val="pt-PT" w:bidi="pt-BR"/>
         </w:rPr>
         <w:t xml:space="preserve">ário</w:t>
       </w:r>
       <w:r>
         <w:rPr>
-          <w:lang w:val="pt-BR" w:bidi="pt-BR"/>
-        </w:rPr>
-      </w:r>
-      <w:r>
-        <w:rPr>
-          <w:lang w:val="pt-BR" w:bidi="pt-BR"/>
+          <w:lang w:val="pt-PT" w:bidi="pt-BR"/>
+        </w:rPr>
+      </w:r>
+      <w:r>
+        <w:rPr>
+          <w:lang w:val="pt-PT"/>
         </w:rPr>
       </w:r>
     </w:p>
@@ -779,28 +787,28 @@
         <w:ind/>
         <w:rPr>
           <w:highlight w:val="none"/>
-          <w:lang w:val="pt-BR" w:bidi="pt-BR"/>
+          <w:lang w:val="pt-PT"/>
           <w14:ligatures w14:val="none"/>
         </w:rPr>
       </w:pPr>
       <w:r>
         <w:rPr>
           <w:highlight w:val="none"/>
-          <w:lang w:val="pt-BR" w:bidi="pt-BR"/>
+          <w:lang w:val="pt-PT" w:bidi="pt-BR"/>
         </w:rPr>
         <w:t xml:space="preserve">Foi instalado o sistema operativo Linux Debian 12 no servidor, devido a ser um SO regularmente indicado para uso em servidores e devido a suportar arquiteturas 32-bit.</w:t>
       </w:r>
       <w:r>
         <w:rPr>
           <w:highlight w:val="none"/>
-          <w:lang w:val="pt-BR" w:bidi="pt-BR"/>
+          <w:lang w:val="pt-PT" w:bidi="pt-BR"/>
           <w14:ligatures w14:val="none"/>
         </w:rPr>
       </w:r>
       <w:r>
         <w:rPr>
           <w:highlight w:val="none"/>
-          <w:lang w:val="pt-BR" w:bidi="pt-BR"/>
+          <w:lang w:val="pt-PT"/>
           <w14:ligatures w14:val="none"/>
         </w:rPr>
       </w:r>
@@ -812,48 +820,48 @@
         <w:ind/>
         <w:rPr>
           <w:highlight w:val="none"/>
-          <w:lang w:val="pt-BR" w:bidi="pt-BR"/>
+          <w:lang w:val="pt-PT"/>
           <w14:ligatures w14:val="none"/>
         </w:rPr>
       </w:pPr>
       <w:r>
         <w:rPr>
           <w:highlight w:val="none"/>
-          <w:lang w:val="pt-BR" w:bidi="pt-BR"/>
+          <w:lang w:val="pt-PT" w:bidi="pt-BR"/>
         </w:rPr>
         <w:t xml:space="preserve">Tamb</w:t>
       </w:r>
       <w:r>
         <w:rPr>
           <w:highlight w:val="none"/>
-          <w:lang w:val="pt-BR" w:bidi="pt-BR"/>
+          <w:lang w:val="pt-PT" w:bidi="pt-BR"/>
         </w:rPr>
         <w:t xml:space="preserve">ém foi instalado o serv</w:t>
       </w:r>
       <w:r>
         <w:rPr>
           <w:highlight w:val="none"/>
-          <w:lang w:val="pt-BR" w:bidi="pt-BR"/>
+          <w:lang w:val="pt-PT" w:bidi="pt-BR"/>
         </w:rPr>
         <w:t xml:space="preserve">iço WireGuardVPN para realizar a conexão</w:t>
       </w:r>
       <w:r>
         <w:rPr>
-          <w:lang w:val="pt-BR" w:bidi="pt-BR"/>
+          <w:lang w:val="pt-PT" w:bidi="pt-BR"/>
         </w:rPr>
         <w:t xml:space="preserve"> remota em WAN.</w:t>
       </w:r>
       <w:r>
         <w:rPr>
           <w:highlight w:val="none"/>
-          <w:lang w:val="pt-BR" w:bidi="pt-BR"/>
+          <w:lang w:val="pt-PT" w:bidi="pt-BR"/>
           <w14:ligatures w14:val="none"/>
         </w:rPr>
       </w:r>
       <w:r>
         <w:rPr>
           <w:highlight w:val="none"/>
-          <w:lang w:val="pt-BR" w:bidi="pt-BR"/>
+          <w:lang w:val="pt-PT"/>
           <w14:ligatures w14:val="none"/>
         </w:rPr>
       </w:r>
@@ -864,73 +872,73 @@
         <w:spacing/>
         <w:ind/>
         <w:rPr>
-          <w:lang w:val="pt-BR" w:bidi="pt-BR"/>
-        </w:rPr>
-      </w:pPr>
-      <w:r>
-        <w:rPr>
-          <w:highlight w:val="none"/>
-          <w:lang w:val="pt-BR" w:bidi="pt-BR"/>
+          <w:lang w:val="pt-PT"/>
+        </w:rPr>
+      </w:pPr>
+      <w:r>
+        <w:rPr>
+          <w:highlight w:val="none"/>
+          <w:lang w:val="pt-PT" w:bidi="pt-BR"/>
         </w:rPr>
         <w:t xml:space="preserve">Por fim foi instalado o serviço OpenSSH para permitir o acesso remoto ao servidor para administraç</w:t>
       </w:r>
       <w:r>
         <w:rPr>
           <w:highlight w:val="none"/>
-          <w:lang w:val="pt-BR" w:bidi="pt-BR"/>
+          <w:lang w:val="pt-PT" w:bidi="pt-BR"/>
         </w:rPr>
         <w:t xml:space="preserve">ão e configuraç</w:t>
       </w:r>
       <w:r>
         <w:rPr>
           <w:highlight w:val="none"/>
-          <w:lang w:val="pt-BR" w:bidi="pt-BR"/>
+          <w:lang w:val="pt-PT" w:bidi="pt-BR"/>
         </w:rPr>
         <w:t xml:space="preserve">ão.</w:t>
       </w:r>
       <w:r>
         <w:rPr>
-          <w:lang w:val="pt-BR" w:bidi="pt-BR"/>
-        </w:rPr>
-      </w:r>
-      <w:r>
-        <w:rPr>
-          <w:lang w:val="pt-BR" w:bidi="pt-BR"/>
+          <w:lang w:val="pt-PT" w:bidi="pt-BR"/>
+        </w:rPr>
+      </w:r>
+      <w:r>
+        <w:rPr>
+          <w:lang w:val="pt-PT"/>
         </w:rPr>
       </w:r>
     </w:p>
     <w:p>
       <w:pPr>
-        <w:pStyle w:val="840"/>
-        <w:pBdr/>
-        <w:spacing/>
-        <w:ind/>
-        <w:rPr>
-          <w:lang w:val="pt-BR" w:bidi="pt-BR"/>
-        </w:rPr>
-      </w:pPr>
-      <w:r>
-        <w:rPr>
-          <w:highlight w:val="none"/>
-          <w:lang w:val="pt-BR" w:bidi="pt-BR"/>
+        <w:pStyle w:val="844"/>
+        <w:pBdr/>
+        <w:spacing/>
+        <w:ind/>
+        <w:rPr>
+          <w:lang w:val="pt-PT"/>
+        </w:rPr>
+      </w:pPr>
+      <w:r>
+        <w:rPr>
+          <w:highlight w:val="none"/>
+          <w:lang w:val="pt-PT" w:bidi="pt-BR"/>
         </w:rPr>
         <w:t xml:space="preserve">Protocolo de transfer</w:t>
       </w:r>
       <w:r>
         <w:rPr>
           <w:highlight w:val="none"/>
-          <w:lang w:val="pt-BR" w:bidi="pt-BR"/>
+          <w:lang w:val="pt-PT" w:bidi="pt-BR"/>
         </w:rPr>
         <w:t xml:space="preserve">ência de ficheiros:</w:t>
       </w:r>
       <w:r>
         <w:rPr>
-          <w:lang w:val="pt-BR" w:bidi="pt-BR"/>
-        </w:rPr>
-      </w:r>
-      <w:r>
-        <w:rPr>
-          <w:lang w:val="pt-BR" w:bidi="pt-BR"/>
+          <w:lang w:val="pt-PT" w:bidi="pt-BR"/>
+        </w:rPr>
+      </w:r>
+      <w:r>
+        <w:rPr>
+          <w:lang w:val="pt-PT"/>
         </w:rPr>
       </w:r>
     </w:p>
@@ -940,36 +948,36 @@
         <w:spacing/>
         <w:ind/>
         <w:rPr>
-          <w:lang w:val="pt-BR" w:bidi="pt-BR"/>
-        </w:rPr>
-      </w:pPr>
-      <w:r>
-        <w:rPr>
-          <w:lang w:val="pt-BR" w:bidi="pt-BR"/>
+          <w:lang w:val="pt-PT"/>
+        </w:rPr>
+      </w:pPr>
+      <w:r>
+        <w:rPr>
+          <w:lang w:val="pt-PT" w:bidi="pt-BR"/>
         </w:rPr>
         <w:t xml:space="preserve">For programado um protocolo de transfer</w:t>
       </w:r>
       <w:r>
         <w:rPr>
-          <w:lang w:val="pt-BR" w:bidi="pt-BR"/>
+          <w:lang w:val="pt-PT" w:bidi="pt-BR"/>
         </w:rPr>
         <w:t xml:space="preserve">ência de ficheiros em C e Python. Este protocolo </w:t>
       </w:r>
       <w:r>
         <w:rPr>
-          <w:lang w:val="pt-BR" w:bidi="pt-BR"/>
+          <w:lang w:val="pt-PT" w:bidi="pt-BR"/>
         </w:rPr>
         <w:t xml:space="preserve">é constituído por um Byte para desbloquear a porta, </w:t>
       </w:r>
       <w:r>
         <w:rPr>
-          <w:lang w:val="pt-BR" w:bidi="pt-BR"/>
+          <w:lang w:val="pt-PT" w:bidi="pt-BR"/>
         </w:rPr>
         <w:t xml:space="preserve">um Byte para indicar o modo, e os restantes bytes para o resto da informaç</w:t>
       </w:r>
       <w:r>
         <w:rPr>
-          <w:lang w:val="pt-BR" w:bidi="pt-BR"/>
+          <w:lang w:val="pt-PT" w:bidi="pt-BR"/>
         </w:rPr>
         <w:t xml:space="preserve">ão.</w:t>
         <w:br/>
@@ -977,42 +985,42 @@
       </w:r>
       <w:r>
         <w:rPr>
-          <w:lang w:val="pt-BR" w:bidi="pt-BR"/>
+          <w:lang w:val="pt-PT" w:bidi="pt-BR"/>
         </w:rPr>
         <w:t xml:space="preserve"> um cliente </w:t>
       </w:r>
       <w:r>
         <w:rPr>
-          <w:lang w:val="pt-BR" w:bidi="pt-BR"/>
+          <w:lang w:val="pt-PT" w:bidi="pt-BR"/>
         </w:rPr>
         <w:t xml:space="preserve">é conectado atrav</w:t>
       </w:r>
       <w:r>
         <w:rPr>
-          <w:lang w:val="pt-BR" w:bidi="pt-BR"/>
+          <w:lang w:val="pt-PT" w:bidi="pt-BR"/>
         </w:rPr>
         <w:t xml:space="preserve">és de um t</w:t>
       </w:r>
       <w:r>
         <w:rPr>
-          <w:lang w:val="pt-BR" w:bidi="pt-BR"/>
+          <w:lang w:val="pt-PT" w:bidi="pt-BR"/>
         </w:rPr>
         <w:t xml:space="preserve">únel e o segundo Byte indica o modo que o cliente est</w:t>
       </w:r>
       <w:r>
         <w:rPr>
-          <w:lang w:val="pt-BR" w:bidi="pt-BR"/>
+          <w:lang w:val="pt-PT" w:bidi="pt-BR"/>
         </w:rPr>
         <w:t xml:space="preserve">á a requisitar.</w:t>
       </w:r>
       <w:r>
         <w:rPr>
-          <w:lang w:val="pt-BR" w:bidi="pt-BR"/>
-        </w:rPr>
-      </w:r>
-      <w:r>
-        <w:rPr>
-          <w:lang w:val="pt-BR" w:bidi="pt-BR"/>
+          <w:lang w:val="pt-PT" w:bidi="pt-BR"/>
+        </w:rPr>
+      </w:r>
+      <w:r>
+        <w:rPr>
+          <w:lang w:val="pt-PT"/>
         </w:rPr>
       </w:r>
     </w:p>
@@ -1022,63 +1030,63 @@
         <w:spacing/>
         <w:ind/>
         <w:rPr>
-          <w:lang w:val="pt-BR" w:bidi="pt-BR"/>
-        </w:rPr>
-      </w:pPr>
-      <w:r>
-        <w:rPr>
-          <w:lang w:val="pt-BR" w:bidi="pt-BR"/>
+          <w:lang w:val="pt-PT"/>
+        </w:rPr>
+      </w:pPr>
+      <w:r>
+        <w:rPr>
+          <w:lang w:val="pt-PT" w:bidi="pt-BR"/>
         </w:rPr>
         <w:t xml:space="preserve">Os seguintes modos j</w:t>
       </w:r>
       <w:r>
         <w:rPr>
-          <w:lang w:val="pt-BR" w:bidi="pt-BR"/>
+          <w:lang w:val="pt-PT" w:bidi="pt-BR"/>
         </w:rPr>
         <w:t xml:space="preserve">á foram implementados:</w:t>
       </w:r>
       <w:r>
         <w:rPr>
-          <w:lang w:val="pt-BR" w:bidi="pt-BR"/>
-        </w:rPr>
-      </w:r>
-      <w:r>
-        <w:rPr>
-          <w:lang w:val="pt-BR" w:bidi="pt-BR"/>
+          <w:lang w:val="pt-PT" w:bidi="pt-BR"/>
+        </w:rPr>
+      </w:r>
+      <w:r>
+        <w:rPr>
+          <w:lang w:val="pt-PT"/>
         </w:rPr>
       </w:r>
     </w:p>
     <w:p>
       <w:pPr>
-        <w:pStyle w:val="841"/>
-        <w:pBdr/>
-        <w:spacing/>
-        <w:ind/>
-        <w:rPr>
-          <w:lang w:val="pt-BR" w:bidi="pt-BR"/>
-        </w:rPr>
-      </w:pPr>
-      <w:r>
-        <w:rPr>
-          <w:highlight w:val="none"/>
-          <w:lang w:val="pt-BR" w:bidi="pt-BR"/>
-        </w:rPr>
-      </w:r>
-      <w:r>
-        <w:rPr>
-          <w:highlight w:val="none"/>
-          <w:lang w:val="pt-BR" w:bidi="pt-BR"/>
+        <w:pStyle w:val="845"/>
+        <w:pBdr/>
+        <w:spacing/>
+        <w:ind/>
+        <w:rPr>
+          <w:lang w:val="pt-PT"/>
+        </w:rPr>
+      </w:pPr>
+      <w:r>
+        <w:rPr>
+          <w:highlight w:val="none"/>
+          <w:lang w:val="pt-PT" w:bidi="pt-PT"/>
+        </w:rPr>
+      </w:r>
+      <w:r>
+        <w:rPr>
+          <w:highlight w:val="none"/>
+          <w:lang w:val="pt-PT" w:bidi="pt-BR"/>
         </w:rPr>
         <w:t xml:space="preserve">Modo Download</w:t>
       </w:r>
       <w:r>
         <w:rPr>
-          <w:lang w:val="pt-BR" w:bidi="pt-BR"/>
-        </w:rPr>
-      </w:r>
-      <w:r>
-        <w:rPr>
-          <w:lang w:val="pt-BR" w:bidi="pt-BR"/>
+          <w:lang w:val="pt-PT" w:bidi="pt-BR"/>
+        </w:rPr>
+      </w:r>
+      <w:r>
+        <w:rPr>
+          <w:lang w:val="pt-PT"/>
         </w:rPr>
       </w:r>
     </w:p>
@@ -1091,23 +1099,23 @@
           <w:bCs w:val="0"/>
           <w:i w:val="0"/>
           <w:highlight w:val="none"/>
-          <w:lang w:val="pt-BR" w:bidi="pt-BR"/>
-        </w:rPr>
-      </w:pPr>
-      <w:r>
-        <w:rPr>
-          <w:lang w:val="pt-BR" w:bidi="pt-BR"/>
-        </w:rPr>
-      </w:r>
-      <w:r>
-        <w:rPr>
-          <w:lang w:val="pt-BR" w:bidi="pt-BR"/>
+          <w:lang w:val="pt-PT"/>
+        </w:rPr>
+      </w:pPr>
+      <w:r>
+        <w:rPr>
+          <w:lang w:val="pt-PT" w:bidi="pt-PT"/>
+        </w:rPr>
+      </w:r>
+      <w:r>
+        <w:rPr>
+          <w:lang w:val="pt-PT" w:bidi="pt-BR"/>
         </w:rPr>
         <w:t xml:space="preserve">Se o segundo Byte recebido corresponder ao caractere ‘D’, a funç</w:t>
       </w:r>
       <w:r>
         <w:rPr>
-          <w:lang w:val="pt-BR" w:bidi="pt-BR"/>
+          <w:lang w:val="pt-PT" w:bidi="pt-BR"/>
         </w:rPr>
         <w:t xml:space="preserve">ão </w:t>
       </w:r>
@@ -1115,19 +1123,19 @@
         <w:rPr>
           <w:i/>
           <w:iCs/>
-          <w:lang w:val="pt-BR" w:bidi="pt-BR"/>
+          <w:lang w:val="pt-PT" w:bidi="pt-BR"/>
         </w:rPr>
         <w:t xml:space="preserve">handle_download</w:t>
       </w:r>
       <w:r>
         <w:rPr>
-          <w:lang w:val="pt-BR" w:bidi="pt-BR"/>
+          <w:lang w:val="pt-PT" w:bidi="pt-BR"/>
         </w:rPr>
         <w:t xml:space="preserve"> </w:t>
       </w:r>
       <w:r>
         <w:rPr>
-          <w:lang w:val="pt-BR" w:bidi="pt-BR"/>
+          <w:lang w:val="pt-PT" w:bidi="pt-BR"/>
         </w:rPr>
         <w:t xml:space="preserve">é chamada com o </w:t>
       </w:r>
@@ -1135,7 +1143,7 @@
         <w:rPr>
           <w:i/>
           <w:iCs/>
-          <w:lang w:val="pt-BR" w:bidi="pt-BR"/>
+          <w:lang w:val="pt-PT" w:bidi="pt-BR"/>
         </w:rPr>
         <w:t xml:space="preserve">file_descriptor</w:t>
       </w:r>
@@ -1143,7 +1151,7 @@
         <w:rPr>
           <w:i w:val="0"/>
           <w:iCs w:val="0"/>
-          <w:lang w:val="pt-BR" w:bidi="pt-BR"/>
+          <w:lang w:val="pt-PT" w:bidi="pt-BR"/>
         </w:rPr>
         <w:t xml:space="preserve"> do cliente.</w:t>
       </w:r>
@@ -1151,6 +1159,8 @@
         <w:rPr>
           <w:bCs w:val="0"/>
           <w:i w:val="0"/>
+          <w:highlight w:val="none"/>
+          <w:lang w:val="pt-PT" w:bidi="pt-BR"/>
         </w:rPr>
       </w:r>
       <w:r>
@@ -1158,7 +1168,7 @@
           <w:bCs w:val="0"/>
           <w:i w:val="0"/>
           <w:highlight w:val="none"/>
-          <w:lang w:val="pt-BR" w:bidi="pt-BR"/>
+          <w:lang w:val="pt-PT"/>
         </w:rPr>
       </w:r>
     </w:p>
@@ -1171,7 +1181,7 @@
           <w:bCs w:val="0"/>
           <w:i w:val="0"/>
           <w:highlight w:val="none"/>
-          <w:lang w:val="pt-BR" w:bidi="pt-BR"/>
+          <w:lang w:val="pt-PT"/>
         </w:rPr>
       </w:pPr>
       <w:r>
@@ -1179,7 +1189,7 @@
           <w:i w:val="0"/>
           <w:iCs w:val="0"/>
           <w:highlight w:val="none"/>
-          <w:lang w:val="pt-BR" w:bidi="pt-BR"/>
+          <w:lang w:val="pt-PT" w:bidi="pt-BR"/>
         </w:rPr>
         <w:t xml:space="preserve">Esta funç</w:t>
       </w:r>
@@ -1188,7 +1198,7 @@
           <w:i w:val="0"/>
           <w:iCs w:val="0"/>
           <w:highlight w:val="none"/>
-          <w:lang w:val="pt-BR" w:bidi="pt-BR"/>
+          <w:lang w:val="pt-PT" w:bidi="pt-BR"/>
         </w:rPr>
         <w:t xml:space="preserve">ão começa por </w:t>
       </w:r>
@@ -1197,7 +1207,7 @@
           <w:i w:val="0"/>
           <w:iCs w:val="0"/>
           <w:highlight w:val="none"/>
-          <w:lang w:val="pt-BR" w:bidi="pt-BR"/>
+          <w:lang w:val="pt-PT" w:bidi="pt-BR"/>
         </w:rPr>
         <w:t xml:space="preserve">extrair o caminho do ficheiro que o cliente quer descarregar do servidor e expandir “</w:t>
       </w:r>
@@ -1206,7 +1216,7 @@
           <w:i w:val="0"/>
           <w:iCs w:val="0"/>
           <w:highlight w:val="none"/>
-          <w:lang w:val="pt-BR" w:bidi="pt-BR"/>
+          <w:lang w:val="pt-PT" w:bidi="pt-BR"/>
         </w:rPr>
         <w:t xml:space="preserve">~” para a diretoria do utilizador no servidor.</w:t>
         <w:br/>
@@ -1217,7 +1227,7 @@
           <w:i w:val="0"/>
           <w:iCs w:val="0"/>
           <w:highlight w:val="none"/>
-          <w:lang w:val="pt-BR" w:bidi="pt-BR"/>
+          <w:lang w:val="pt-PT" w:bidi="pt-BR"/>
         </w:rPr>
         <w:t xml:space="preserve">é extra</w:t>
       </w:r>
@@ -1226,7 +1236,7 @@
           <w:i w:val="0"/>
           <w:iCs w:val="0"/>
           <w:highlight w:val="none"/>
-          <w:lang w:val="pt-BR" w:bidi="pt-BR"/>
+          <w:lang w:val="pt-PT" w:bidi="pt-BR"/>
         </w:rPr>
         <w:t xml:space="preserve">ído da string para enviar para o utilizador mais tarde.</w:t>
       </w:r>
@@ -1234,6 +1244,8 @@
         <w:rPr>
           <w:bCs w:val="0"/>
           <w:i w:val="0"/>
+          <w:highlight w:val="none"/>
+          <w:lang w:val="pt-PT" w:bidi="pt-BR"/>
         </w:rPr>
       </w:r>
       <w:r>
@@ -1241,7 +1253,7 @@
           <w:bCs w:val="0"/>
           <w:i w:val="0"/>
           <w:highlight w:val="none"/>
-          <w:lang w:val="pt-BR" w:bidi="pt-BR"/>
+          <w:lang w:val="pt-PT"/>
         </w:rPr>
       </w:r>
     </w:p>
@@ -1254,7 +1266,7 @@
           <w:bCs w:val="0"/>
           <w:i w:val="0"/>
           <w:highlight w:val="none"/>
-          <w:lang w:val="pt-BR" w:bidi="pt-BR"/>
+          <w:lang w:val="pt-PT"/>
         </w:rPr>
       </w:pPr>
       <w:r>
@@ -1262,7 +1274,7 @@
           <w:i w:val="0"/>
           <w:iCs w:val="0"/>
           <w:highlight w:val="none"/>
-          <w:lang w:val="pt-BR" w:bidi="pt-BR"/>
+          <w:lang w:val="pt-PT" w:bidi="pt-PT"/>
         </w:rPr>
       </w:r>
       <w:r>
@@ -1270,7 +1282,7 @@
           <w:i w:val="0"/>
           <w:iCs w:val="0"/>
           <w:highlight w:val="none"/>
-          <w:lang w:val="pt-BR" w:bidi="pt-BR"/>
+          <w:lang w:val="pt-PT" w:bidi="pt-BR"/>
         </w:rPr>
         <w:t xml:space="preserve">Por fim, o ficheiro </w:t>
       </w:r>
@@ -1279,7 +1291,7 @@
           <w:i w:val="0"/>
           <w:iCs w:val="0"/>
           <w:highlight w:val="none"/>
-          <w:lang w:val="pt-BR" w:bidi="pt-BR"/>
+          <w:lang w:val="pt-PT" w:bidi="pt-BR"/>
         </w:rPr>
         <w:t xml:space="preserve">é aberto atrav</w:t>
       </w:r>
@@ -1288,7 +1300,7 @@
           <w:i w:val="0"/>
           <w:iCs w:val="0"/>
           <w:highlight w:val="none"/>
-          <w:lang w:val="pt-BR" w:bidi="pt-BR"/>
+          <w:lang w:val="pt-PT" w:bidi="pt-BR"/>
         </w:rPr>
         <w:t xml:space="preserve">és de uma stream de leitura em modo bin</w:t>
       </w:r>
@@ -1297,7 +1309,7 @@
           <w:i w:val="0"/>
           <w:iCs w:val="0"/>
           <w:highlight w:val="none"/>
-          <w:lang w:val="pt-BR" w:bidi="pt-BR"/>
+          <w:lang w:val="pt-PT" w:bidi="pt-BR"/>
         </w:rPr>
         <w:t xml:space="preserve">ário e se tudo correr bem, </w:t>
       </w:r>
@@ -1306,7 +1318,7 @@
           <w:i w:val="0"/>
           <w:iCs w:val="0"/>
           <w:highlight w:val="none"/>
-          <w:lang w:val="pt-BR" w:bidi="pt-BR"/>
+          <w:lang w:val="pt-PT" w:bidi="pt-BR"/>
         </w:rPr>
         <w:t xml:space="preserve">é enviado para </w:t>
       </w:r>
@@ -1315,7 +1327,7 @@
           <w:i w:val="0"/>
           <w:iCs w:val="0"/>
           <w:highlight w:val="none"/>
-          <w:lang w:val="pt-BR" w:bidi="pt-BR"/>
+          <w:lang w:val="pt-PT" w:bidi="pt-BR"/>
         </w:rPr>
         <w:t xml:space="preserve">o cliente pela seguinte ordem:</w:t>
       </w:r>
@@ -1323,6 +1335,8 @@
         <w:rPr>
           <w:bCs w:val="0"/>
           <w:i w:val="0"/>
+          <w:highlight w:val="none"/>
+          <w:lang w:val="pt-PT" w:bidi="pt-BR"/>
         </w:rPr>
       </w:r>
       <w:r>
@@ -1330,13 +1344,13 @@
           <w:bCs w:val="0"/>
           <w:i w:val="0"/>
           <w:highlight w:val="none"/>
-          <w:lang w:val="pt-BR" w:bidi="pt-BR"/>
+          <w:lang w:val="pt-PT"/>
         </w:rPr>
       </w:r>
     </w:p>
     <w:p>
       <w:pPr>
-        <w:pStyle w:val="902"/>
+        <w:pStyle w:val="906"/>
         <w:numPr>
           <w:ilvl w:val="0"/>
           <w:numId w:val="1"/>
@@ -1348,7 +1362,7 @@
           <w:bCs w:val="0"/>
           <w:i w:val="0"/>
           <w:highlight w:val="none"/>
-          <w:lang w:val="pt-BR" w:bidi="pt-BR"/>
+          <w:lang w:val="pt-PT"/>
         </w:rPr>
       </w:pPr>
       <w:r>
@@ -1356,7 +1370,7 @@
           <w:i w:val="0"/>
           <w:iCs w:val="0"/>
           <w:highlight w:val="none"/>
-          <w:lang w:val="pt-BR" w:bidi="pt-BR"/>
+          <w:lang w:val="pt-PT" w:bidi="pt-BR"/>
         </w:rPr>
         <w:t xml:space="preserve">1 byte de Sucesso</w:t>
       </w:r>
@@ -1365,7 +1379,7 @@
           <w:bCs w:val="0"/>
           <w:i w:val="0"/>
           <w:highlight w:val="none"/>
-          <w:lang w:val="pt-BR" w:bidi="pt-BR"/>
+          <w:lang w:val="pt-PT" w:bidi="pt-BR"/>
         </w:rPr>
       </w:r>
       <w:r>
@@ -1373,13 +1387,13 @@
           <w:bCs w:val="0"/>
           <w:i w:val="0"/>
           <w:highlight w:val="none"/>
-          <w:lang w:val="pt-BR" w:bidi="pt-BR"/>
+          <w:lang w:val="pt-PT"/>
         </w:rPr>
       </w:r>
     </w:p>
     <w:p>
       <w:pPr>
-        <w:pStyle w:val="902"/>
+        <w:pStyle w:val="906"/>
         <w:numPr>
           <w:ilvl w:val="0"/>
           <w:numId w:val="1"/>
@@ -1391,7 +1405,7 @@
           <w:bCs w:val="0"/>
           <w:i w:val="0"/>
           <w:highlight w:val="none"/>
-          <w:lang w:val="pt-BR" w:bidi="pt-BR"/>
+          <w:lang w:val="pt-PT"/>
         </w:rPr>
       </w:pPr>
       <w:r>
@@ -1399,7 +1413,7 @@
           <w:i w:val="0"/>
           <w:iCs w:val="0"/>
           <w:highlight w:val="none"/>
-          <w:lang w:val="pt-BR" w:bidi="pt-BR"/>
+          <w:lang w:val="pt-PT" w:bidi="pt-PT"/>
         </w:rPr>
       </w:r>
       <w:r>
@@ -1407,7 +1421,7 @@
           <w:i w:val="0"/>
           <w:iCs w:val="0"/>
           <w:highlight w:val="none"/>
-          <w:lang w:val="pt-BR" w:bidi="pt-BR"/>
+          <w:lang w:val="pt-PT" w:bidi="pt-BR"/>
         </w:rPr>
         <w:t xml:space="preserve">4 bytes com o tamanho do nome do ficheiro</w:t>
       </w:r>
@@ -1416,7 +1430,7 @@
           <w:bCs w:val="0"/>
           <w:i w:val="0"/>
           <w:highlight w:val="none"/>
-          <w:lang w:val="pt-BR" w:bidi="pt-BR"/>
+          <w:lang w:val="pt-PT" w:bidi="pt-BR"/>
         </w:rPr>
       </w:r>
       <w:r>
@@ -1424,13 +1438,13 @@
           <w:bCs w:val="0"/>
           <w:i w:val="0"/>
           <w:highlight w:val="none"/>
-          <w:lang w:val="pt-BR" w:bidi="pt-BR"/>
+          <w:lang w:val="pt-PT"/>
         </w:rPr>
       </w:r>
     </w:p>
     <w:p>
       <w:pPr>
-        <w:pStyle w:val="902"/>
+        <w:pStyle w:val="906"/>
         <w:numPr>
           <w:ilvl w:val="0"/>
           <w:numId w:val="1"/>
@@ -1442,7 +1456,7 @@
           <w:bCs w:val="0"/>
           <w:i w:val="0"/>
           <w:highlight w:val="none"/>
-          <w:lang w:val="pt-BR" w:bidi="pt-BR"/>
+          <w:lang w:val="pt-PT"/>
         </w:rPr>
       </w:pPr>
       <w:r>
@@ -1450,7 +1464,7 @@
           <w:i w:val="0"/>
           <w:iCs w:val="0"/>
           <w:highlight w:val="none"/>
-          <w:lang w:val="pt-BR" w:bidi="pt-BR"/>
+          <w:lang w:val="pt-PT" w:bidi="pt-BR"/>
         </w:rPr>
         <w:t xml:space="preserve">O nome do ficheiro</w:t>
       </w:r>
@@ -1459,7 +1473,7 @@
           <w:bCs w:val="0"/>
           <w:i w:val="0"/>
           <w:highlight w:val="none"/>
-          <w:lang w:val="pt-BR" w:bidi="pt-BR"/>
+          <w:lang w:val="pt-PT" w:bidi="pt-BR"/>
         </w:rPr>
       </w:r>
       <w:r>
@@ -1467,13 +1481,13 @@
           <w:bCs w:val="0"/>
           <w:i w:val="0"/>
           <w:highlight w:val="none"/>
-          <w:lang w:val="pt-BR" w:bidi="pt-BR"/>
+          <w:lang w:val="pt-PT"/>
         </w:rPr>
       </w:r>
     </w:p>
     <w:p>
       <w:pPr>
-        <w:pStyle w:val="902"/>
+        <w:pStyle w:val="906"/>
         <w:numPr>
           <w:ilvl w:val="0"/>
           <w:numId w:val="1"/>
@@ -1485,7 +1499,7 @@
           <w:bCs w:val="0"/>
           <w:i w:val="0"/>
           <w:highlight w:val="none"/>
-          <w:lang w:val="pt-BR" w:bidi="pt-BR"/>
+          <w:lang w:val="pt-PT"/>
         </w:rPr>
       </w:pPr>
       <w:r>
@@ -1493,7 +1507,7 @@
           <w:i w:val="0"/>
           <w:iCs w:val="0"/>
           <w:highlight w:val="none"/>
-          <w:lang w:val="pt-BR" w:bidi="pt-BR"/>
+          <w:lang w:val="pt-PT" w:bidi="pt-BR"/>
         </w:rPr>
         <w:t xml:space="preserve">Os conte</w:t>
       </w:r>
@@ -1502,7 +1516,7 @@
           <w:i w:val="0"/>
           <w:iCs w:val="0"/>
           <w:highlight w:val="none"/>
-          <w:lang w:val="pt-BR" w:bidi="pt-BR"/>
+          <w:lang w:val="pt-PT" w:bidi="pt-BR"/>
         </w:rPr>
         <w:t xml:space="preserve">údos do ficheiro terminados com ‘\0’</w:t>
       </w:r>
@@ -1511,35 +1525,43 @@
           <w:bCs w:val="0"/>
           <w:i w:val="0"/>
           <w:highlight w:val="none"/>
-          <w:lang w:val="pt-BR" w:bidi="pt-BR"/>
+          <w:lang w:val="pt-PT" w:bidi="pt-BR"/>
+        </w:rPr>
+      </w:r>
+      <w:r>
+        <w:rPr>
+          <w:bCs w:val="0"/>
+          <w:i w:val="0"/>
+          <w:highlight w:val="none"/>
+          <w:lang w:val="pt-PT"/>
         </w:rPr>
       </w:r>
     </w:p>
     <w:p>
       <w:pPr>
-        <w:pStyle w:val="841"/>
-        <w:pBdr/>
-        <w:spacing/>
-        <w:ind/>
-        <w:rPr>
-          <w:lang w:val="pt-BR" w:bidi="pt-BR"/>
-        </w:rPr>
-      </w:pPr>
-      <w:r>
-        <w:rPr>
-          <w:highlight w:val="none"/>
-          <w:lang w:val="pt-BR" w:bidi="pt-BR"/>
+        <w:pStyle w:val="845"/>
+        <w:pBdr/>
+        <w:spacing/>
+        <w:ind/>
+        <w:rPr>
+          <w:lang w:val="pt-PT"/>
+        </w:rPr>
+      </w:pPr>
+      <w:r>
+        <w:rPr>
+          <w:highlight w:val="none"/>
+          <w:lang w:val="pt-PT" w:bidi="pt-BR"/>
         </w:rPr>
         <w:t xml:space="preserve">Modo Upload</w:t>
       </w:r>
       <w:r>
         <w:rPr>
-          <w:lang w:val="pt-BR" w:bidi="pt-BR"/>
-        </w:rPr>
-      </w:r>
-      <w:r>
-        <w:rPr>
-          <w:lang w:val="pt-BR" w:bidi="pt-BR"/>
+          <w:lang w:val="pt-PT" w:bidi="pt-BR"/>
+        </w:rPr>
+      </w:r>
+      <w:r>
+        <w:rPr>
+          <w:lang w:val="pt-PT"/>
         </w:rPr>
       </w:r>
     </w:p>
@@ -1552,23 +1574,23 @@
           <w:bCs w:val="0"/>
           <w:i w:val="0"/>
           <w:highlight w:val="none"/>
-          <w:lang w:val="pt-BR" w:bidi="pt-BR"/>
-        </w:rPr>
-      </w:pPr>
-      <w:r>
-        <w:rPr>
-          <w:lang w:val="pt-BR" w:bidi="pt-BR"/>
-        </w:rPr>
-      </w:r>
-      <w:r>
-        <w:rPr>
-          <w:lang w:val="pt-BR" w:bidi="pt-BR"/>
+          <w:lang w:val="pt-PT"/>
+        </w:rPr>
+      </w:pPr>
+      <w:r>
+        <w:rPr>
+          <w:lang w:val="pt-PT" w:bidi="pt-PT"/>
+        </w:rPr>
+      </w:r>
+      <w:r>
+        <w:rPr>
+          <w:lang w:val="pt-PT" w:bidi="pt-BR"/>
         </w:rPr>
         <w:t xml:space="preserve">Se o segundo Byte recebido corresponder ao caractere ‘U’, a funç</w:t>
       </w:r>
       <w:r>
         <w:rPr>
-          <w:lang w:val="pt-BR" w:bidi="pt-BR"/>
+          <w:lang w:val="pt-PT" w:bidi="pt-BR"/>
         </w:rPr>
         <w:t xml:space="preserve">ão </w:t>
       </w:r>
@@ -1576,13 +1598,13 @@
         <w:rPr>
           <w:i/>
           <w:iCs/>
-          <w:lang w:val="pt-BR" w:bidi="pt-BR"/>
+          <w:lang w:val="pt-PT" w:bidi="pt-BR"/>
         </w:rPr>
         <w:t xml:space="preserve">handle_upload </w:t>
       </w:r>
       <w:r>
         <w:rPr>
-          <w:lang w:val="pt-BR" w:bidi="pt-BR"/>
+          <w:lang w:val="pt-PT" w:bidi="pt-BR"/>
         </w:rPr>
         <w:t xml:space="preserve">é chamada com o </w:t>
       </w:r>
@@ -1590,7 +1612,7 @@
         <w:rPr>
           <w:i/>
           <w:iCs/>
-          <w:lang w:val="pt-BR" w:bidi="pt-BR"/>
+          <w:lang w:val="pt-PT" w:bidi="pt-BR"/>
         </w:rPr>
         <w:t xml:space="preserve">file_descriptor</w:t>
       </w:r>
@@ -1598,7 +1620,7 @@
         <w:rPr>
           <w:i w:val="0"/>
           <w:iCs w:val="0"/>
-          <w:lang w:val="pt-BR" w:bidi="pt-BR"/>
+          <w:lang w:val="pt-PT" w:bidi="pt-BR"/>
         </w:rPr>
         <w:t xml:space="preserve"> do cliente.</w:t>
       </w:r>
@@ -1607,7 +1629,7 @@
           <w:bCs w:val="0"/>
           <w:i w:val="0"/>
           <w:highlight w:val="none"/>
-          <w:lang w:val="pt-BR" w:bidi="pt-BR"/>
+          <w:lang w:val="pt-PT" w:bidi="pt-BR"/>
         </w:rPr>
       </w:r>
       <w:r>
@@ -1615,7 +1637,7 @@
           <w:bCs w:val="0"/>
           <w:i w:val="0"/>
           <w:highlight w:val="none"/>
-          <w:lang w:val="pt-BR" w:bidi="pt-BR"/>
+          <w:lang w:val="pt-PT"/>
         </w:rPr>
       </w:r>
     </w:p>
@@ -1628,12 +1650,12 @@
           <w:bCs w:val="0"/>
           <w:i w:val="0"/>
           <w:highlight w:val="none"/>
-          <w:lang w:val="pt-BR" w:bidi="pt-BR"/>
-        </w:rPr>
-      </w:pPr>
-      <w:r>
-        <w:rPr>
-          <w:lang w:val="pt-BR" w:bidi="pt-BR"/>
+          <w:lang w:val="pt-PT"/>
+        </w:rPr>
+      </w:pPr>
+      <w:r>
+        <w:rPr>
+          <w:lang w:val="pt-PT" w:bidi="pt-PT"/>
         </w:rPr>
       </w:r>
       <w:r>
@@ -1641,7 +1663,7 @@
           <w:i w:val="0"/>
           <w:iCs w:val="0"/>
           <w:highlight w:val="none"/>
-          <w:lang w:val="pt-BR" w:bidi="pt-BR"/>
+          <w:lang w:val="pt-PT" w:bidi="pt-BR"/>
         </w:rPr>
         <w:t xml:space="preserve">Esta funç</w:t>
       </w:r>
@@ -1650,7 +1672,7 @@
           <w:i w:val="0"/>
           <w:iCs w:val="0"/>
           <w:highlight w:val="none"/>
-          <w:lang w:val="pt-BR" w:bidi="pt-BR"/>
+          <w:lang w:val="pt-PT" w:bidi="pt-BR"/>
         </w:rPr>
         <w:t xml:space="preserve">ão começa por </w:t>
       </w:r>
@@ -1659,7 +1681,7 @@
           <w:i w:val="0"/>
           <w:iCs w:val="0"/>
           <w:highlight w:val="none"/>
-          <w:lang w:val="pt-BR" w:bidi="pt-BR"/>
+          <w:lang w:val="pt-PT" w:bidi="pt-BR"/>
         </w:rPr>
         <w:t xml:space="preserve">extrair o caminho para onde o cliente quer guardar o seu ficheiro no servidor e expandir “</w:t>
       </w:r>
@@ -1668,7 +1690,7 @@
           <w:i w:val="0"/>
           <w:iCs w:val="0"/>
           <w:highlight w:val="none"/>
-          <w:lang w:val="pt-BR" w:bidi="pt-BR"/>
+          <w:lang w:val="pt-PT" w:bidi="pt-BR"/>
         </w:rPr>
         <w:t xml:space="preserve">~” para a diretoria do utilizador no servidor.</w:t>
         <w:br/>
@@ -1679,7 +1701,7 @@
           <w:i w:val="0"/>
           <w:iCs w:val="0"/>
           <w:highlight w:val="none"/>
-          <w:lang w:val="pt-BR" w:bidi="pt-BR"/>
+          <w:lang w:val="pt-PT" w:bidi="pt-BR"/>
         </w:rPr>
         <w:t xml:space="preserve">ão existir, ela ser</w:t>
       </w:r>
@@ -1688,7 +1710,7 @@
           <w:i w:val="0"/>
           <w:iCs w:val="0"/>
           <w:highlight w:val="none"/>
-          <w:lang w:val="pt-BR" w:bidi="pt-BR"/>
+          <w:lang w:val="pt-PT" w:bidi="pt-BR"/>
         </w:rPr>
         <w:t xml:space="preserve">á criada juntamente com quaisquer outras diretorias necess</w:t>
       </w:r>
@@ -1697,7 +1719,7 @@
           <w:i w:val="0"/>
           <w:iCs w:val="0"/>
           <w:highlight w:val="none"/>
-          <w:lang w:val="pt-BR" w:bidi="pt-BR"/>
+          <w:lang w:val="pt-PT" w:bidi="pt-BR"/>
         </w:rPr>
         <w:t xml:space="preserve">árias.</w:t>
         <w:br/>
@@ -1708,7 +1730,7 @@
           <w:i w:val="0"/>
           <w:iCs w:val="0"/>
           <w:highlight w:val="none"/>
-          <w:lang w:val="pt-BR" w:bidi="pt-BR"/>
+          <w:lang w:val="pt-PT" w:bidi="pt-BR"/>
         </w:rPr>
         <w:t xml:space="preserve">~/Documents/ficheiros_importantes/ficheiro.txt, e a pasta Documents n</w:t>
       </w:r>
@@ -1717,7 +1739,7 @@
           <w:i w:val="0"/>
           <w:iCs w:val="0"/>
           <w:highlight w:val="none"/>
-          <w:lang w:val="pt-BR" w:bidi="pt-BR"/>
+          <w:lang w:val="pt-PT" w:bidi="pt-BR"/>
         </w:rPr>
         <w:t xml:space="preserve">ão existir, ambas as pastas ser</w:t>
       </w:r>
@@ -1726,7 +1748,7 @@
           <w:i w:val="0"/>
           <w:iCs w:val="0"/>
           <w:highlight w:val="none"/>
-          <w:lang w:val="pt-BR" w:bidi="pt-BR"/>
+          <w:lang w:val="pt-PT" w:bidi="pt-BR"/>
         </w:rPr>
         <w:t xml:space="preserve">ão criadas)</w:t>
       </w:r>
@@ -1735,7 +1757,7 @@
           <w:bCs w:val="0"/>
           <w:i w:val="0"/>
           <w:highlight w:val="none"/>
-          <w:lang w:val="pt-BR" w:bidi="pt-BR"/>
+          <w:lang w:val="pt-PT" w:bidi="pt-BR"/>
         </w:rPr>
       </w:r>
       <w:r>
@@ -1743,7 +1765,7 @@
           <w:bCs w:val="0"/>
           <w:i w:val="0"/>
           <w:highlight w:val="none"/>
-          <w:lang w:val="pt-BR" w:bidi="pt-BR"/>
+          <w:lang w:val="pt-PT"/>
         </w:rPr>
       </w:r>
     </w:p>
@@ -1756,7 +1778,7 @@
           <w:bCs w:val="0"/>
           <w:i w:val="0"/>
           <w:highlight w:val="none"/>
-          <w:lang w:val="pt-BR" w:bidi="pt-BR"/>
+          <w:lang w:val="pt-PT"/>
         </w:rPr>
       </w:pPr>
       <w:r>
@@ -1764,7 +1786,7 @@
           <w:i w:val="0"/>
           <w:iCs w:val="0"/>
           <w:highlight w:val="none"/>
-          <w:lang w:val="pt-BR" w:bidi="pt-BR"/>
+          <w:lang w:val="pt-PT" w:bidi="pt-PT"/>
         </w:rPr>
       </w:r>
       <w:r>
@@ -1772,7 +1794,7 @@
           <w:i w:val="0"/>
           <w:iCs w:val="0"/>
           <w:highlight w:val="none"/>
-          <w:lang w:val="pt-BR" w:bidi="pt-BR"/>
+          <w:lang w:val="pt-PT" w:bidi="pt-BR"/>
         </w:rPr>
         <w:t xml:space="preserve">Por fim, o ficheiro </w:t>
       </w:r>
@@ -1781,7 +1803,7 @@
           <w:i w:val="0"/>
           <w:iCs w:val="0"/>
           <w:highlight w:val="none"/>
-          <w:lang w:val="pt-BR" w:bidi="pt-BR"/>
+          <w:lang w:val="pt-PT" w:bidi="pt-BR"/>
         </w:rPr>
         <w:t xml:space="preserve">é aberto para escrita no modo bin</w:t>
       </w:r>
@@ -1790,7 +1812,7 @@
           <w:i w:val="0"/>
           <w:iCs w:val="0"/>
           <w:highlight w:val="none"/>
-          <w:lang w:val="pt-BR" w:bidi="pt-BR"/>
+          <w:lang w:val="pt-PT" w:bidi="pt-BR"/>
         </w:rPr>
         <w:t xml:space="preserve">ário, se o ficheiro j</w:t>
       </w:r>
@@ -1799,7 +1821,7 @@
           <w:i w:val="0"/>
           <w:iCs w:val="0"/>
           <w:highlight w:val="none"/>
-          <w:lang w:val="pt-BR" w:bidi="pt-BR"/>
+          <w:lang w:val="pt-PT" w:bidi="pt-BR"/>
         </w:rPr>
         <w:t xml:space="preserve">á existir, o mesmo ser</w:t>
       </w:r>
@@ -1808,7 +1830,7 @@
           <w:i w:val="0"/>
           <w:iCs w:val="0"/>
           <w:highlight w:val="none"/>
-          <w:lang w:val="pt-BR" w:bidi="pt-BR"/>
+          <w:lang w:val="pt-PT" w:bidi="pt-BR"/>
         </w:rPr>
         <w:t xml:space="preserve">á truncado, e </w:t>
       </w:r>
@@ -1817,7 +1839,7 @@
           <w:i w:val="0"/>
           <w:iCs w:val="0"/>
           <w:highlight w:val="none"/>
-          <w:lang w:val="pt-BR" w:bidi="pt-BR"/>
+          <w:lang w:val="pt-PT" w:bidi="pt-BR"/>
         </w:rPr>
         <w:t xml:space="preserve">é recebido na totalidade at</w:t>
       </w:r>
@@ -1826,7 +1848,7 @@
           <w:i w:val="0"/>
           <w:iCs w:val="0"/>
           <w:highlight w:val="none"/>
-          <w:lang w:val="pt-BR" w:bidi="pt-BR"/>
+          <w:lang w:val="pt-PT" w:bidi="pt-BR"/>
         </w:rPr>
         <w:t xml:space="preserve">é que a conex</w:t>
       </w:r>
@@ -1835,52 +1857,262 @@
           <w:i w:val="0"/>
           <w:iCs w:val="0"/>
           <w:highlight w:val="none"/>
-          <w:lang w:val="pt-BR" w:bidi="pt-BR"/>
+          <w:lang w:val="pt-PT" w:bidi="pt-BR"/>
         </w:rPr>
         <w:t xml:space="preserve">ão seja interrompida pelo cliente.</w:t>
+      </w:r>
+      <w:r>
+        <w:rPr>
+          <w:bCs w:val="0"/>
+          <w:i w:val="0"/>
+          <w:highlight w:val="none"/>
+          <w:lang w:val="pt-PT" w:bidi="pt-BR"/>
+        </w:rPr>
+      </w:r>
+      <w:r>
+        <w:rPr>
+          <w:bCs w:val="0"/>
+          <w:i w:val="0"/>
+          <w:highlight w:val="none"/>
+          <w:lang w:val="pt-PT"/>
+        </w:rPr>
+      </w:r>
+    </w:p>
+    <w:p>
+      <w:pPr>
+        <w:pStyle w:val="845"/>
+        <w:pBdr/>
+        <w:spacing/>
+        <w:ind/>
+        <w:rPr>
+          <w:lang w:val="pt-PT"/>
+        </w:rPr>
+      </w:pPr>
+      <w:r>
+        <w:rPr>
+          <w:highlight w:val="none"/>
+          <w:lang w:val="pt-PT" w:bidi="pt-BR"/>
+        </w:rPr>
+        <w:t xml:space="preserve">Modo Listagem</w:t>
+      </w:r>
+      <w:r>
+        <w:rPr>
+          <w:lang w:val="pt-PT" w:bidi="pt-BR"/>
+        </w:rPr>
+      </w:r>
+      <w:r>
+        <w:rPr>
+          <w:lang w:val="pt-PT"/>
+        </w:rPr>
+      </w:r>
+    </w:p>
+    <w:p>
+      <w:pPr>
+        <w:pBdr/>
+        <w:spacing/>
+        <w:ind/>
+        <w:rPr>
+          <w:bCs w:val="0"/>
+          <w:i w:val="0"/>
+          <w:highlight w:val="none"/>
+          <w:lang w:val="pt-PT"/>
+        </w:rPr>
+      </w:pPr>
+      <w:r>
+        <w:rPr>
+          <w:lang w:val="pt-PT" w:bidi="pt-PT"/>
+        </w:rPr>
+      </w:r>
+      <w:r>
+        <w:rPr>
+          <w:lang w:val="pt-PT" w:bidi="pt-BR"/>
+        </w:rPr>
+        <w:t xml:space="preserve">Se o segundo Byte recebido corresponder ao caractere ‘</w:t>
+      </w:r>
+      <w:r>
+        <w:rPr>
+          <w:lang w:val="pt-BR"/>
+        </w:rPr>
+        <w:t xml:space="preserve">L</w:t>
+      </w:r>
+      <w:r>
+        <w:rPr>
+          <w:lang w:val="pt-PT" w:bidi="pt-BR"/>
+        </w:rPr>
+        <w:t xml:space="preserve">’, a funç</w:t>
+      </w:r>
+      <w:r>
+        <w:rPr>
+          <w:lang w:val="pt-PT" w:bidi="pt-BR"/>
+        </w:rPr>
+        <w:t xml:space="preserve">ão </w:t>
+      </w:r>
+      <w:r>
+        <w:rPr>
+          <w:i/>
+          <w:iCs/>
+          <w:lang w:val="pt-PT" w:bidi="pt-BR"/>
+        </w:rPr>
+        <w:t xml:space="preserve">handle_</w:t>
+      </w:r>
+      <w:r>
+        <w:rPr>
+          <w:i/>
+          <w:iCs/>
+          <w:lang w:val="pt-BR"/>
+        </w:rPr>
+        <w:t xml:space="preserve">list</w:t>
+      </w:r>
+      <w:r>
+        <w:rPr>
+          <w:i/>
+          <w:iCs/>
+          <w:lang w:val="pt-BR"/>
+        </w:rPr>
+        <w:t xml:space="preserve"> </w:t>
+      </w:r>
+      <w:r>
+        <w:rPr>
+          <w:lang w:val="pt-PT" w:bidi="pt-BR"/>
+        </w:rPr>
+        <w:t xml:space="preserve">é chamada com o </w:t>
+      </w:r>
+      <w:r>
+        <w:rPr>
+          <w:i/>
+          <w:iCs/>
+          <w:lang w:val="pt-PT" w:bidi="pt-BR"/>
+        </w:rPr>
+        <w:t xml:space="preserve">file_descriptor</w:t>
       </w:r>
       <w:r>
         <w:rPr>
           <w:i w:val="0"/>
           <w:iCs w:val="0"/>
-          <w:highlight w:val="none"/>
-          <w:lang w:val="pt-BR" w:bidi="pt-BR"/>
-        </w:rPr>
+          <w:lang w:val="pt-PT" w:bidi="pt-BR"/>
+        </w:rPr>
+        <w:t xml:space="preserve"> do cliente.</w:t>
       </w:r>
       <w:r>
         <w:rPr>
           <w:bCs w:val="0"/>
           <w:i w:val="0"/>
           <w:highlight w:val="none"/>
-          <w:lang w:val="pt-BR" w:bidi="pt-BR"/>
+          <w:lang w:val="pt-PT" w:bidi="pt-BR"/>
+        </w:rPr>
+      </w:r>
+      <w:r>
+        <w:rPr>
+          <w:bCs w:val="0"/>
+          <w:i w:val="0"/>
+          <w:highlight w:val="none"/>
+          <w:lang w:val="pt-PT"/>
         </w:rPr>
       </w:r>
     </w:p>
     <w:p>
       <w:pPr>
-        <w:pStyle w:val="841"/>
-        <w:pBdr/>
-        <w:spacing/>
-        <w:ind/>
-        <w:rPr>
-          <w:lang w:val="pt-BR" w:bidi="pt-BR"/>
-        </w:rPr>
-      </w:pPr>
-      <w:r>
-        <w:rPr>
-          <w:highlight w:val="none"/>
-          <w:lang w:val="pt-BR" w:bidi="pt-BR"/>
-        </w:rPr>
-        <w:t xml:space="preserve">Modo Listagem</w:t>
-      </w:r>
-      <w:r>
-        <w:rPr>
-          <w:lang w:val="pt-BR" w:bidi="pt-BR"/>
-        </w:rPr>
-      </w:r>
-      <w:r>
-        <w:rPr>
-          <w:lang w:val="pt-BR" w:bidi="pt-BR"/>
+        <w:pBdr/>
+        <w:spacing/>
+        <w:ind/>
+        <w:rPr>
+          <w:bCs w:val="0"/>
+          <w:i w:val="0"/>
+          <w:highlight w:val="none"/>
+          <w:lang w:val="pt-PT"/>
+        </w:rPr>
+      </w:pPr>
+      <w:r>
+        <w:rPr>
+          <w:lang w:val="pt-PT" w:bidi="pt-PT"/>
+        </w:rPr>
+      </w:r>
+      <w:r>
+        <w:rPr>
+          <w:i w:val="0"/>
+          <w:iCs w:val="0"/>
+          <w:highlight w:val="none"/>
+          <w:lang w:val="pt-PT" w:bidi="pt-BR"/>
+        </w:rPr>
+        <w:t xml:space="preserve">Esta funç</w:t>
+      </w:r>
+      <w:r>
+        <w:rPr>
+          <w:i w:val="0"/>
+          <w:iCs w:val="0"/>
+          <w:highlight w:val="none"/>
+          <w:lang w:val="pt-PT" w:bidi="pt-BR"/>
+        </w:rPr>
+        <w:t xml:space="preserve">ão começa por </w:t>
+      </w:r>
+      <w:r>
+        <w:rPr>
+          <w:i w:val="0"/>
+          <w:iCs w:val="0"/>
+          <w:highlight w:val="none"/>
+          <w:lang w:val="pt-PT" w:bidi="pt-BR"/>
+        </w:rPr>
+        <w:t xml:space="preserve">extrair o caminho </w:t>
+      </w:r>
+      <w:r>
+        <w:rPr>
+          <w:i w:val="0"/>
+          <w:iCs w:val="0"/>
+          <w:highlight w:val="none"/>
+          <w:lang w:val="pt-BR"/>
+        </w:rPr>
+        <w:t xml:space="preserve">que </w:t>
+      </w:r>
+      <w:r>
+        <w:rPr>
+          <w:i w:val="0"/>
+          <w:iCs w:val="0"/>
+          <w:highlight w:val="none"/>
+          <w:lang w:val="pt-PT" w:bidi="pt-BR"/>
+        </w:rPr>
+        <w:t xml:space="preserve">o cliente quer </w:t>
+      </w:r>
+      <w:r>
+        <w:rPr>
+          <w:i w:val="0"/>
+          <w:iCs w:val="0"/>
+          <w:highlight w:val="none"/>
+          <w:lang w:val="pt-BR"/>
+        </w:rPr>
+        <w:t xml:space="preserve">listar </w:t>
+      </w:r>
+      <w:r>
+        <w:rPr>
+          <w:i w:val="0"/>
+          <w:iCs w:val="0"/>
+          <w:highlight w:val="none"/>
+          <w:lang w:val="pt-PT" w:bidi="pt-BR"/>
+        </w:rPr>
+        <w:t xml:space="preserve">no servidor e expandir “</w:t>
+      </w:r>
+      <w:r>
+        <w:rPr>
+          <w:i w:val="0"/>
+          <w:iCs w:val="0"/>
+          <w:highlight w:val="none"/>
+          <w:lang w:val="pt-PT" w:bidi="pt-BR"/>
+        </w:rPr>
+        <w:t xml:space="preserve">~” para a diretoria do utilizador no servidor.</w:t>
+      </w:r>
+      <w:r>
+        <w:rPr>
+          <w:bCs w:val="0"/>
+          <w:i w:val="0"/>
+          <w:highlight w:val="none"/>
+          <w:lang w:val="pt-PT" w:bidi="pt-BR"/>
+        </w:rPr>
+      </w:r>
+      <w:r>
+        <w:rPr>
+          <w:bCs w:val="0"/>
+          <w:i w:val="0"/>
+          <w:highlight w:val="none"/>
+          <w:lang w:val="pt-PT"/>
         </w:rPr>
       </w:r>
     </w:p>
@@ -1893,62 +2125,42 @@
           <w:bCs w:val="0"/>
           <w:i w:val="0"/>
           <w:highlight w:val="none"/>
-          <w:lang w:val="pt-BR" w:bidi="pt-BR"/>
-        </w:rPr>
-      </w:pPr>
-      <w:r>
-        <w:rPr>
-          <w:lang w:val="pt-BR" w:bidi="pt-BR"/>
-        </w:rPr>
-      </w:r>
-      <w:r>
-        <w:rPr>
-          <w:lang w:val="pt-BR" w:bidi="pt-BR"/>
-        </w:rPr>
-        <w:t xml:space="preserve">Se o segundo Byte recebido corresponder ao caractere ‘U’, a funç</w:t>
-      </w:r>
-      <w:r>
-        <w:rPr>
-          <w:lang w:val="pt-BR" w:bidi="pt-BR"/>
-        </w:rPr>
-        <w:t xml:space="preserve">ão </w:t>
-      </w:r>
-      <w:r>
-        <w:rPr>
-          <w:i/>
-          <w:iCs/>
-          <w:lang w:val="pt-BR" w:bidi="pt-BR"/>
-        </w:rPr>
-        <w:t xml:space="preserve">handle_upload </w:t>
-      </w:r>
-      <w:r>
-        <w:rPr>
-          <w:lang w:val="pt-BR" w:bidi="pt-BR"/>
-        </w:rPr>
-        <w:t xml:space="preserve">é chamada com o </w:t>
-      </w:r>
-      <w:r>
-        <w:rPr>
-          <w:i/>
-          <w:iCs/>
-          <w:lang w:val="pt-BR" w:bidi="pt-BR"/>
-        </w:rPr>
-        <w:t xml:space="preserve">file_descriptor</w:t>
-      </w:r>
+          <w:lang w:val="pt-PT"/>
+        </w:rPr>
+      </w:pPr>
       <w:r>
         <w:rPr>
           <w:i w:val="0"/>
           <w:iCs w:val="0"/>
-          <w:lang w:val="pt-BR" w:bidi="pt-BR"/>
-        </w:rPr>
-        <w:t xml:space="preserve"> do cliente.</w:t>
+          <w:highlight w:val="none"/>
+          <w:lang w:val="pt-PT" w:bidi="pt-BR"/>
+        </w:rPr>
+        <w:t xml:space="preserve">A diretoria fornecida </w:t>
+      </w:r>
+      <w:r>
+        <w:rPr>
+          <w:i w:val="0"/>
+          <w:iCs w:val="0"/>
+          <w:highlight w:val="none"/>
+          <w:lang w:val="pt-PT" w:bidi="pt-BR"/>
+        </w:rPr>
+        <w:t xml:space="preserve">é aberta para leitura, um byte de sucesso </w:t>
+      </w:r>
+      <w:r>
+        <w:rPr>
+          <w:i w:val="0"/>
+          <w:iCs w:val="0"/>
+          <w:highlight w:val="none"/>
+          <w:lang w:val="pt-PT" w:bidi="pt-BR"/>
+        </w:rPr>
+        <w:t xml:space="preserve">é enviado, seguido dos nomes de cada diretoria ou ficheiro contidos nessa diretoria, enviando cada um pela seguinte ordem:</w:t>
       </w:r>
       <w:r>
         <w:rPr>
           <w:bCs w:val="0"/>
           <w:i w:val="0"/>
           <w:highlight w:val="none"/>
-          <w:lang w:val="pt-BR" w:bidi="pt-BR"/>
+          <w:lang w:val="pt-PT" w:bidi="pt-BR"/>
         </w:rPr>
       </w:r>
       <w:r>
@@ -1956,133 +2168,13 @@
           <w:bCs w:val="0"/>
           <w:i w:val="0"/>
           <w:highlight w:val="none"/>
-          <w:lang w:val="pt-BR" w:bidi="pt-BR"/>
+          <w:lang w:val="pt-PT"/>
         </w:rPr>
       </w:r>
     </w:p>
     <w:p>
       <w:pPr>
-        <w:pBdr/>
-        <w:spacing/>
-        <w:ind/>
-        <w:rPr>
-          <w:bCs w:val="0"/>
-          <w:i w:val="0"/>
-          <w:highlight w:val="none"/>
-          <w:lang w:val="pt-BR" w:bidi="pt-BR"/>
-        </w:rPr>
-      </w:pPr>
-      <w:r>
-        <w:rPr>
-          <w:lang w:val="pt-BR" w:bidi="pt-BR"/>
-        </w:rPr>
-      </w:r>
-      <w:r>
-        <w:rPr>
-          <w:i w:val="0"/>
-          <w:iCs w:val="0"/>
-          <w:highlight w:val="none"/>
-          <w:lang w:val="pt-BR" w:bidi="pt-BR"/>
-        </w:rPr>
-        <w:t xml:space="preserve">Esta funç</w:t>
-      </w:r>
-      <w:r>
-        <w:rPr>
-          <w:i w:val="0"/>
-          <w:iCs w:val="0"/>
-          <w:highlight w:val="none"/>
-          <w:lang w:val="pt-BR" w:bidi="pt-BR"/>
-        </w:rPr>
-        <w:t xml:space="preserve">ão começa por </w:t>
-      </w:r>
-      <w:r>
-        <w:rPr>
-          <w:i w:val="0"/>
-          <w:iCs w:val="0"/>
-          <w:highlight w:val="none"/>
-          <w:lang w:val="pt-BR" w:bidi="pt-BR"/>
-        </w:rPr>
-        <w:t xml:space="preserve">extrair o caminho para onde o cliente quer guardar o seu ficheiro no servidor e expandir “</w:t>
-      </w:r>
-      <w:r>
-        <w:rPr>
-          <w:i w:val="0"/>
-          <w:iCs w:val="0"/>
-          <w:highlight w:val="none"/>
-          <w:lang w:val="pt-BR" w:bidi="pt-BR"/>
-        </w:rPr>
-        <w:t xml:space="preserve">~” para a diretoria do utilizador no servidor.</w:t>
-      </w:r>
-      <w:r>
-        <w:rPr>
-          <w:lang w:val="pt-BR" w:bidi="pt-BR"/>
-        </w:rPr>
-      </w:r>
-      <w:r>
-        <w:rPr>
-          <w:bCs w:val="0"/>
-          <w:i w:val="0"/>
-          <w:highlight w:val="none"/>
-          <w:lang w:val="pt-BR" w:bidi="pt-BR"/>
-        </w:rPr>
-      </w:r>
-    </w:p>
-    <w:p>
-      <w:pPr>
-        <w:pBdr/>
-        <w:spacing/>
-        <w:ind/>
-        <w:rPr>
-          <w:bCs w:val="0"/>
-          <w:i w:val="0"/>
-          <w:highlight w:val="none"/>
-          <w:lang w:val="pt-BR" w:bidi="pt-BR"/>
-        </w:rPr>
-      </w:pPr>
-      <w:r>
-        <w:rPr>
-          <w:i w:val="0"/>
-          <w:iCs w:val="0"/>
-          <w:highlight w:val="none"/>
-          <w:lang w:val="pt-BR" w:bidi="pt-BR"/>
-        </w:rPr>
-        <w:t xml:space="preserve">A diretoria fornecida </w:t>
-      </w:r>
-      <w:r>
-        <w:rPr>
-          <w:i w:val="0"/>
-          <w:iCs w:val="0"/>
-          <w:highlight w:val="none"/>
-          <w:lang w:val="pt-BR" w:bidi="pt-BR"/>
-        </w:rPr>
-        <w:t xml:space="preserve">é aberta para leitura, um byte de sucesso </w:t>
-      </w:r>
-      <w:r>
-        <w:rPr>
-          <w:i w:val="0"/>
-          <w:iCs w:val="0"/>
-          <w:highlight w:val="none"/>
-          <w:lang w:val="pt-BR" w:bidi="pt-BR"/>
-        </w:rPr>
-        <w:t xml:space="preserve">é enviado, seguido dos nomes de cada diretoria ou ficheiro contidos nessa diretoria, enviando cada um pela seguinte ordem:</w:t>
-      </w:r>
-      <w:r>
-        <w:rPr>
-          <w:lang w:val="pt-BR" w:bidi="pt-BR"/>
-        </w:rPr>
-      </w:r>
-      <w:r>
-        <w:rPr>
-          <w:bCs w:val="0"/>
-          <w:i w:val="0"/>
-          <w:highlight w:val="none"/>
-          <w:lang w:val="pt-BR" w:bidi="pt-BR"/>
-        </w:rPr>
-      </w:r>
-    </w:p>
-    <w:p>
-      <w:pPr>
-        <w:pStyle w:val="902"/>
+        <w:pStyle w:val="906"/>
         <w:numPr>
           <w:ilvl w:val="0"/>
           <w:numId w:val="2"/>
@@ -2094,7 +2186,7 @@
           <w:bCs w:val="0"/>
           <w:i w:val="0"/>
           <w:highlight w:val="none"/>
-          <w:lang w:val="pt-BR" w:bidi="pt-BR"/>
+          <w:lang w:val="pt-PT"/>
         </w:rPr>
       </w:pPr>
       <w:r>
@@ -2102,7 +2194,7 @@
           <w:i w:val="0"/>
           <w:iCs w:val="0"/>
           <w:highlight w:val="none"/>
-          <w:lang w:val="pt-BR" w:bidi="pt-BR"/>
+          <w:lang w:val="pt-PT" w:bidi="pt-PT"/>
         </w:rPr>
       </w:r>
       <w:r>
@@ -2110,27 +2202,30 @@
           <w:i w:val="0"/>
           <w:iCs w:val="0"/>
           <w:highlight w:val="none"/>
-          <w:lang w:val="pt-BR" w:bidi="pt-BR"/>
+          <w:lang w:val="pt-PT" w:bidi="pt-BR"/>
         </w:rPr>
         <w:t xml:space="preserve">4 Bytes com o tamanho do nome do ficheiro</w:t>
-      </w:r>
-      <w:r>
-        <w:rPr>
-          <w:lang w:val="pt-BR" w:bidi="pt-BR"/>
-        </w:rPr>
       </w:r>
       <w:r>
         <w:rPr>
           <w:bCs w:val="0"/>
           <w:i w:val="0"/>
           <w:highlight w:val="none"/>
-          <w:lang w:val="pt-BR" w:bidi="pt-BR"/>
+          <w:lang w:val="pt-PT" w:bidi="pt-BR"/>
+        </w:rPr>
+      </w:r>
+      <w:r>
+        <w:rPr>
+          <w:bCs w:val="0"/>
+          <w:i w:val="0"/>
+          <w:highlight w:val="none"/>
+          <w:lang w:val="pt-PT"/>
         </w:rPr>
       </w:r>
     </w:p>
     <w:p>
       <w:pPr>
-        <w:pStyle w:val="902"/>
+        <w:pStyle w:val="906"/>
         <w:numPr>
           <w:ilvl w:val="0"/>
           <w:numId w:val="2"/>
@@ -2139,7 +2234,7 @@
         <w:spacing/>
         <w:ind/>
         <w:rPr>
-          <w:lang w:val="pt-BR" w:bidi="pt-BR"/>
+          <w:lang w:val="pt-PT"/>
         </w:rPr>
       </w:pPr>
       <w:r>
@@ -2147,18 +2242,18 @@
           <w:i w:val="0"/>
           <w:iCs w:val="0"/>
           <w:highlight w:val="none"/>
-          <w:lang w:val="pt-BR" w:bidi="pt-BR"/>
+          <w:lang w:val="pt-PT" w:bidi="pt-BR"/>
         </w:rPr>
         <w:t xml:space="preserve">O nome do ficheiro</w:t>
       </w:r>
       <w:r>
         <w:rPr>
-          <w:lang w:val="pt-BR" w:bidi="pt-BR"/>
-        </w:rPr>
-      </w:r>
-      <w:r>
-        <w:rPr>
-          <w:lang w:val="pt-BR" w:bidi="pt-BR"/>
+          <w:lang w:val="pt-PT" w:bidi="pt-BR"/>
+        </w:rPr>
+      </w:r>
+      <w:r>
+        <w:rPr>
+          <w:lang w:val="pt-PT"/>
         </w:rPr>
       </w:r>
     </w:p>
@@ -2168,7 +2263,7 @@
         <w:spacing/>
         <w:ind w:firstLine="0" w:left="0"/>
         <w:rPr>
-          <w:lang w:val="pt-BR" w:bidi="pt-BR"/>
+          <w:lang w:val="pt-PT"/>
         </w:rPr>
       </w:pPr>
       <w:r>
@@ -2176,7 +2271,7 @@
           <w:i w:val="0"/>
           <w:iCs w:val="0"/>
           <w:highlight w:val="none"/>
-          <w:lang w:val="pt-BR" w:bidi="pt-BR"/>
+          <w:lang w:val="pt-PT" w:bidi="pt-BR"/>
         </w:rPr>
         <w:t xml:space="preserve">Por fim, </w:t>
       </w:r>
@@ -2185,7 +2280,7 @@
           <w:i w:val="0"/>
           <w:iCs w:val="0"/>
           <w:highlight w:val="none"/>
-          <w:lang w:val="pt-BR" w:bidi="pt-BR"/>
+          <w:lang w:val="pt-PT" w:bidi="pt-BR"/>
         </w:rPr>
         <w:t xml:space="preserve">s</w:t>
       </w:r>
@@ -2194,61 +2289,58 @@
           <w:i w:val="0"/>
           <w:iCs w:val="0"/>
           <w:highlight w:val="none"/>
-          <w:lang w:val="pt-BR" w:bidi="pt-BR"/>
+          <w:lang w:val="pt-PT" w:bidi="pt-BR"/>
         </w:rPr>
         <w:t xml:space="preserve">ão enviados 4 bytes vazios para indicar o fim da listagem.</w:t>
       </w:r>
       <w:r>
         <w:rPr>
-          <w:i w:val="0"/>
-          <w:iCs w:val="0"/>
-          <w:highlight w:val="none"/>
-          <w:lang w:val="pt-BR" w:bidi="pt-BR"/>
-        </w:rPr>
-      </w:r>
-      <w:r>
-        <w:rPr>
-          <w:lang w:val="pt-BR" w:bidi="pt-BR"/>
+          <w:lang w:val="pt-PT" w:bidi="pt-BR"/>
+        </w:rPr>
+      </w:r>
+      <w:r>
+        <w:rPr>
+          <w:lang w:val="pt-PT"/>
         </w:rPr>
       </w:r>
     </w:p>
     <w:p>
       <w:pPr>
-        <w:pStyle w:val="840"/>
-        <w:pBdr/>
-        <w:spacing/>
-        <w:ind/>
-        <w:rPr>
-          <w:lang w:val="pt-BR" w:bidi="pt-BR"/>
-        </w:rPr>
-      </w:pPr>
-      <w:r>
-        <w:rPr>
-          <w:lang w:val="pt-BR" w:bidi="pt-BR"/>
+        <w:pStyle w:val="844"/>
+        <w:pBdr/>
+        <w:spacing/>
+        <w:ind/>
+        <w:rPr>
+          <w:lang w:val="pt-PT"/>
+        </w:rPr>
+      </w:pPr>
+      <w:r>
+        <w:rPr>
+          <w:lang w:val="pt-PT" w:bidi="pt-BR"/>
         </w:rPr>
         <w:t xml:space="preserve">CLI </w:t>
       </w:r>
       <w:r>
         <w:rPr>
-          <w:rStyle w:val="850"/>
-          <w:lang w:val="pt-BR" w:bidi="pt-BR"/>
+          <w:rStyle w:val="854"/>
+          <w:lang w:val="pt-PT" w:bidi="pt-BR"/>
         </w:rPr>
         <w:t xml:space="preserve">simplificado </w:t>
       </w:r>
       <w:r>
         <w:rPr>
-          <w:lang w:val="pt-BR" w:bidi="pt-BR"/>
+          <w:lang w:val="pt-PT" w:bidi="pt-BR"/>
         </w:rPr>
         <w:t xml:space="preserve">para testes:</w:t>
       </w:r>
       <w:r>
         <w:rPr>
-          <w:lang w:val="pt-BR" w:bidi="pt-BR"/>
-        </w:rPr>
-      </w:r>
-      <w:r>
-        <w:rPr>
-          <w:lang w:val="pt-BR" w:bidi="pt-BR"/>
+          <w:lang w:val="pt-PT" w:bidi="pt-BR"/>
+        </w:rPr>
+      </w:r>
+      <w:r>
+        <w:rPr>
+          <w:lang w:val="pt-PT"/>
         </w:rPr>
       </w:r>
     </w:p>
@@ -2259,70 +2351,71 @@
         <w:ind/>
         <w:rPr>
           <w:highlight w:val="none"/>
-          <w:lang w:val="pt-BR" w:bidi="pt-BR"/>
-        </w:rPr>
-      </w:pPr>
-      <w:r>
-        <w:rPr>
-          <w:lang w:val="pt-BR" w:bidi="pt-BR"/>
-        </w:rPr>
-      </w:r>
-      <w:r>
-        <w:rPr>
-          <w:lang w:val="pt-BR" w:bidi="pt-BR"/>
+          <w:lang w:val="pt-PT"/>
+        </w:rPr>
+      </w:pPr>
+      <w:r>
+        <w:rPr>
+          <w:lang w:val="pt-PT" w:bidi="pt-PT"/>
+        </w:rPr>
+      </w:r>
+      <w:r>
+        <w:rPr>
+          <w:lang w:val="pt-PT" w:bidi="pt-BR"/>
         </w:rPr>
         <w:t xml:space="preserve">A interface em linha de comandos que eu tenho utilizado para testar o servidor </w:t>
       </w:r>
       <w:r>
         <w:rPr>
-          <w:lang w:val="pt-BR" w:bidi="pt-BR"/>
+          <w:lang w:val="pt-PT" w:bidi="pt-BR"/>
         </w:rPr>
         <w:t xml:space="preserve">é implementada em python com os seguintes menus:</w:t>
       </w:r>
       <w:r>
         <w:rPr>
-          <w:lang w:val="pt-BR" w:bidi="pt-BR"/>
-        </w:rPr>
-      </w:r>
-      <w:r>
-        <w:rPr>
-          <w:highlight w:val="none"/>
-          <w:lang w:val="pt-BR" w:bidi="pt-BR"/>
+          <w:highlight w:val="none"/>
+          <w:lang w:val="pt-PT" w:bidi="pt-BR"/>
+        </w:rPr>
+      </w:r>
+      <w:r>
+        <w:rPr>
+          <w:highlight w:val="none"/>
+          <w:lang w:val="pt-PT"/>
         </w:rPr>
       </w:r>
     </w:p>
     <w:p>
       <w:pPr>
-        <w:pStyle w:val="841"/>
-        <w:pBdr/>
-        <w:spacing/>
-        <w:ind/>
-        <w:rPr>
-          <w:lang w:val="pt-BR" w:bidi="pt-BR"/>
-        </w:rPr>
-      </w:pPr>
-      <w:r>
-        <w:rPr>
-          <w:highlight w:val="none"/>
-          <w:lang w:val="pt-BR" w:bidi="pt-BR"/>
+        <w:pStyle w:val="845"/>
+        <w:pBdr/>
+        <w:spacing/>
+        <w:ind/>
+        <w:rPr>
+          <w:lang w:val="pt-PT"/>
+        </w:rPr>
+      </w:pPr>
+      <w:r>
+        <w:rPr>
+          <w:highlight w:val="none"/>
+          <w:lang w:val="pt-PT" w:bidi="pt-BR"/>
         </w:rPr>
         <w:t xml:space="preserve">T</w:t>
       </w:r>
       <w:r>
         <w:rPr>
           <w:highlight w:val="none"/>
-          <w:lang w:val="pt-BR" w:bidi="pt-BR"/>
+          <w:lang w:val="pt-PT" w:bidi="pt-BR"/>
         </w:rPr>
         <w:t xml:space="preserve">ítulo</w:t>
       </w:r>
       <w:r>
         <w:rPr>
-          <w:lang w:val="pt-BR" w:bidi="pt-BR"/>
-        </w:rPr>
-      </w:r>
-      <w:r>
-        <w:rPr>
-          <w:lang w:val="pt-BR" w:bidi="pt-BR"/>
+          <w:lang w:val="pt-PT" w:bidi="pt-BR"/>
+        </w:rPr>
+      </w:r>
+      <w:r>
+        <w:rPr>
+          <w:lang w:val="pt-PT"/>
         </w:rPr>
       </w:r>
     </w:p>
@@ -2334,13 +2427,14 @@
         <w:rPr>
           <w:rFonts w:ascii="Adwaita Mono" w:hAnsi="Adwaita Mono" w:cs="Adwaita Mono"/>
           <w:highlight w:val="none"/>
+          <w:lang w:val="pt-PT"/>
         </w:rPr>
       </w:pPr>
       <w:r>
         <w:rPr>
           <w:rFonts w:ascii="Adwaita Mono" w:hAnsi="Adwaita Mono" w:eastAsia="Adwaita Mono" w:cs="Adwaita Mono"/>
           <w:highlight w:val="none"/>
-          <w:lang w:val="pt-BR" w:bidi="pt-BR"/>
+          <w:lang w:val="pt-PT" w:bidi="pt-BR"/>
         </w:rPr>
         <w:t xml:space="preserve">==========</w:t>
       </w:r>
@@ -2348,7 +2442,7 @@
         <w:rPr>
           <w:rFonts w:ascii="Adwaita Mono" w:hAnsi="Adwaita Mono" w:eastAsia="Adwaita Mono" w:cs="Adwaita Mono"/>
           <w:highlight w:val="none"/>
-          <w:lang w:val="pt-BR" w:bidi="pt-BR"/>
+          <w:lang w:val="pt-PT" w:bidi="pt-BR"/>
         </w:rPr>
         <w:t xml:space="preserve">==========</w:t>
       </w:r>
@@ -2356,7 +2450,7 @@
         <w:rPr>
           <w:rFonts w:ascii="Adwaita Mono" w:hAnsi="Adwaita Mono" w:eastAsia="Adwaita Mono" w:cs="Adwaita Mono"/>
           <w:highlight w:val="none"/>
-          <w:lang w:val="pt-BR" w:bidi="pt-BR"/>
+          <w:lang w:val="pt-PT" w:bidi="pt-BR"/>
         </w:rPr>
         <w:t xml:space="preserve">==========</w:t>
       </w:r>
@@ -2364,7 +2458,7 @@
         <w:rPr>
           <w:rFonts w:ascii="Adwaita Mono" w:hAnsi="Adwaita Mono" w:eastAsia="Adwaita Mono" w:cs="Adwaita Mono"/>
           <w:highlight w:val="none"/>
-          <w:lang w:val="pt-BR" w:bidi="pt-BR"/>
+          <w:lang w:val="pt-PT" w:bidi="pt-BR"/>
         </w:rPr>
         <w:t xml:space="preserve">==========</w:t>
       </w:r>
@@ -2372,7 +2466,7 @@
         <w:rPr>
           <w:rFonts w:ascii="Adwaita Mono" w:hAnsi="Adwaita Mono" w:eastAsia="Adwaita Mono" w:cs="Adwaita Mono"/>
           <w:highlight w:val="none"/>
-          <w:lang w:val="pt-BR" w:bidi="pt-BR"/>
+          <w:lang w:val="pt-PT" w:bidi="pt-BR"/>
         </w:rPr>
         <w:t xml:space="preserve">==========</w:t>
       </w:r>
@@ -2380,7 +2474,7 @@
         <w:rPr>
           <w:rFonts w:ascii="Adwaita Mono" w:hAnsi="Adwaita Mono" w:eastAsia="Adwaita Mono" w:cs="Adwaita Mono"/>
           <w:highlight w:val="none"/>
-          <w:lang w:val="pt-BR" w:bidi="pt-BR"/>
+          <w:lang w:val="pt-PT" w:bidi="pt-BR"/>
         </w:rPr>
         <w:t xml:space="preserve">==========</w:t>
         <w:br/>
@@ -2391,7 +2485,7 @@
         <w:rPr>
           <w:rFonts w:ascii="Adwaita Mono" w:hAnsi="Adwaita Mono" w:eastAsia="Adwaita Mono" w:cs="Adwaita Mono"/>
           <w:highlight w:val="none"/>
-          <w:lang w:val="pt-BR" w:bidi="pt-BR"/>
+          <w:lang w:val="pt-PT" w:bidi="pt-BR"/>
         </w:rPr>
         <w:t xml:space="preserve">==========</w:t>
       </w:r>
@@ -2399,7 +2493,7 @@
         <w:rPr>
           <w:rFonts w:ascii="Adwaita Mono" w:hAnsi="Adwaita Mono" w:eastAsia="Adwaita Mono" w:cs="Adwaita Mono"/>
           <w:highlight w:val="none"/>
-          <w:lang w:val="pt-BR" w:bidi="pt-BR"/>
+          <w:lang w:val="pt-PT" w:bidi="pt-BR"/>
         </w:rPr>
         <w:t xml:space="preserve">==========</w:t>
       </w:r>
@@ -2407,7 +2501,7 @@
         <w:rPr>
           <w:rFonts w:ascii="Adwaita Mono" w:hAnsi="Adwaita Mono" w:eastAsia="Adwaita Mono" w:cs="Adwaita Mono"/>
           <w:highlight w:val="none"/>
-          <w:lang w:val="pt-BR" w:bidi="pt-BR"/>
+          <w:lang w:val="pt-PT" w:bidi="pt-BR"/>
         </w:rPr>
         <w:t xml:space="preserve">==========</w:t>
       </w:r>
@@ -2415,7 +2509,7 @@
         <w:rPr>
           <w:rFonts w:ascii="Adwaita Mono" w:hAnsi="Adwaita Mono" w:eastAsia="Adwaita Mono" w:cs="Adwaita Mono"/>
           <w:highlight w:val="none"/>
-          <w:lang w:val="pt-BR" w:bidi="pt-BR"/>
+          <w:lang w:val="pt-PT" w:bidi="pt-BR"/>
         </w:rPr>
         <w:t xml:space="preserve">==========</w:t>
       </w:r>
@@ -2423,7 +2517,7 @@
         <w:rPr>
           <w:rFonts w:ascii="Adwaita Mono" w:hAnsi="Adwaita Mono" w:eastAsia="Adwaita Mono" w:cs="Adwaita Mono"/>
           <w:highlight w:val="none"/>
-          <w:lang w:val="pt-BR" w:bidi="pt-BR"/>
+          <w:lang w:val="pt-PT" w:bidi="pt-BR"/>
         </w:rPr>
         <w:t xml:space="preserve">==========</w:t>
       </w:r>
@@ -2431,21 +2525,22 @@
         <w:rPr>
           <w:rFonts w:ascii="Adwaita Mono" w:hAnsi="Adwaita Mono" w:eastAsia="Adwaita Mono" w:cs="Adwaita Mono"/>
           <w:highlight w:val="none"/>
-          <w:lang w:val="pt-BR" w:bidi="pt-BR"/>
+          <w:lang w:val="pt-PT" w:bidi="pt-BR"/>
         </w:rPr>
         <w:t xml:space="preserve">==========</w:t>
       </w:r>
       <w:r>
         <w:rPr>
-          <w:rFonts w:ascii="Adwaita Mono" w:hAnsi="Adwaita Mono" w:eastAsia="Adwaita Mono" w:cs="Adwaita Mono"/>
-          <w:highlight w:val="none"/>
-          <w:lang w:val="pt-BR" w:bidi="pt-BR"/>
-        </w:rPr>
-      </w:r>
-      <w:r>
-        <w:rPr>
           <w:rFonts w:ascii="Adwaita Mono" w:hAnsi="Adwaita Mono" w:cs="Adwaita Mono"/>
           <w:highlight w:val="none"/>
+          <w:lang w:val="pt-PT"/>
+        </w:rPr>
+      </w:r>
+      <w:r>
+        <w:rPr>
+          <w:rFonts w:ascii="Adwaita Mono" w:hAnsi="Adwaita Mono" w:cs="Adwaita Mono"/>
+          <w:highlight w:val="none"/>
+          <w:lang w:val="pt-PT"/>
         </w:rPr>
       </w:r>
     </w:p>
@@ -2455,82 +2550,83 @@
         <w:spacing/>
         <w:ind/>
         <w:rPr>
-          <w:lang w:val="pt-BR" w:bidi="pt-BR"/>
-        </w:rPr>
-      </w:pPr>
-      <w:r>
-        <w:rPr>
-          <w:highlight w:val="none"/>
-          <w:lang w:val="pt-BR" w:bidi="pt-BR"/>
+          <w:lang w:val="pt-PT"/>
+        </w:rPr>
+      </w:pPr>
+      <w:r>
+        <w:rPr>
+          <w:highlight w:val="none"/>
+          <w:lang w:val="pt-PT" w:bidi="pt-BR"/>
         </w:rPr>
         <w:t xml:space="preserve">A barra de t</w:t>
       </w:r>
       <w:r>
         <w:rPr>
           <w:highlight w:val="none"/>
-          <w:lang w:val="pt-BR" w:bidi="pt-BR"/>
+          <w:lang w:val="pt-PT" w:bidi="pt-BR"/>
         </w:rPr>
         <w:t xml:space="preserve">ítulo aparece em todos os menus e n</w:t>
       </w:r>
       <w:r>
         <w:rPr>
           <w:highlight w:val="none"/>
-          <w:lang w:val="pt-BR" w:bidi="pt-BR"/>
+          <w:lang w:val="pt-PT" w:bidi="pt-BR"/>
         </w:rPr>
         <w:t xml:space="preserve">ão tem qualquer prop</w:t>
       </w:r>
       <w:r>
         <w:rPr>
           <w:highlight w:val="none"/>
-          <w:lang w:val="pt-BR" w:bidi="pt-BR"/>
+          <w:lang w:val="pt-PT" w:bidi="pt-BR"/>
         </w:rPr>
         <w:t xml:space="preserve">ósito em termos funcionais, servindo apenas para indicar o programa que est</w:t>
       </w:r>
       <w:r>
         <w:rPr>
           <w:highlight w:val="none"/>
-          <w:lang w:val="pt-BR" w:bidi="pt-BR"/>
+          <w:lang w:val="pt-PT" w:bidi="pt-BR"/>
         </w:rPr>
         <w:t xml:space="preserve">á a ser executado no terminal.</w:t>
       </w:r>
       <w:r>
         <w:rPr>
-          <w:lang w:val="pt-BR"/>
-        </w:rPr>
-      </w:r>
-      <w:r>
-        <w:rPr>
-          <w:lang w:val="pt-BR" w:bidi="pt-BR"/>
+          <w:lang w:val="pt-PT" w:bidi="pt-BR"/>
+        </w:rPr>
+      </w:r>
+      <w:r>
+        <w:rPr>
+          <w:lang w:val="pt-PT"/>
         </w:rPr>
       </w:r>
     </w:p>
     <w:p>
       <w:pPr>
-        <w:pStyle w:val="841"/>
-        <w:pBdr/>
-        <w:spacing/>
-        <w:ind/>
-        <w:rPr>
-          <w:highlight w:val="none"/>
-          <w:lang w:val="pt-BR" w:bidi="pt-BR"/>
-        </w:rPr>
-      </w:pPr>
-      <w:r>
-        <w:rPr>
-          <w:highlight w:val="none"/>
-          <w:lang w:val="pt-BR" w:bidi="pt-BR"/>
+        <w:pStyle w:val="845"/>
+        <w:pBdr/>
+        <w:spacing/>
+        <w:ind/>
+        <w:rPr>
+          <w:highlight w:val="none"/>
+          <w:lang w:val="pt-PT"/>
+        </w:rPr>
+      </w:pPr>
+      <w:r>
+        <w:rPr>
+          <w:highlight w:val="none"/>
+          <w:lang w:val="pt-PT" w:bidi="pt-BR"/>
         </w:rPr>
         <w:t xml:space="preserve">Menu principal</w:t>
       </w:r>
       <w:r>
         <w:rPr>
-          <w:lang w:val="pt-BR" w:bidi="pt-BR"/>
-        </w:rPr>
-      </w:r>
-      <w:r>
-        <w:rPr>
-          <w:highlight w:val="none"/>
-          <w:lang w:val="pt-BR" w:bidi="pt-BR"/>
+          <w:highlight w:val="none"/>
+          <w:lang w:val="pt-PT" w:bidi="pt-BR"/>
+        </w:rPr>
+      </w:r>
+      <w:r>
+        <w:rPr>
+          <w:highlight w:val="none"/>
+          <w:lang w:val="pt-PT"/>
         </w:rPr>
       </w:r>
     </w:p>
@@ -2542,15 +2638,29 @@
         <w:rPr>
           <w:rFonts w:ascii="Adwaita Mono" w:hAnsi="Adwaita Mono" w:eastAsia="Adwaita Mono" w:cs="Adwaita Mono"/>
           <w:highlight w:val="none"/>
-          <w:lang w:val="pt-BR" w:bidi="pt-BR"/>
+          <w:lang w:val="pt-PT"/>
         </w:rPr>
       </w:pPr>
       <w:r>
         <w:rPr>
           <w:rFonts w:ascii="Adwaita Mono" w:hAnsi="Adwaita Mono" w:eastAsia="Adwaita Mono" w:cs="Adwaita Mono"/>
-          <w:lang w:val="pt-BR" w:bidi="pt-BR"/>
-        </w:rPr>
-        <w:t xml:space="preserve">1. Donwload file from server</w:t>
+          <w:lang w:val="pt-PT" w:bidi="pt-BR"/>
+        </w:rPr>
+        <w:t xml:space="preserve">1. Do</w:t>
+      </w:r>
+      <w:r>
+        <w:rPr>
+          <w:rFonts w:ascii="Adwaita Mono" w:hAnsi="Adwaita Mono" w:eastAsia="Adwaita Mono" w:cs="Adwaita Mono"/>
+          <w:lang w:val="pt-BR"/>
+        </w:rPr>
+        <w:t xml:space="preserve">wn</w:t>
+      </w:r>
+      <w:r>
+        <w:rPr>
+          <w:rFonts w:ascii="Adwaita Mono" w:hAnsi="Adwaita Mono" w:eastAsia="Adwaita Mono" w:cs="Adwaita Mono"/>
+          <w:lang w:val="pt-PT" w:bidi="pt-BR"/>
+        </w:rPr>
+        <w:t xml:space="preserve">load file from server</w:t>
         <w:br/>
         <w:t xml:space="preserve">2. Upload file to server</w:t>
         <w:br/>
@@ -2562,14 +2672,14 @@
         <w:rPr>
           <w:rFonts w:ascii="Adwaita Mono" w:hAnsi="Adwaita Mono" w:eastAsia="Adwaita Mono" w:cs="Adwaita Mono"/>
           <w:highlight w:val="none"/>
-          <w:lang w:val="pt-BR" w:bidi="pt-BR"/>
+          <w:lang w:val="pt-PT" w:bidi="pt-BR"/>
         </w:rPr>
       </w:r>
       <w:r>
         <w:rPr>
           <w:rFonts w:ascii="Adwaita Mono" w:hAnsi="Adwaita Mono" w:eastAsia="Adwaita Mono" w:cs="Adwaita Mono"/>
           <w:highlight w:val="none"/>
-          <w:lang w:val="pt-BR" w:bidi="pt-BR"/>
+          <w:lang w:val="pt-PT"/>
         </w:rPr>
       </w:r>
     </w:p>
@@ -2580,80 +2690,81 @@
         <w:ind/>
         <w:rPr>
           <w:highlight w:val="none"/>
-          <w:lang w:val="pt-BR" w:bidi="pt-BR"/>
-        </w:rPr>
-      </w:pPr>
-      <w:r>
-        <w:rPr>
-          <w:highlight w:val="none"/>
-          <w:lang w:val="pt-BR" w:bidi="pt-BR"/>
+          <w:lang w:val="pt-PT"/>
+        </w:rPr>
+      </w:pPr>
+      <w:r>
+        <w:rPr>
+          <w:highlight w:val="none"/>
+          <w:lang w:val="pt-PT" w:bidi="pt-BR"/>
         </w:rPr>
         <w:t xml:space="preserve">O menu principal </w:t>
       </w:r>
       <w:r>
         <w:rPr>
           <w:highlight w:val="none"/>
-          <w:lang w:val="pt-BR" w:bidi="pt-BR"/>
+          <w:lang w:val="pt-PT" w:bidi="pt-BR"/>
         </w:rPr>
         <w:t xml:space="preserve">é a primeira coisa que o utilizador v</w:t>
       </w:r>
       <w:r>
         <w:rPr>
           <w:highlight w:val="none"/>
-          <w:lang w:val="pt-BR" w:bidi="pt-BR"/>
+          <w:lang w:val="pt-PT" w:bidi="pt-BR"/>
         </w:rPr>
         <w:t xml:space="preserve">ê quando entra no programa, cada uma das opç</w:t>
       </w:r>
       <w:r>
         <w:rPr>
           <w:highlight w:val="none"/>
-          <w:lang w:val="pt-BR" w:bidi="pt-BR"/>
+          <w:lang w:val="pt-PT" w:bidi="pt-BR"/>
         </w:rPr>
         <w:t xml:space="preserve">ões resulta no seu pr</w:t>
       </w:r>
       <w:r>
         <w:rPr>
           <w:highlight w:val="none"/>
-          <w:lang w:val="pt-BR" w:bidi="pt-BR"/>
+          <w:lang w:val="pt-PT" w:bidi="pt-BR"/>
         </w:rPr>
         <w:t xml:space="preserve">óprio sub-menu exceto a 4ª.</w:t>
       </w:r>
       <w:r>
         <w:rPr>
-          <w:lang w:val="pt-BR" w:bidi="pt-BR"/>
-        </w:rPr>
-      </w:r>
-      <w:r>
-        <w:rPr>
-          <w:highlight w:val="none"/>
-          <w:lang w:val="pt-BR" w:bidi="pt-BR"/>
+          <w:highlight w:val="none"/>
+          <w:lang w:val="pt-PT" w:bidi="pt-BR"/>
+        </w:rPr>
+      </w:r>
+      <w:r>
+        <w:rPr>
+          <w:highlight w:val="none"/>
+          <w:lang w:val="pt-PT"/>
         </w:rPr>
       </w:r>
     </w:p>
     <w:p>
       <w:pPr>
-        <w:pStyle w:val="841"/>
-        <w:pBdr/>
-        <w:spacing/>
-        <w:ind/>
-        <w:rPr>
-          <w:lang w:val="pt-BR" w:bidi="pt-BR"/>
-        </w:rPr>
-      </w:pPr>
-      <w:r>
-        <w:rPr>
-          <w:lang w:val="pt-BR" w:bidi="pt-BR"/>
+        <w:pStyle w:val="845"/>
+        <w:pBdr/>
+        <w:spacing/>
+        <w:ind/>
+        <w:rPr>
+          <w:lang w:val="pt-PT"/>
+        </w:rPr>
+      </w:pPr>
+      <w:r>
+        <w:rPr>
+          <w:lang w:val="pt-PT" w:bidi="pt-BR"/>
         </w:rPr>
         <w:t xml:space="preserve">Menu Download</w:t>
       </w:r>
       <w:r>
         <w:rPr>
-          <w:lang w:val="pt-BR" w:bidi="pt-BR"/>
-        </w:rPr>
-      </w:r>
-      <w:r>
-        <w:rPr>
-          <w:lang w:val="pt-BR" w:bidi="pt-BR"/>
+          <w:lang w:val="pt-PT" w:bidi="pt-BR"/>
+        </w:rPr>
+      </w:r>
+      <w:r>
+        <w:rPr>
+          <w:lang w:val="pt-PT"/>
         </w:rPr>
       </w:r>
     </w:p>
@@ -2665,38 +2776,39 @@
         <w:ind/>
         <w:rPr>
           <w:highlight w:val="none"/>
-          <w:lang w:val="pt-BR" w:bidi="pt-BR"/>
-        </w:rPr>
-      </w:pPr>
-      <w:r>
-        <w:rPr>
-          <w:highlight w:val="none"/>
-          <w:lang w:val="pt-BR" w:bidi="pt-BR"/>
+          <w:lang w:val="pt-PT"/>
+        </w:rPr>
+      </w:pPr>
+      <w:r>
+        <w:rPr>
+          <w:highlight w:val="none"/>
+          <w:lang w:val="pt-PT" w:bidi="pt-BR"/>
         </w:rPr>
         <w:t xml:space="preserve">O menu download consiste em fazer m</w:t>
       </w:r>
       <w:r>
         <w:rPr>
           <w:highlight w:val="none"/>
-          <w:lang w:val="pt-BR" w:bidi="pt-BR"/>
+          <w:lang w:val="pt-PT" w:bidi="pt-BR"/>
         </w:rPr>
         <w:t xml:space="preserve">últiplos pedidos sucessivos de input ao utilizador pela seguinte ordem:</w:t>
       </w:r>
       <w:r>
         <w:rPr>
-          <w:lang w:val="pt-BR" w:bidi="pt-BR"/>
-        </w:rPr>
-      </w:r>
-      <w:r>
-        <w:rPr>
-          <w:highlight w:val="none"/>
-          <w:lang w:val="pt-BR" w:bidi="pt-BR"/>
+          <w:highlight w:val="none"/>
+          <w:lang w:val="pt-PT" w:bidi="pt-BR"/>
+        </w:rPr>
+      </w:r>
+      <w:r>
+        <w:rPr>
+          <w:highlight w:val="none"/>
+          <w:lang w:val="pt-PT"/>
         </w:rPr>
       </w:r>
     </w:p>
     <w:p>
       <w:pPr>
-        <w:pStyle w:val="902"/>
+        <w:pStyle w:val="906"/>
         <w:numPr>
           <w:ilvl w:val="0"/>
           <w:numId w:val="4"/>
@@ -2707,32 +2819,32 @@
         <w:ind/>
         <w:rPr>
           <w:highlight w:val="none"/>
-          <w:lang w:val="pt-BR" w:bidi="pt-BR"/>
-        </w:rPr>
-      </w:pPr>
-      <w:r>
-        <w:rPr>
-          <w:highlight w:val="none"/>
-          <w:lang w:val="pt-BR" w:bidi="pt-BR"/>
+          <w:lang w:val="pt-PT"/>
+        </w:rPr>
+      </w:pPr>
+      <w:r>
+        <w:rPr>
+          <w:highlight w:val="none"/>
+          <w:lang w:val="pt-PT" w:bidi="pt-BR"/>
         </w:rPr>
         <w:t xml:space="preserve">IP do servidor / hostname, (default 10.0.0.1)</w:t>
       </w:r>
       <w:r>
         <w:rPr>
           <w:highlight w:val="none"/>
-          <w:lang w:val="pt-BR" w:bidi="pt-BR"/>
-        </w:rPr>
-      </w:r>
-      <w:r>
-        <w:rPr>
-          <w:highlight w:val="none"/>
-          <w:lang w:val="pt-BR" w:bidi="pt-BR"/>
+          <w:lang w:val="pt-PT" w:bidi="pt-BR"/>
+        </w:rPr>
+      </w:r>
+      <w:r>
+        <w:rPr>
+          <w:highlight w:val="none"/>
+          <w:lang w:val="pt-PT"/>
         </w:rPr>
       </w:r>
     </w:p>
     <w:p>
       <w:pPr>
-        <w:pStyle w:val="902"/>
+        <w:pStyle w:val="906"/>
         <w:numPr>
           <w:ilvl w:val="0"/>
           <w:numId w:val="4"/>
@@ -2743,32 +2855,32 @@
         <w:ind/>
         <w:rPr>
           <w:highlight w:val="none"/>
-          <w:lang w:val="pt-BR" w:bidi="pt-BR"/>
-        </w:rPr>
-      </w:pPr>
-      <w:r>
-        <w:rPr>
-          <w:highlight w:val="none"/>
-          <w:lang w:val="pt-BR" w:bidi="pt-BR"/>
+          <w:lang w:val="pt-PT"/>
+        </w:rPr>
+      </w:pPr>
+      <w:r>
+        <w:rPr>
+          <w:highlight w:val="none"/>
+          <w:lang w:val="pt-PT" w:bidi="pt-BR"/>
         </w:rPr>
         <w:t xml:space="preserve">Porta do servidor (default 9001)</w:t>
       </w:r>
       <w:r>
         <w:rPr>
           <w:highlight w:val="none"/>
-          <w:lang w:val="pt-BR" w:bidi="pt-BR"/>
-        </w:rPr>
-      </w:r>
-      <w:r>
-        <w:rPr>
-          <w:highlight w:val="none"/>
-          <w:lang w:val="pt-BR" w:bidi="pt-BR"/>
+          <w:lang w:val="pt-PT" w:bidi="pt-BR"/>
+        </w:rPr>
+      </w:r>
+      <w:r>
+        <w:rPr>
+          <w:highlight w:val="none"/>
+          <w:lang w:val="pt-PT"/>
         </w:rPr>
       </w:r>
     </w:p>
     <w:p>
       <w:pPr>
-        <w:pStyle w:val="902"/>
+        <w:pStyle w:val="906"/>
         <w:numPr>
           <w:ilvl w:val="0"/>
           <w:numId w:val="4"/>
@@ -2779,32 +2891,32 @@
         <w:ind/>
         <w:rPr>
           <w:highlight w:val="none"/>
-          <w:lang w:val="pt-BR" w:bidi="pt-BR"/>
-        </w:rPr>
-      </w:pPr>
-      <w:r>
-        <w:rPr>
-          <w:highlight w:val="none"/>
-          <w:lang w:val="pt-BR" w:bidi="pt-BR"/>
+          <w:lang w:val="pt-PT"/>
+        </w:rPr>
+      </w:pPr>
+      <w:r>
+        <w:rPr>
+          <w:highlight w:val="none"/>
+          <w:lang w:val="pt-PT" w:bidi="pt-BR"/>
         </w:rPr>
         <w:t xml:space="preserve">Nome de utilizador (default root)</w:t>
       </w:r>
       <w:r>
         <w:rPr>
           <w:highlight w:val="none"/>
-          <w:lang w:val="pt-BR" w:bidi="pt-BR"/>
-        </w:rPr>
-      </w:r>
-      <w:r>
-        <w:rPr>
-          <w:highlight w:val="none"/>
-          <w:lang w:val="pt-BR" w:bidi="pt-BR"/>
+          <w:lang w:val="pt-PT" w:bidi="pt-BR"/>
+        </w:rPr>
+      </w:r>
+      <w:r>
+        <w:rPr>
+          <w:highlight w:val="none"/>
+          <w:lang w:val="pt-PT"/>
         </w:rPr>
       </w:r>
     </w:p>
     <w:p>
       <w:pPr>
-        <w:pStyle w:val="902"/>
+        <w:pStyle w:val="906"/>
         <w:numPr>
           <w:ilvl w:val="0"/>
           <w:numId w:val="4"/>
@@ -2815,48 +2927,53 @@
         <w:ind/>
         <w:rPr>
           <w:highlight w:val="none"/>
-          <w:lang w:val="pt-BR" w:bidi="pt-BR"/>
-        </w:rPr>
-      </w:pPr>
-      <w:r>
-        <w:rPr>
-          <w:highlight w:val="none"/>
-          <w:lang w:val="pt-BR" w:bidi="pt-BR"/>
+          <w:lang w:val="pt-PT"/>
+        </w:rPr>
+      </w:pPr>
+      <w:r>
+        <w:rPr>
+          <w:highlight w:val="none"/>
+          <w:lang w:val="pt-PT" w:bidi="pt-BR"/>
         </w:rPr>
         <w:t xml:space="preserve">Caminho do ficheiro a ser descarreado no servidor</w:t>
       </w:r>
       <w:r>
         <w:rPr>
           <w:highlight w:val="none"/>
-          <w:lang w:val="pt-BR" w:bidi="pt-BR"/>
+          <w:lang w:val="pt-PT" w:bidi="pt-BR"/>
+        </w:rPr>
+      </w:r>
+      <w:r>
+        <w:rPr>
+          <w:highlight w:val="none"/>
+          <w:lang w:val="pt-PT"/>
         </w:rPr>
       </w:r>
     </w:p>
     <w:p>
       <w:pPr>
-        <w:pStyle w:val="841"/>
-        <w:pBdr/>
-        <w:spacing/>
-        <w:ind/>
-        <w:rPr>
-          <w:lang w:val="pt-BR" w:bidi="pt-BR"/>
-        </w:rPr>
-      </w:pPr>
-      <w:r>
-        <w:rPr>
-          <w:lang w:val="pt-BR" w:bidi="pt-BR"/>
+        <w:pStyle w:val="845"/>
+        <w:pBdr/>
+        <w:spacing/>
+        <w:ind/>
+        <w:rPr>
+          <w:lang w:val="pt-PT"/>
+        </w:rPr>
+      </w:pPr>
+      <w:r>
+        <w:rPr>
+          <w:lang w:val="pt-PT" w:bidi="pt-BR"/>
         </w:rPr>
         <w:t xml:space="preserve">Menu Upload</w:t>
       </w:r>
       <w:r>
         <w:rPr>
-          <w:highlight w:val="none"/>
-          <w:lang w:val="pt-BR" w:bidi="pt-BR"/>
-        </w:rPr>
-      </w:r>
-      <w:r>
-        <w:rPr>
-          <w:lang w:val="pt-BR" w:bidi="pt-BR"/>
+          <w:lang w:val="pt-PT" w:bidi="pt-BR"/>
+        </w:rPr>
+      </w:r>
+      <w:r>
+        <w:rPr>
+          <w:lang w:val="pt-PT"/>
         </w:rPr>
       </w:r>
     </w:p>
@@ -2868,39 +2985,39 @@
         <w:ind/>
         <w:rPr>
           <w:highlight w:val="none"/>
-          <w:lang w:val="pt-BR" w:bidi="pt-BR"/>
-        </w:rPr>
-      </w:pPr>
-      <w:r>
-        <w:rPr>
-          <w:highlight w:val="none"/>
-          <w:lang w:val="pt-BR" w:bidi="pt-BR"/>
+          <w:lang w:val="pt-PT"/>
+        </w:rPr>
+      </w:pPr>
+      <w:r>
+        <w:rPr>
+          <w:highlight w:val="none"/>
+          <w:lang w:val="pt-PT" w:bidi="pt-BR"/>
         </w:rPr>
         <w:t xml:space="preserve">O menu upload consiste em fazer m</w:t>
       </w:r>
       <w:r>
         <w:rPr>
           <w:highlight w:val="none"/>
-          <w:lang w:val="pt-BR" w:bidi="pt-BR"/>
+          <w:lang w:val="pt-PT" w:bidi="pt-BR"/>
         </w:rPr>
         <w:t xml:space="preserve">últiplos pedidos sucessivos de input ao utilizador pela seguinte ordem.</w:t>
       </w:r>
       <w:r>
         <w:rPr>
           <w:highlight w:val="none"/>
-          <w:lang w:val="pt-BR" w:bidi="pt-BR"/>
-        </w:rPr>
-      </w:r>
-      <w:r>
-        <w:rPr>
-          <w:highlight w:val="none"/>
-          <w:lang w:val="pt-BR" w:bidi="pt-BR"/>
+          <w:lang w:val="pt-PT" w:bidi="pt-BR"/>
+        </w:rPr>
+      </w:r>
+      <w:r>
+        <w:rPr>
+          <w:highlight w:val="none"/>
+          <w:lang w:val="pt-PT"/>
         </w:rPr>
       </w:r>
     </w:p>
     <w:p>
       <w:pPr>
-        <w:pStyle w:val="902"/>
+        <w:pStyle w:val="906"/>
         <w:numPr>
           <w:ilvl w:val="0"/>
           <w:numId w:val="5"/>
@@ -2911,32 +3028,32 @@
         <w:ind/>
         <w:rPr>
           <w:highlight w:val="none"/>
-          <w:lang w:val="pt-BR" w:bidi="pt-BR"/>
-        </w:rPr>
-      </w:pPr>
-      <w:r>
-        <w:rPr>
-          <w:highlight w:val="none"/>
-          <w:lang w:val="pt-BR" w:bidi="pt-BR"/>
+          <w:lang w:val="pt-PT"/>
+        </w:rPr>
+      </w:pPr>
+      <w:r>
+        <w:rPr>
+          <w:highlight w:val="none"/>
+          <w:lang w:val="pt-PT" w:bidi="pt-BR"/>
         </w:rPr>
         <w:t xml:space="preserve">IP do servidor / hostname, (default 10.0.0.1)</w:t>
       </w:r>
       <w:r>
         <w:rPr>
           <w:highlight w:val="none"/>
-          <w:lang w:val="pt-BR" w:bidi="pt-BR"/>
-        </w:rPr>
-      </w:r>
-      <w:r>
-        <w:rPr>
-          <w:highlight w:val="none"/>
-          <w:lang w:val="pt-BR" w:bidi="pt-BR"/>
+          <w:lang w:val="pt-PT" w:bidi="pt-BR"/>
+        </w:rPr>
+      </w:r>
+      <w:r>
+        <w:rPr>
+          <w:highlight w:val="none"/>
+          <w:lang w:val="pt-PT"/>
         </w:rPr>
       </w:r>
     </w:p>
     <w:p>
       <w:pPr>
-        <w:pStyle w:val="902"/>
+        <w:pStyle w:val="906"/>
         <w:numPr>
           <w:ilvl w:val="0"/>
           <w:numId w:val="5"/>
@@ -2947,32 +3064,32 @@
         <w:ind/>
         <w:rPr>
           <w:highlight w:val="none"/>
-          <w:lang w:val="pt-BR" w:bidi="pt-BR"/>
-        </w:rPr>
-      </w:pPr>
-      <w:r>
-        <w:rPr>
-          <w:highlight w:val="none"/>
-          <w:lang w:val="pt-BR" w:bidi="pt-BR"/>
+          <w:lang w:val="pt-PT"/>
+        </w:rPr>
+      </w:pPr>
+      <w:r>
+        <w:rPr>
+          <w:highlight w:val="none"/>
+          <w:lang w:val="pt-PT" w:bidi="pt-BR"/>
         </w:rPr>
         <w:t xml:space="preserve">Porta do servidor (default 9001)</w:t>
       </w:r>
       <w:r>
         <w:rPr>
           <w:highlight w:val="none"/>
-          <w:lang w:val="pt-BR" w:bidi="pt-BR"/>
-        </w:rPr>
-      </w:r>
-      <w:r>
-        <w:rPr>
-          <w:highlight w:val="none"/>
-          <w:lang w:val="pt-BR" w:bidi="pt-BR"/>
+          <w:lang w:val="pt-PT" w:bidi="pt-BR"/>
+        </w:rPr>
+      </w:r>
+      <w:r>
+        <w:rPr>
+          <w:highlight w:val="none"/>
+          <w:lang w:val="pt-PT"/>
         </w:rPr>
       </w:r>
     </w:p>
     <w:p>
       <w:pPr>
-        <w:pStyle w:val="902"/>
+        <w:pStyle w:val="906"/>
         <w:numPr>
           <w:ilvl w:val="0"/>
           <w:numId w:val="5"/>
@@ -2983,32 +3100,32 @@
         <w:ind/>
         <w:rPr>
           <w:highlight w:val="none"/>
-          <w:lang w:val="pt-BR" w:bidi="pt-BR"/>
-        </w:rPr>
-      </w:pPr>
-      <w:r>
-        <w:rPr>
-          <w:highlight w:val="none"/>
-          <w:lang w:val="pt-BR" w:bidi="pt-BR"/>
+          <w:lang w:val="pt-PT"/>
+        </w:rPr>
+      </w:pPr>
+      <w:r>
+        <w:rPr>
+          <w:highlight w:val="none"/>
+          <w:lang w:val="pt-PT" w:bidi="pt-BR"/>
         </w:rPr>
         <w:t xml:space="preserve">Nome de utilizador (default root)</w:t>
       </w:r>
       <w:r>
         <w:rPr>
           <w:highlight w:val="none"/>
-          <w:lang w:val="pt-BR" w:bidi="pt-BR"/>
-        </w:rPr>
-      </w:r>
-      <w:r>
-        <w:rPr>
-          <w:highlight w:val="none"/>
-          <w:lang w:val="pt-BR" w:bidi="pt-BR"/>
+          <w:lang w:val="pt-PT" w:bidi="pt-BR"/>
+        </w:rPr>
+      </w:r>
+      <w:r>
+        <w:rPr>
+          <w:highlight w:val="none"/>
+          <w:lang w:val="pt-PT"/>
         </w:rPr>
       </w:r>
     </w:p>
     <w:p>
       <w:pPr>
-        <w:pStyle w:val="902"/>
+        <w:pStyle w:val="906"/>
         <w:numPr>
           <w:ilvl w:val="0"/>
           <w:numId w:val="5"/>
@@ -3019,32 +3136,32 @@
         <w:ind/>
         <w:rPr>
           <w:highlight w:val="none"/>
-          <w:lang w:val="pt-BR" w:bidi="pt-BR"/>
-        </w:rPr>
-      </w:pPr>
-      <w:r>
-        <w:rPr>
-          <w:highlight w:val="none"/>
-          <w:lang w:val="pt-BR" w:bidi="pt-BR"/>
+          <w:lang w:val="pt-PT"/>
+        </w:rPr>
+      </w:pPr>
+      <w:r>
+        <w:rPr>
+          <w:highlight w:val="none"/>
+          <w:lang w:val="pt-PT" w:bidi="pt-BR"/>
         </w:rPr>
         <w:t xml:space="preserve">Caminho do ficheiro a ser carregado para o servidor</w:t>
       </w:r>
       <w:r>
         <w:rPr>
           <w:highlight w:val="none"/>
-          <w:lang w:val="pt-BR" w:bidi="pt-BR"/>
-        </w:rPr>
-      </w:r>
-      <w:r>
-        <w:rPr>
-          <w:highlight w:val="none"/>
-          <w:lang w:val="pt-BR" w:bidi="pt-BR"/>
+          <w:lang w:val="pt-PT" w:bidi="pt-BR"/>
+        </w:rPr>
+      </w:r>
+      <w:r>
+        <w:rPr>
+          <w:highlight w:val="none"/>
+          <w:lang w:val="pt-PT"/>
         </w:rPr>
       </w:r>
     </w:p>
     <w:p>
       <w:pPr>
-        <w:pStyle w:val="902"/>
+        <w:pStyle w:val="906"/>
         <w:numPr>
           <w:ilvl w:val="0"/>
           <w:numId w:val="5"/>
@@ -3055,67 +3172,67 @@
         <w:ind/>
         <w:rPr>
           <w:highlight w:val="none"/>
-          <w:lang w:val="pt-BR" w:bidi="pt-BR"/>
-        </w:rPr>
-      </w:pPr>
-      <w:r>
-        <w:rPr>
-          <w:highlight w:val="none"/>
-          <w:lang w:val="pt-BR" w:bidi="pt-BR"/>
+          <w:lang w:val="pt-PT"/>
+        </w:rPr>
+      </w:pPr>
+      <w:r>
+        <w:rPr>
+          <w:highlight w:val="none"/>
+          <w:lang w:val="pt-PT" w:bidi="pt-BR"/>
         </w:rPr>
         <w:t xml:space="preserve">Caminho </w:t>
       </w:r>
       <w:r>
         <w:rPr>
           <w:highlight w:val="none"/>
-          <w:lang w:val="pt-BR" w:bidi="pt-BR"/>
+          <w:lang w:val="pt-PT" w:bidi="pt-BR"/>
         </w:rPr>
         <w:t xml:space="preserve">no servidor para onde o ficheiro ser</w:t>
       </w:r>
       <w:r>
         <w:rPr>
           <w:highlight w:val="none"/>
-          <w:lang w:val="pt-BR" w:bidi="pt-BR"/>
+          <w:lang w:val="pt-PT" w:bidi="pt-BR"/>
         </w:rPr>
         <w:t xml:space="preserve">á carregado (default diretoria do utilizador)</w:t>
       </w:r>
       <w:r>
         <w:rPr>
           <w:highlight w:val="none"/>
-          <w:lang w:val="pt-BR" w:bidi="pt-BR"/>
-        </w:rPr>
-      </w:r>
-      <w:r>
-        <w:rPr>
-          <w:highlight w:val="none"/>
-          <w:lang w:val="pt-BR" w:bidi="pt-BR"/>
+          <w:lang w:val="pt-PT" w:bidi="pt-BR"/>
+        </w:rPr>
+      </w:r>
+      <w:r>
+        <w:rPr>
+          <w:highlight w:val="none"/>
+          <w:lang w:val="pt-PT"/>
         </w:rPr>
       </w:r>
     </w:p>
     <w:p>
       <w:pPr>
-        <w:pStyle w:val="841"/>
-        <w:pBdr/>
-        <w:spacing/>
-        <w:ind/>
-        <w:rPr>
-          <w:lang w:val="pt-BR" w:bidi="pt-BR"/>
-        </w:rPr>
-      </w:pPr>
-      <w:r>
-        <w:rPr>
-          <w:lang w:val="pt-BR" w:bidi="pt-BR"/>
+        <w:pStyle w:val="845"/>
+        <w:pBdr/>
+        <w:spacing/>
+        <w:ind/>
+        <w:rPr>
+          <w:lang w:val="pt-PT"/>
+        </w:rPr>
+      </w:pPr>
+      <w:r>
+        <w:rPr>
+          <w:lang w:val="pt-PT" w:bidi="pt-BR"/>
         </w:rPr>
         <w:t xml:space="preserve">Menu Listagem</w:t>
       </w:r>
       <w:r>
         <w:rPr>
-          <w:lang w:val="pt-BR" w:bidi="pt-BR"/>
-        </w:rPr>
-      </w:r>
-      <w:r>
-        <w:rPr>
-          <w:lang w:val="pt-BR" w:bidi="pt-BR"/>
+          <w:lang w:val="pt-PT" w:bidi="pt-BR"/>
+        </w:rPr>
+      </w:r>
+      <w:r>
+        <w:rPr>
+          <w:lang w:val="pt-PT"/>
         </w:rPr>
       </w:r>
     </w:p>
@@ -3127,39 +3244,39 @@
         <w:ind/>
         <w:rPr>
           <w:highlight w:val="none"/>
-          <w:lang w:val="pt-BR" w:bidi="pt-BR"/>
-        </w:rPr>
-      </w:pPr>
-      <w:r>
-        <w:rPr>
-          <w:highlight w:val="none"/>
-          <w:lang w:val="pt-BR" w:bidi="pt-BR"/>
+          <w:lang w:val="pt-PT"/>
+        </w:rPr>
+      </w:pPr>
+      <w:r>
+        <w:rPr>
+          <w:highlight w:val="none"/>
+          <w:lang w:val="pt-PT" w:bidi="pt-BR"/>
         </w:rPr>
         <w:t xml:space="preserve">O menu listagem consiste em fazer m</w:t>
       </w:r>
       <w:r>
         <w:rPr>
           <w:highlight w:val="none"/>
-          <w:lang w:val="pt-BR" w:bidi="pt-BR"/>
+          <w:lang w:val="pt-PT" w:bidi="pt-BR"/>
         </w:rPr>
         <w:t xml:space="preserve">últiplos pedidos sucessivos de input ao utilizador pela seguinte ordem.</w:t>
       </w:r>
       <w:r>
         <w:rPr>
           <w:highlight w:val="none"/>
-          <w:lang w:val="pt-BR" w:bidi="pt-BR"/>
-        </w:rPr>
-      </w:r>
-      <w:r>
-        <w:rPr>
-          <w:highlight w:val="none"/>
-          <w:lang w:val="pt-BR" w:bidi="pt-BR"/>
+          <w:lang w:val="pt-PT" w:bidi="pt-BR"/>
+        </w:rPr>
+      </w:r>
+      <w:r>
+        <w:rPr>
+          <w:highlight w:val="none"/>
+          <w:lang w:val="pt-PT"/>
         </w:rPr>
       </w:r>
     </w:p>
     <w:p>
       <w:pPr>
-        <w:pStyle w:val="902"/>
+        <w:pStyle w:val="906"/>
         <w:numPr>
           <w:ilvl w:val="0"/>
           <w:numId w:val="6"/>
@@ -3170,32 +3287,32 @@
         <w:ind/>
         <w:rPr>
           <w:highlight w:val="none"/>
-          <w:lang w:val="pt-BR" w:bidi="pt-BR"/>
-        </w:rPr>
-      </w:pPr>
-      <w:r>
-        <w:rPr>
-          <w:highlight w:val="none"/>
-          <w:lang w:val="pt-BR" w:bidi="pt-BR"/>
+          <w:lang w:val="pt-PT"/>
+        </w:rPr>
+      </w:pPr>
+      <w:r>
+        <w:rPr>
+          <w:highlight w:val="none"/>
+          <w:lang w:val="pt-PT" w:bidi="pt-BR"/>
         </w:rPr>
         <w:t xml:space="preserve">IP do servidor / hostname, (default 10.0.0.1)</w:t>
       </w:r>
       <w:r>
         <w:rPr>
           <w:highlight w:val="none"/>
-          <w:lang w:val="pt-BR" w:bidi="pt-BR"/>
-        </w:rPr>
-      </w:r>
-      <w:r>
-        <w:rPr>
-          <w:highlight w:val="none"/>
-          <w:lang w:val="pt-BR" w:bidi="pt-BR"/>
+          <w:lang w:val="pt-PT" w:bidi="pt-BR"/>
+        </w:rPr>
+      </w:r>
+      <w:r>
+        <w:rPr>
+          <w:highlight w:val="none"/>
+          <w:lang w:val="pt-PT"/>
         </w:rPr>
       </w:r>
     </w:p>
     <w:p>
       <w:pPr>
-        <w:pStyle w:val="902"/>
+        <w:pStyle w:val="906"/>
         <w:numPr>
           <w:ilvl w:val="0"/>
           <w:numId w:val="6"/>
@@ -3206,32 +3323,32 @@
         <w:ind/>
         <w:rPr>
           <w:highlight w:val="none"/>
-          <w:lang w:val="pt-BR" w:bidi="pt-BR"/>
-        </w:rPr>
-      </w:pPr>
-      <w:r>
-        <w:rPr>
-          <w:highlight w:val="none"/>
-          <w:lang w:val="pt-BR" w:bidi="pt-BR"/>
+          <w:lang w:val="pt-PT"/>
+        </w:rPr>
+      </w:pPr>
+      <w:r>
+        <w:rPr>
+          <w:highlight w:val="none"/>
+          <w:lang w:val="pt-PT" w:bidi="pt-BR"/>
         </w:rPr>
         <w:t xml:space="preserve">Porta do servidor (default 9001)</w:t>
       </w:r>
       <w:r>
         <w:rPr>
           <w:highlight w:val="none"/>
-          <w:lang w:val="pt-BR" w:bidi="pt-BR"/>
-        </w:rPr>
-      </w:r>
-      <w:r>
-        <w:rPr>
-          <w:highlight w:val="none"/>
-          <w:lang w:val="pt-BR" w:bidi="pt-BR"/>
+          <w:lang w:val="pt-PT" w:bidi="pt-BR"/>
+        </w:rPr>
+      </w:r>
+      <w:r>
+        <w:rPr>
+          <w:highlight w:val="none"/>
+          <w:lang w:val="pt-PT"/>
         </w:rPr>
       </w:r>
     </w:p>
     <w:p>
       <w:pPr>
-        <w:pStyle w:val="902"/>
+        <w:pStyle w:val="906"/>
         <w:numPr>
           <w:ilvl w:val="0"/>
           <w:numId w:val="6"/>
@@ -3242,32 +3359,32 @@
         <w:ind/>
         <w:rPr>
           <w:highlight w:val="none"/>
-          <w:lang w:val="pt-BR" w:bidi="pt-BR"/>
-        </w:rPr>
-      </w:pPr>
-      <w:r>
-        <w:rPr>
-          <w:highlight w:val="none"/>
-          <w:lang w:val="pt-BR" w:bidi="pt-BR"/>
+          <w:lang w:val="pt-PT"/>
+        </w:rPr>
+      </w:pPr>
+      <w:r>
+        <w:rPr>
+          <w:highlight w:val="none"/>
+          <w:lang w:val="pt-PT" w:bidi="pt-BR"/>
         </w:rPr>
         <w:t xml:space="preserve">Nome de utilizador (default root)</w:t>
       </w:r>
       <w:r>
         <w:rPr>
           <w:highlight w:val="none"/>
-          <w:lang w:val="pt-BR" w:bidi="pt-BR"/>
-        </w:rPr>
-      </w:r>
-      <w:r>
-        <w:rPr>
-          <w:highlight w:val="none"/>
-          <w:lang w:val="pt-BR" w:bidi="pt-BR"/>
+          <w:lang w:val="pt-PT" w:bidi="pt-BR"/>
+        </w:rPr>
+      </w:r>
+      <w:r>
+        <w:rPr>
+          <w:highlight w:val="none"/>
+          <w:lang w:val="pt-PT"/>
         </w:rPr>
       </w:r>
     </w:p>
     <w:p>
       <w:pPr>
-        <w:pStyle w:val="902"/>
+        <w:pStyle w:val="906"/>
         <w:numPr>
           <w:ilvl w:val="0"/>
           <w:numId w:val="6"/>
@@ -3278,26 +3395,26 @@
         <w:ind/>
         <w:rPr>
           <w:highlight w:val="none"/>
-          <w:lang w:val="pt-BR" w:bidi="pt-BR"/>
-        </w:rPr>
-      </w:pPr>
-      <w:r>
-        <w:rPr>
-          <w:highlight w:val="none"/>
-          <w:lang w:val="pt-BR" w:bidi="pt-BR"/>
+          <w:lang w:val="pt-PT"/>
+        </w:rPr>
+      </w:pPr>
+      <w:r>
+        <w:rPr>
+          <w:highlight w:val="none"/>
+          <w:lang w:val="pt-PT" w:bidi="pt-BR"/>
         </w:rPr>
         <w:t xml:space="preserve">Caminho da diretoria a ser listada (default ./ )</w:t>
       </w:r>
       <w:r>
         <w:rPr>
           <w:highlight w:val="none"/>
-          <w:lang w:val="pt-BR" w:bidi="pt-BR"/>
-        </w:rPr>
-      </w:r>
-      <w:r>
-        <w:rPr>
-          <w:highlight w:val="none"/>
-          <w:lang w:val="pt-BR" w:bidi="pt-BR"/>
+          <w:lang w:val="pt-PT" w:bidi="pt-BR"/>
+        </w:rPr>
+      </w:r>
+      <w:r>
+        <w:rPr>
+          <w:highlight w:val="none"/>
+          <w:lang w:val="pt-PT"/>
         </w:rPr>
       </w:r>
     </w:p>
@@ -3309,95 +3426,101 @@
         <w:ind/>
         <w:rPr>
           <w:highlight w:val="none"/>
-          <w:lang w:val="pt-BR" w:bidi="pt-BR"/>
-        </w:rPr>
-      </w:pPr>
-      <w:r>
-        <w:rPr>
-          <w:lang w:val="pt-BR" w:bidi="pt-BR"/>
+          <w:lang w:val="pt-PT"/>
+        </w:rPr>
+      </w:pPr>
+      <w:r>
+        <w:rPr>
+          <w:lang w:val="pt-PT" w:bidi="pt-BR"/>
         </w:rPr>
         <w:br w:type="page" w:clear="all"/>
       </w:r>
       <w:r>
         <w:rPr>
           <w:highlight w:val="none"/>
-          <w:lang w:val="pt-BR" w:bidi="pt-BR"/>
+          <w:lang w:val="pt-PT" w:bidi="pt-BR"/>
+        </w:rPr>
+      </w:r>
+      <w:r>
+        <w:rPr>
+          <w:highlight w:val="none"/>
+          <w:lang w:val="pt-PT"/>
         </w:rPr>
       </w:r>
     </w:p>
     <w:p>
       <w:pPr>
-        <w:pStyle w:val="839"/>
-        <w:pBdr/>
-        <w:spacing/>
-        <w:ind/>
-        <w:rPr>
-          <w:lang w:val="pt-BR" w:bidi="pt-BR"/>
-        </w:rPr>
-      </w:pPr>
-      <w:r>
-        <w:rPr>
-          <w:lang w:val="pt-BR" w:bidi="pt-BR"/>
-        </w:rPr>
-      </w:r>
-      <w:r>
-        <w:rPr>
-          <w:lang w:val="pt-BR" w:bidi="pt-BR"/>
+        <w:pStyle w:val="843"/>
+        <w:pBdr/>
+        <w:spacing/>
+        <w:ind/>
+        <w:rPr>
+          <w:lang w:val="pt-PT"/>
+        </w:rPr>
+      </w:pPr>
+      <w:r>
+        <w:rPr>
+          <w:lang w:val="pt-PT" w:bidi="pt-PT"/>
+        </w:rPr>
+      </w:r>
+      <w:r>
+        <w:rPr>
+          <w:lang w:val="pt-PT" w:bidi="pt-BR"/>
         </w:rPr>
         <w:t xml:space="preserve">Funcionalidades em Atraso</w:t>
       </w:r>
       <w:r>
         <w:rPr>
-          <w:lang w:val="pt-BR" w:bidi="pt-BR"/>
-        </w:rPr>
-      </w:r>
-      <w:r>
-        <w:rPr>
-          <w:lang w:val="pt-BR" w:bidi="pt-BR"/>
+          <w:lang w:val="pt-PT" w:bidi="pt-BR"/>
+        </w:rPr>
+      </w:r>
+      <w:r>
+        <w:rPr>
+          <w:lang w:val="pt-PT"/>
         </w:rPr>
       </w:r>
     </w:p>
     <w:p>
       <w:pPr>
-        <w:pStyle w:val="840"/>
-        <w:pBdr/>
-        <w:spacing/>
-        <w:ind/>
-        <w:rPr>
-          <w:lang w:val="pt-BR" w:bidi="pt-BR"/>
-        </w:rPr>
-      </w:pPr>
-      <w:r>
-        <w:rPr>
-          <w:lang w:val="pt-BR" w:bidi="pt-BR"/>
-        </w:rPr>
-      </w:r>
-      <w:r>
-        <w:rPr>
-          <w:lang w:val="pt-BR" w:bidi="pt-BR"/>
+        <w:pStyle w:val="844"/>
+        <w:pBdr/>
+        <w:spacing/>
+        <w:ind/>
+        <w:rPr>
+          <w:lang w:val="pt-PT"/>
+        </w:rPr>
+      </w:pPr>
+      <w:r>
+        <w:rPr>
+          <w:lang w:val="pt-PT" w:bidi="pt-PT"/>
+        </w:rPr>
+      </w:r>
+      <w:r>
+        <w:rPr>
+          <w:lang w:val="pt-PT" w:bidi="pt-BR"/>
         </w:rPr>
         <w:t xml:space="preserve">Implementaç</w:t>
       </w:r>
       <w:r>
         <w:rPr>
-          <w:lang w:val="pt-BR" w:bidi="pt-BR"/>
+          <w:lang w:val="pt-PT" w:bidi="pt-BR"/>
         </w:rPr>
         <w:t xml:space="preserve">ão do Primeiro Prot</w:t>
       </w:r>
       <w:r>
         <w:rPr>
-          <w:lang w:val="pt-BR" w:bidi="pt-BR"/>
+          <w:lang w:val="pt-PT" w:bidi="pt-BR"/>
         </w:rPr>
         <w:t xml:space="preserve">ótipo da TUI</w:t>
       </w:r>
       <w:r>
         <w:rPr>
-          <w:lang w:val="pt-BR" w:bidi="pt-BR"/>
-        </w:rPr>
-      </w:r>
-      <w:r>
-        <w:rPr>
-          <w:lang w:val="pt-BR" w:bidi="pt-BR"/>
+          <w:lang w:val="pt-PT" w:bidi="pt-BR"/>
+        </w:rPr>
+      </w:r>
+      <w:r>
+        <w:rPr>
+          <w:lang w:val="pt-PT"/>
         </w:rPr>
       </w:r>
     </w:p>
@@ -3408,43 +3531,64 @@
         <w:ind/>
         <w:rPr>
           <w:highlight w:val="none"/>
-          <w:lang w:val="pt-BR" w:bidi="pt-BR"/>
-        </w:rPr>
-      </w:pPr>
-      <w:r>
-        <w:rPr>
-          <w:lang w:val="pt-BR" w:bidi="pt-BR"/>
+          <w:lang w:val="pt-PT"/>
+        </w:rPr>
+      </w:pPr>
+      <w:r>
+        <w:rPr>
+          <w:lang w:val="pt-PT" w:bidi="pt-BR"/>
         </w:rPr>
         <w:t xml:space="preserve">Ainda n</w:t>
       </w:r>
       <w:r>
         <w:rPr>
-          <w:lang w:val="pt-BR" w:bidi="pt-BR"/>
+          <w:lang w:val="pt-PT" w:bidi="pt-BR"/>
         </w:rPr>
         <w:t xml:space="preserve">ão comecei a realizar o primeiro prot</w:t>
       </w:r>
       <w:r>
         <w:rPr>
-          <w:lang w:val="pt-BR" w:bidi="pt-BR"/>
+          <w:lang w:val="pt-PT" w:bidi="pt-BR"/>
         </w:rPr>
         <w:t xml:space="preserve">ótipo funcional </w:t>
       </w:r>
       <w:r>
         <w:rPr>
-          <w:lang w:val="pt-BR" w:bidi="pt-BR"/>
+          <w:lang w:val="pt-PT" w:bidi="pt-BR"/>
         </w:rPr>
         <w:t xml:space="preserve">da interface textual interativa</w:t>
       </w:r>
       <w:r>
         <w:rPr>
           <w:highlight w:val="none"/>
-          <w:lang w:val="pt-BR" w:bidi="pt-BR"/>
-        </w:rPr>
-      </w:r>
-      <w:r>
-        <w:rPr>
-          <w:highlight w:val="none"/>
-          <w:lang w:val="pt-BR" w:bidi="pt-BR"/>
+          <w:lang w:val="pt-PT" w:bidi="pt-BR"/>
+        </w:rPr>
+        <w:t xml:space="preserve">, pretendo começar imediatamente ap</w:t>
+      </w:r>
+      <w:r>
+        <w:rPr>
+          <w:highlight w:val="none"/>
+          <w:lang w:val="pt-PT" w:bidi="pt-BR"/>
+        </w:rPr>
+        <w:t xml:space="preserve">ós a entrega deste relat</w:t>
+      </w:r>
+      <w:r>
+        <w:rPr>
+          <w:highlight w:val="none"/>
+          <w:lang w:val="pt-PT" w:bidi="pt-BR"/>
+        </w:rPr>
+        <w:t xml:space="preserve">ório.</w:t>
+      </w:r>
+      <w:r>
+        <w:rPr>
+          <w:highlight w:val="none"/>
+          <w:lang w:val="pt-PT" w:bidi="pt-BR"/>
+        </w:rPr>
+      </w:r>
+      <w:r>
+        <w:rPr>
+          <w:highlight w:val="none"/>
+          <w:lang w:val="pt-PT"/>
         </w:rPr>
       </w:r>
     </w:p>
@@ -3455,64 +3599,64 @@
         <w:spacing/>
         <w:ind/>
         <w:rPr>
-          <w:lang w:val="pt-BR" w:bidi="pt-BR"/>
-        </w:rPr>
-      </w:pPr>
-      <w:r>
-        <w:rPr>
-          <w:lang w:val="pt-BR" w:bidi="pt-BR"/>
+          <w:lang w:val="pt-PT"/>
+        </w:rPr>
+      </w:pPr>
+      <w:r>
+        <w:rPr>
+          <w:lang w:val="pt-PT" w:bidi="pt-BR"/>
         </w:rPr>
         <w:br w:type="page" w:clear="all"/>
       </w:r>
       <w:r>
         <w:rPr>
-          <w:lang w:val="pt-BR" w:bidi="pt-BR"/>
-        </w:rPr>
-      </w:r>
-      <w:r>
-        <w:rPr>
-          <w:lang w:val="pt-BR" w:bidi="pt-BR"/>
+          <w:lang w:val="pt-PT" w:bidi="pt-BR"/>
+        </w:rPr>
+      </w:r>
+      <w:r>
+        <w:rPr>
+          <w:lang w:val="pt-PT"/>
         </w:rPr>
       </w:r>
     </w:p>
     <w:p>
       <w:pPr>
-        <w:pStyle w:val="839"/>
-        <w:pBdr/>
-        <w:spacing/>
-        <w:ind/>
-        <w:rPr>
-          <w:lang w:val="pt-BR" w:bidi="pt-BR"/>
-        </w:rPr>
-      </w:pPr>
-      <w:r>
-        <w:rPr>
-          <w:highlight w:val="none"/>
-          <w:lang w:val="pt-BR" w:bidi="pt-BR"/>
-        </w:rPr>
-      </w:r>
-      <w:r>
-        <w:rPr>
-          <w:highlight w:val="none"/>
-          <w:lang w:val="pt-BR" w:bidi="pt-BR"/>
+        <w:pStyle w:val="843"/>
+        <w:pBdr/>
+        <w:spacing/>
+        <w:ind/>
+        <w:rPr>
+          <w:lang w:val="pt-PT"/>
+        </w:rPr>
+      </w:pPr>
+      <w:r>
+        <w:rPr>
+          <w:highlight w:val="none"/>
+          <w:lang w:val="pt-PT" w:bidi="pt-PT"/>
+        </w:rPr>
+      </w:r>
+      <w:r>
+        <w:rPr>
+          <w:highlight w:val="none"/>
+          <w:lang w:val="pt-PT" w:bidi="pt-BR"/>
         </w:rPr>
         <w:t xml:space="preserve">Principais Dificuldades na Realizaç</w:t>
       </w:r>
       <w:r>
         <w:rPr>
           <w:highlight w:val="none"/>
-          <w:lang w:val="pt-BR" w:bidi="pt-BR"/>
+          <w:lang w:val="pt-PT" w:bidi="pt-BR"/>
         </w:rPr>
         <w:t xml:space="preserve">ão do Projeto</w:t>
       </w:r>
       <w:r>
         <w:rPr>
-          <w:lang w:val="pt-BR" w:bidi="pt-BR"/>
-        </w:rPr>
-      </w:r>
-      <w:r>
-        <w:rPr>
-          <w:lang w:val="pt-BR" w:bidi="pt-BR"/>
+          <w:lang w:val="pt-PT" w:bidi="pt-BR"/>
+        </w:rPr>
+      </w:r>
+      <w:r>
+        <w:rPr>
+          <w:lang w:val="pt-PT"/>
         </w:rPr>
       </w:r>
     </w:p>
@@ -3521,28 +3665,27 @@
         <w:pBdr/>
         <w:spacing/>
         <w:ind/>
-        <w:rPr>
-          <w:highlight w:val="none"/>
-          <w:lang w:val="pt-BR" w:bidi="pt-BR"/>
-        </w:rPr>
-      </w:pPr>
-      <w:r>
-        <w:rPr>
-          <w:highlight w:val="none"/>
-          <w:lang w:val="pt-BR" w:bidi="pt-BR"/>
-        </w:rPr>
-        <w:t xml:space="preserve">Stress e Ansiedade</w:t>
-      </w:r>
-      <w:r>
-        <w:rPr>
-          <w:highlight w:val="none"/>
-          <w:lang w:val="pt-BR" w:bidi="pt-BR"/>
-        </w:rPr>
-      </w:r>
-      <w:r>
-        <w:rPr>
-          <w:highlight w:val="none"/>
-          <w:lang w:val="pt-BR" w:bidi="pt-BR"/>
+        <w:rPr/>
+      </w:pPr>
+      <w:r>
+        <w:rPr>
+          <w:highlight w:val="none"/>
+          <w:lang w:val="pt-PT" w:bidi="pt-BR"/>
+        </w:rPr>
+        <w:t xml:space="preserve">Ao longo do desenvolvimento deste projeto surgiram várias dificuldades que influenciaram o ritmo e a forma de implementação do protótipo.</w:t>
+      </w:r>
+      <w:r/>
+      <w:r>
+        <w:rPr>
+          <w:highlight w:val="none"/>
+          <w:lang w:val="pt-PT" w:bidi="pt-BR"/>
+        </w:rPr>
+      </w:r>
+      <w:r/>
+      <w:r>
+        <w:rPr>
+          <w:highlight w:val="none"/>
+          <w:lang w:val="pt-PT" w:bidi="pt-BR"/>
         </w:rPr>
       </w:r>
     </w:p>
@@ -3551,42 +3694,34 @@
         <w:pBdr/>
         <w:spacing/>
         <w:ind/>
-        <w:rPr>
-          <w:highlight w:val="none"/>
-          <w:lang w:val="pt-BR" w:bidi="pt-BR"/>
-        </w:rPr>
-      </w:pPr>
-      <w:r>
-        <w:rPr>
-          <w:highlight w:val="none"/>
-          <w:lang w:val="pt-BR" w:bidi="pt-BR"/>
-        </w:rPr>
-        <w:t xml:space="preserve">Consist</w:t>
-      </w:r>
-      <w:r>
-        <w:rPr>
-          <w:highlight w:val="none"/>
-          <w:lang w:val="pt-BR" w:bidi="pt-BR"/>
-        </w:rPr>
-        <w:t xml:space="preserve">ência e gest</w:t>
-      </w:r>
-      <w:r>
-        <w:rPr>
-          <w:highlight w:val="none"/>
-          <w:lang w:val="pt-BR" w:bidi="pt-BR"/>
-        </w:rPr>
-        <w:t xml:space="preserve">ão de tempo</w:t>
-      </w:r>
-      <w:r>
-        <w:rPr>
-          <w:highlight w:val="none"/>
-          <w:lang w:val="pt-BR" w:bidi="pt-BR"/>
-        </w:rPr>
-      </w:r>
-      <w:r>
-        <w:rPr>
-          <w:highlight w:val="none"/>
-          <w:lang w:val="pt-BR" w:bidi="pt-BR"/>
+        <w:rPr/>
+      </w:pPr>
+      <w:r>
+        <w:rPr>
+          <w:highlight w:val="none"/>
+          <w:lang w:val="pt-PT" w:bidi="pt-BR"/>
+        </w:rPr>
+        <w:t xml:space="preserve">Uma das principais dificuldades foi a gestão de tempo e consistência de trabalho, especialmente devido à complexidade técnica do projeto e à necessidade de conciliar o seu desenvolvimento com outras responsabilidades académicas. Em alguns momentos, esta sit</w:t>
+      </w:r>
+      <w:r>
+        <w:rPr>
+          <w:highlight w:val="none"/>
+          <w:lang w:val="pt-PT" w:bidi="pt-BR"/>
+        </w:rPr>
+        <w:t xml:space="preserve">uação originou stress e ansiedade, o que exigiu uma reorganização do planeamento e das prioridades.</w:t>
+      </w:r>
+      <w:r/>
+      <w:r>
+        <w:rPr>
+          <w:highlight w:val="none"/>
+          <w:lang w:val="pt-PT" w:bidi="pt-BR"/>
+        </w:rPr>
+      </w:r>
+      <w:r/>
+      <w:r>
+        <w:rPr>
+          <w:highlight w:val="none"/>
+          <w:lang w:val="pt-PT" w:bidi="pt-BR"/>
         </w:rPr>
       </w:r>
     </w:p>
@@ -3595,93 +3730,172 @@
         <w:pBdr/>
         <w:spacing/>
         <w:ind/>
-        <w:rPr>
-          <w:highlight w:val="none"/>
-          <w:lang w:val="pt-BR" w:bidi="pt-BR"/>
-        </w:rPr>
-      </w:pPr>
-      <w:r>
-        <w:rPr>
-          <w:highlight w:val="none"/>
-          <w:lang w:val="pt-BR" w:bidi="pt-BR"/>
-        </w:rPr>
-        <w:t xml:space="preserve">Compatibilidade entre Sistemas Operativos</w:t>
-      </w:r>
-      <w:r>
-        <w:rPr>
-          <w:highlight w:val="none"/>
-          <w:lang w:val="pt-BR" w:bidi="pt-BR"/>
-        </w:rPr>
-      </w:r>
-      <w:r>
-        <w:rPr>
-          <w:highlight w:val="none"/>
-          <w:lang w:val="pt-BR" w:bidi="pt-BR"/>
+        <w:rPr/>
+      </w:pPr>
+      <w:r>
+        <w:rPr>
+          <w:highlight w:val="none"/>
+          <w:lang w:val="pt-PT" w:bidi="pt-BR"/>
+        </w:rPr>
+        <w:t xml:space="preserve">Outra dificuldade relevante prendeu-se com a compatibilidade entre diferentes sistemas operativos e arquiteturas, nomeadamente a necessidade de garantir o correto funcionamento do servidor num sistema Linux com arquitetura 32-bit, o que limitou algumas esco</w:t>
+      </w:r>
+      <w:r>
+        <w:rPr>
+          <w:highlight w:val="none"/>
+          <w:lang w:val="pt-PT" w:bidi="pt-BR"/>
+        </w:rPr>
+        <w:t xml:space="preserve">lhas de software e exigiu soluções alternativas.</w:t>
+      </w:r>
+      <w:r/>
+      <w:r>
+        <w:rPr>
+          <w:highlight w:val="none"/>
+          <w:lang w:val="pt-PT" w:bidi="pt-BR"/>
+        </w:rPr>
+      </w:r>
+      <w:r/>
+      <w:r>
+        <w:rPr>
+          <w:highlight w:val="none"/>
+          <w:lang w:val="pt-PT" w:bidi="pt-BR"/>
         </w:rPr>
       </w:r>
     </w:p>
     <w:p>
       <w:pPr>
         <w:pBdr/>
-        <w:shd w:val="nil"/>
-        <w:spacing/>
-        <w:ind/>
-        <w:rPr>
-          <w:lang w:val="pt-BR" w:bidi="pt-BR"/>
-        </w:rPr>
-      </w:pPr>
-      <w:r>
-        <w:rPr>
-          <w:lang w:val="pt-BR" w:bidi="pt-BR"/>
-        </w:rPr>
-        <w:br w:type="page" w:clear="all"/>
-      </w:r>
-      <w:r>
-        <w:rPr>
-          <w:lang w:val="pt-BR" w:bidi="pt-BR"/>
-        </w:rPr>
-      </w:r>
-      <w:r>
-        <w:rPr>
-          <w:lang w:val="pt-BR" w:bidi="pt-BR"/>
+        <w:spacing/>
+        <w:ind/>
+        <w:rPr>
+          <w:highlight w:val="none"/>
+          <w:lang w:val="pt-PT"/>
+        </w:rPr>
+      </w:pPr>
+      <w:r>
+        <w:rPr>
+          <w:highlight w:val="none"/>
+          <w:lang w:val="pt-PT" w:bidi="pt-BR"/>
+        </w:rPr>
+        <w:t xml:space="preserve">Apesar destas dificuldades, foi possível superá-las através de pesquisa autónoma, testes sucessivos e adaptação das abordagens inicialmente previstas, contribuindo de forma significativa para o meu crescimento técnico e organizacional ao longo do projeto.</w:t>
+      </w:r>
+      <w:r/>
+      <w:r>
+        <w:rPr>
+          <w:highlight w:val="none"/>
+          <w:lang w:val="pt-PT" w:bidi="pt-BR"/>
+        </w:rPr>
+      </w:r>
+      <w:r>
+        <w:rPr>
+          <w:highlight w:val="none"/>
+          <w:lang w:val="pt-PT"/>
         </w:rPr>
       </w:r>
     </w:p>
     <w:p>
       <w:pPr>
-        <w:pStyle w:val="839"/>
-        <w:pBdr/>
-        <w:spacing/>
-        <w:ind/>
-        <w:rPr>
-          <w:lang w:val="pt-BR" w:bidi="pt-BR"/>
-        </w:rPr>
-      </w:pPr>
-      <w:r>
-        <w:rPr>
-          <w:lang w:val="pt-BR" w:bidi="pt-BR"/>
-        </w:rPr>
-        <w:t xml:space="preserve">Ajustes Feitos Relativamente </w:t>
-      </w:r>
-      <w:r>
-        <w:rPr>
-          <w:lang w:val="pt-BR" w:bidi="pt-BR"/>
-        </w:rPr>
-        <w:t xml:space="preserve">à Proposta</w:t>
-      </w:r>
-      <w:r>
-        <w:rPr>
-          <w:lang w:val="pt-BR" w:bidi="pt-BR"/>
-        </w:rPr>
-      </w:r>
-      <w:r>
-        <w:rPr>
-          <w:lang w:val="pt-BR" w:bidi="pt-BR"/>
+        <w:pBdr/>
+        <w:shd w:val="nil" w:color="auto"/>
+        <w:spacing/>
+        <w:ind/>
+        <w:rPr>
+          <w:lang w:val="pt-PT"/>
+        </w:rPr>
+      </w:pPr>
+      <w:r>
+        <w:rPr>
+          <w:lang w:val="pt-PT" w:bidi="pt-BR"/>
+        </w:rPr>
+        <w:br w:type="page" w:clear="all"/>
+      </w:r>
+      <w:r>
+        <w:rPr>
+          <w:lang w:val="pt-PT" w:bidi="pt-BR"/>
+        </w:rPr>
+      </w:r>
+      <w:r>
+        <w:rPr>
+          <w:lang w:val="pt-PT"/>
         </w:rPr>
       </w:r>
     </w:p>
     <w:p>
       <w:pPr>
+        <w:pStyle w:val="843"/>
+        <w:pBdr/>
+        <w:spacing/>
+        <w:ind/>
+        <w:rPr>
+          <w:lang w:val="pt-PT"/>
+        </w:rPr>
+      </w:pPr>
+      <w:r>
+        <w:rPr>
+          <w:lang w:val="pt-PT" w:bidi="pt-BR"/>
+        </w:rPr>
+        <w:t xml:space="preserve">Ajustes Feitos Relativamente </w:t>
+      </w:r>
+      <w:r>
+        <w:rPr>
+          <w:lang w:val="pt-PT" w:bidi="pt-BR"/>
+        </w:rPr>
+        <w:t xml:space="preserve">à Proposta</w:t>
+      </w:r>
+      <w:r>
+        <w:rPr>
+          <w:lang w:val="pt-PT" w:bidi="pt-BR"/>
+        </w:rPr>
+      </w:r>
+      <w:r>
+        <w:rPr>
+          <w:lang w:val="pt-PT"/>
+        </w:rPr>
+      </w:r>
+    </w:p>
+    <w:p>
+      <w:pPr>
+        <w:pBdr/>
+        <w:spacing/>
+        <w:ind/>
+        <w:rPr>
+          <w:highlight w:val="none"/>
+          <w:lang w:val="pt-PT"/>
+        </w:rPr>
+      </w:pPr>
+      <w:r>
+        <w:rPr>
+          <w:lang w:val="pt-PT" w:bidi="pt-BR"/>
+        </w:rPr>
+        <w:t xml:space="preserve">Ao longo do desenvolvimento deste projeto houve m</w:t>
+      </w:r>
+      <w:r>
+        <w:rPr>
+          <w:lang w:val="pt-PT" w:bidi="pt-BR"/>
+        </w:rPr>
+        <w:t xml:space="preserve">últiplos ajustes realizados devido a dificuldades n</w:t>
+      </w:r>
+      <w:r>
+        <w:rPr>
+          <w:lang w:val="pt-PT" w:bidi="pt-BR"/>
+        </w:rPr>
+        <w:t xml:space="preserve">ão previstas, nomeadamente:</w:t>
+      </w:r>
+      <w:r>
+        <w:rPr>
+          <w:highlight w:val="none"/>
+          <w:lang w:val="pt-PT" w:bidi="pt-BR"/>
+        </w:rPr>
+      </w:r>
+      <w:r>
+        <w:rPr>
+          <w:highlight w:val="none"/>
+          <w:lang w:val="pt-PT"/>
+        </w:rPr>
+      </w:r>
+    </w:p>
+    <w:p>
+      <w:pPr>
+        <w:pStyle w:val="844"/>
         <w:pBdr/>
         <w:spacing/>
         <w:ind/>
@@ -3689,70 +3903,499 @@
           <w:bCs/>
           <w:i/>
           <w:highlight w:val="none"/>
-          <w:lang w:val="pt-BR" w:bidi="pt-BR"/>
-        </w:rPr>
-      </w:pPr>
-      <w:r>
-        <w:rPr>
-          <w:lang w:val="pt-BR" w:bidi="pt-BR"/>
-        </w:rPr>
-        <w:t xml:space="preserve">Inserir ajustes. E justificar. ( ._.) </w:t>
+          <w:lang w:val="pt-PT"/>
+        </w:rPr>
+      </w:pPr>
+      <w:r>
+        <w:rPr>
+          <w:highlight w:val="none"/>
+          <w:lang w:val="pt-PT" w:bidi="pt-BR"/>
+        </w:rPr>
+        <w:t xml:space="preserve">A aplicaç</w:t>
+      </w:r>
+      <w:r>
+        <w:rPr>
+          <w:highlight w:val="none"/>
+          <w:lang w:val="pt-PT" w:bidi="pt-BR"/>
+        </w:rPr>
+        <w:t xml:space="preserve">ão </w:t>
       </w:r>
       <w:r>
         <w:rPr>
           <w:i/>
           <w:iCs/>
-          <w:lang w:val="pt-BR" w:bidi="pt-BR"/>
-        </w:rPr>
-        <w:t xml:space="preserve">sorry...</w:t>
-      </w:r>
-      <w:r>
+          <w:highlight w:val="none"/>
+          <w:lang w:val="pt-PT" w:bidi="pt-BR"/>
+        </w:rPr>
+        <w:t xml:space="preserve">“client-side”.</w:t>
+      </w:r>
+      <w:r>
+        <w:rPr>
+          <w:bCs/>
+          <w:i/>
+          <w:highlight w:val="none"/>
+          <w:lang w:val="pt-PT" w:bidi="pt-BR"/>
+        </w:rPr>
+      </w:r>
+      <w:r>
+        <w:rPr>
+          <w:bCs/>
+          <w:i/>
+          <w:highlight w:val="none"/>
+          <w:lang w:val="pt-PT"/>
+        </w:rPr>
+      </w:r>
+    </w:p>
+    <w:p>
+      <w:pPr>
+        <w:pBdr/>
+        <w:spacing/>
+        <w:ind w:firstLine="0" w:left="0"/>
         <w:rPr>
           <w:bCs w:val="0"/>
           <w:i w:val="0"/>
+          <w:highlight w:val="none"/>
+          <w:lang w:val="pt-PT"/>
+        </w:rPr>
+      </w:pPr>
+      <w:r>
+        <w:rPr>
+          <w:i w:val="0"/>
+          <w:iCs w:val="0"/>
+          <w:highlight w:val="none"/>
+          <w:lang w:val="pt-PT" w:bidi="pt-BR"/>
+        </w:rPr>
+        <w:t xml:space="preserve">No in</w:t>
+      </w:r>
+      <w:r>
+        <w:rPr>
+          <w:i w:val="0"/>
+          <w:iCs w:val="0"/>
+          <w:highlight w:val="none"/>
+          <w:lang w:val="pt-PT" w:bidi="pt-BR"/>
+        </w:rPr>
+        <w:t xml:space="preserve">ício do desenvolvimento do servidor estava previsto um acesso ao servidor por ssh e ser apresentado uma aplicaç</w:t>
+      </w:r>
+      <w:r>
+        <w:rPr>
+          <w:i w:val="0"/>
+          <w:iCs w:val="0"/>
+          <w:highlight w:val="none"/>
+          <w:lang w:val="pt-PT" w:bidi="pt-BR"/>
+        </w:rPr>
+        <w:t xml:space="preserve">ão completamente do lado do servidor sem qualquer instalaç</w:t>
+      </w:r>
+      <w:r>
+        <w:rPr>
+          <w:i w:val="0"/>
+          <w:iCs w:val="0"/>
+          <w:highlight w:val="none"/>
+          <w:lang w:val="pt-PT" w:bidi="pt-BR"/>
+        </w:rPr>
+        <w:t xml:space="preserve">ão necess</w:t>
+      </w:r>
+      <w:r>
+        <w:rPr>
+          <w:i w:val="0"/>
+          <w:iCs w:val="0"/>
+          <w:highlight w:val="none"/>
+          <w:lang w:val="pt-PT" w:bidi="pt-BR"/>
+        </w:rPr>
+        <w:t xml:space="preserve">ária do lado do cliente.</w:t>
+      </w:r>
+      <w:r>
+        <w:rPr>
+          <w:bCs/>
+          <w:i w:val="0"/>
+          <w:iCs w:val="0"/>
+          <w:highlight w:val="none"/>
+          <w:lang w:val="pt-PT" w:bidi="pt-BR"/>
+        </w:rPr>
+        <w:br/>
+        <w:t xml:space="preserve">Isto revelou-se um problema de log</w:t>
+      </w:r>
+      <w:r>
+        <w:rPr>
+          <w:bCs/>
+          <w:i w:val="0"/>
+          <w:iCs w:val="0"/>
+          <w:highlight w:val="none"/>
+          <w:lang w:val="pt-PT" w:bidi="pt-BR"/>
+        </w:rPr>
+        <w:t xml:space="preserve">ística e segurança para aceder aos ficheiros do cliente que requeria </w:t>
+      </w:r>
+      <w:r>
+        <w:rPr>
+          <w:bCs/>
+          <w:i w:val="0"/>
+          <w:iCs w:val="0"/>
+          <w:highlight w:val="none"/>
+          <w:lang w:val="pt-PT" w:bidi="pt-BR"/>
+        </w:rPr>
+        <w:t xml:space="preserve">à aplicaç</w:t>
+      </w:r>
+      <w:r>
+        <w:rPr>
+          <w:bCs/>
+          <w:i w:val="0"/>
+          <w:iCs w:val="0"/>
+          <w:highlight w:val="none"/>
+          <w:lang w:val="pt-PT" w:bidi="pt-BR"/>
+        </w:rPr>
+        <w:t xml:space="preserve">ão “hackear” o dispositivo do cliente para aceder aos ficheiros que o cliente pretendesse carregar para o servidor.</w:t>
+        <w:br/>
+        <w:t xml:space="preserve">Por essa raz</w:t>
+      </w:r>
+      <w:r>
+        <w:rPr>
+          <w:bCs/>
+          <w:i w:val="0"/>
+          <w:iCs w:val="0"/>
+          <w:highlight w:val="none"/>
+          <w:lang w:val="pt-PT" w:bidi="pt-BR"/>
+        </w:rPr>
+        <w:t xml:space="preserve">ão foi decidido implementar uma aplicaç</w:t>
+      </w:r>
+      <w:r>
+        <w:rPr>
+          <w:bCs/>
+          <w:i w:val="0"/>
+          <w:iCs w:val="0"/>
+          <w:highlight w:val="none"/>
+          <w:lang w:val="pt-PT" w:bidi="pt-BR"/>
+        </w:rPr>
+        <w:t xml:space="preserve">ão do lado do cliente simples que usasse bibliotecas, nomeadamente a paramiko, para conseguir o envio e recepç</w:t>
+      </w:r>
+      <w:r>
+        <w:rPr>
+          <w:bCs/>
+          <w:i w:val="0"/>
+          <w:iCs w:val="0"/>
+          <w:highlight w:val="none"/>
+          <w:lang w:val="pt-PT" w:bidi="pt-BR"/>
+        </w:rPr>
+        <w:t xml:space="preserve">ão de ficheiros entre o servidor e cliente.</w:t>
+      </w:r>
+      <w:r>
+        <w:rPr>
+          <w:bCs w:val="0"/>
+          <w:i w:val="0"/>
+          <w:highlight w:val="none"/>
+          <w:lang w:val="pt-PT" w:bidi="pt-BR"/>
+        </w:rPr>
+      </w:r>
+      <w:r>
+        <w:rPr>
+          <w:bCs w:val="0"/>
+          <w:i w:val="0"/>
+          <w:highlight w:val="none"/>
+          <w:lang w:val="pt-PT"/>
         </w:rPr>
       </w:r>
     </w:p>
     <w:p>
       <w:pPr>
-        <w:pBdr/>
-        <w:shd w:val="nil"/>
+        <w:pStyle w:val="844"/>
+        <w:pBdr/>
         <w:spacing/>
         <w:ind/>
         <w:rPr>
           <w:bCs w:val="0"/>
           <w:i w:val="0"/>
-        </w:rPr>
-      </w:pPr>
+          <w:highlight w:val="none"/>
+          <w:lang w:val="pt-PT"/>
+        </w:rPr>
+      </w:pPr>
+      <w:r>
+        <w:rPr>
+          <w:bCs/>
+          <w:i w:val="0"/>
+          <w:iCs w:val="0"/>
+          <w:highlight w:val="none"/>
+          <w:lang w:val="pt-PT" w:bidi="pt-PT"/>
+        </w:rPr>
+      </w:r>
+      <w:r>
+        <w:rPr>
+          <w:bCs/>
+          <w:i w:val="0"/>
+          <w:iCs w:val="0"/>
+          <w:highlight w:val="none"/>
+          <w:lang w:val="pt-PT" w:bidi="pt-BR"/>
+        </w:rPr>
+        <w:t xml:space="preserve">O protocolo FTP</w:t>
+      </w:r>
       <w:r>
         <w:rPr>
           <w:bCs w:val="0"/>
           <w:i w:val="0"/>
-        </w:rPr>
-        <w:br w:type="page" w:clear="all"/>
+          <w:highlight w:val="none"/>
+          <w:lang w:val="pt-PT" w:bidi="pt-BR"/>
+        </w:rPr>
       </w:r>
       <w:r>
         <w:rPr>
           <w:bCs w:val="0"/>
           <w:i w:val="0"/>
-        </w:rPr>
-      </w:r>
-      <w:r>
+          <w:highlight w:val="none"/>
+          <w:lang w:val="pt-PT"/>
+        </w:rPr>
+      </w:r>
+    </w:p>
+    <w:p>
+      <w:pPr>
+        <w:pBdr/>
+        <w:spacing/>
+        <w:ind/>
         <w:rPr>
           <w:bCs w:val="0"/>
           <w:i w:val="0"/>
+          <w:highlight w:val="none"/>
+          <w:lang w:val="pt-PT"/>
+        </w:rPr>
+      </w:pPr>
+      <w:r>
+        <w:rPr>
+          <w:bCs/>
+          <w:i w:val="0"/>
+          <w:iCs w:val="0"/>
+          <w:highlight w:val="none"/>
+          <w:lang w:val="pt-PT" w:bidi="pt-PT"/>
+        </w:rPr>
+      </w:r>
+      <w:r>
+        <w:rPr>
+          <w:bCs/>
+          <w:i w:val="0"/>
+          <w:iCs w:val="0"/>
+          <w:highlight w:val="none"/>
+          <w:lang w:val="pt-PT" w:bidi="pt-BR"/>
+        </w:rPr>
+        <w:t xml:space="preserve">Inicialmente pretendia automatizar a inserç</w:t>
+      </w:r>
+      <w:r>
+        <w:rPr>
+          <w:bCs/>
+          <w:i w:val="0"/>
+          <w:iCs w:val="0"/>
+          <w:highlight w:val="none"/>
+          <w:lang w:val="pt-PT" w:bidi="pt-BR"/>
+        </w:rPr>
+        <w:t xml:space="preserve">ão de comandos FTP no terminal do dispositivo do cliente para realizar o envio de ficheiros mas para conseguir realizar isso teria que programar uma aplicaç</w:t>
+      </w:r>
+      <w:r>
+        <w:rPr>
+          <w:bCs/>
+          <w:i w:val="0"/>
+          <w:iCs w:val="0"/>
+          <w:highlight w:val="none"/>
+          <w:lang w:val="pt-PT" w:bidi="pt-BR"/>
+        </w:rPr>
+        <w:t xml:space="preserve">ão do lado do servidor que usasse o protocolo SSH para invadir o dispositivo do cliente o que seria n</w:t>
+      </w:r>
+      <w:r>
+        <w:rPr>
+          <w:bCs/>
+          <w:i w:val="0"/>
+          <w:iCs w:val="0"/>
+          <w:highlight w:val="none"/>
+          <w:lang w:val="pt-PT" w:bidi="pt-BR"/>
+        </w:rPr>
+        <w:t xml:space="preserve">ão s</w:t>
+      </w:r>
+      <w:r>
+        <w:rPr>
+          <w:bCs/>
+          <w:i w:val="0"/>
+          <w:iCs w:val="0"/>
+          <w:highlight w:val="none"/>
+          <w:lang w:val="pt-PT" w:bidi="pt-BR"/>
+        </w:rPr>
+        <w:t xml:space="preserve">ó muito acima das minhas atuais capacidades para o limite de tempo que tenho, como tamb</w:t>
+      </w:r>
+      <w:r>
+        <w:rPr>
+          <w:bCs/>
+          <w:i w:val="0"/>
+          <w:iCs w:val="0"/>
+          <w:highlight w:val="none"/>
+          <w:lang w:val="pt-PT" w:bidi="pt-BR"/>
+        </w:rPr>
+        <w:t xml:space="preserve">ém um problema de segurança s</w:t>
+      </w:r>
+      <w:r>
+        <w:rPr>
+          <w:bCs/>
+          <w:i w:val="0"/>
+          <w:iCs w:val="0"/>
+          <w:highlight w:val="none"/>
+          <w:lang w:val="pt-PT" w:bidi="pt-BR"/>
+        </w:rPr>
+        <w:t xml:space="preserve">ério.</w:t>
+      </w:r>
+      <w:r>
+        <w:rPr>
+          <w:bCs w:val="0"/>
+          <w:i w:val="0"/>
+          <w:highlight w:val="none"/>
+          <w:lang w:val="pt-PT" w:bidi="pt-BR"/>
+        </w:rPr>
+      </w:r>
+      <w:r>
+        <w:rPr>
+          <w:bCs w:val="0"/>
+          <w:i w:val="0"/>
+          <w:highlight w:val="none"/>
+          <w:lang w:val="pt-PT"/>
         </w:rPr>
       </w:r>
     </w:p>
     <w:p>
       <w:pPr>
-        <w:pStyle w:val="839"/>
-        <w:pBdr/>
+        <w:pStyle w:val="844"/>
+        <w:pBdr/>
+        <w:spacing/>
+        <w:ind/>
+        <w:rPr>
+          <w:lang w:val="pt-PT"/>
+        </w:rPr>
+      </w:pPr>
+      <w:r>
+        <w:rPr>
+          <w:bCs/>
+          <w:i w:val="0"/>
+          <w:iCs w:val="0"/>
+          <w:highlight w:val="none"/>
+          <w:lang w:val="pt-PT" w:bidi="pt-BR"/>
+        </w:rPr>
+        <w:t xml:space="preserve">O acesso </w:t>
+      </w:r>
+      <w:r>
+        <w:rPr>
+          <w:bCs/>
+          <w:i w:val="0"/>
+          <w:iCs w:val="0"/>
+          <w:highlight w:val="none"/>
+          <w:lang w:val="pt-PT" w:bidi="pt-BR"/>
+        </w:rPr>
+        <w:t xml:space="preserve">por VPN</w:t>
+      </w:r>
+      <w:r>
+        <w:rPr>
+          <w:lang w:val="pt-PT" w:bidi="pt-BR"/>
+        </w:rPr>
+      </w:r>
+      <w:r>
+        <w:rPr>
+          <w:lang w:val="pt-PT"/>
+        </w:rPr>
+      </w:r>
+    </w:p>
+    <w:p>
+      <w:pPr>
+        <w:pBdr/>
+        <w:spacing/>
+        <w:ind/>
+        <w:rPr>
+          <w:lang w:val="pt-PT"/>
+        </w:rPr>
+      </w:pPr>
+      <w:r>
+        <w:rPr>
+          <w:bCs/>
+          <w:i w:val="0"/>
+          <w:iCs w:val="0"/>
+          <w:highlight w:val="none"/>
+          <w:lang w:val="pt-PT" w:bidi="pt-BR"/>
+        </w:rPr>
+        <w:t xml:space="preserve">Em vez de utilizar o endereço de IP p</w:t>
+      </w:r>
+      <w:r>
+        <w:rPr>
+          <w:bCs/>
+          <w:i w:val="0"/>
+          <w:iCs w:val="0"/>
+          <w:highlight w:val="none"/>
+          <w:lang w:val="pt-PT" w:bidi="pt-BR"/>
+        </w:rPr>
+        <w:t xml:space="preserve">úblico do router foi configurado um t</w:t>
+      </w:r>
+      <w:r>
+        <w:rPr>
+          <w:bCs/>
+          <w:i w:val="0"/>
+          <w:iCs w:val="0"/>
+          <w:highlight w:val="none"/>
+          <w:lang w:val="pt-PT" w:bidi="pt-BR"/>
+        </w:rPr>
+        <w:t xml:space="preserve">únel VPN com o serviço WireGuard, o que aumentou a segurança do servidor apesar de ter adicionado mais uma camada de configuraç</w:t>
+      </w:r>
+      <w:r>
+        <w:rPr>
+          <w:bCs/>
+          <w:i w:val="0"/>
+          <w:iCs w:val="0"/>
+          <w:highlight w:val="none"/>
+          <w:lang w:val="pt-PT" w:bidi="pt-BR"/>
+        </w:rPr>
+        <w:t xml:space="preserve">ão para o utilizador e administrador.</w:t>
+      </w:r>
+      <w:r>
+        <w:rPr>
+          <w:lang w:val="pt-PT" w:bidi="pt-BR"/>
+        </w:rPr>
+      </w:r>
+      <w:r>
+        <w:rPr>
+          <w:lang w:val="pt-PT"/>
+        </w:rPr>
+      </w:r>
+    </w:p>
+    <w:p>
+      <w:pPr>
+        <w:pBdr/>
+        <w:shd w:val="nil" w:color="auto"/>
         <w:spacing/>
         <w:ind/>
         <w:rPr>
           <w:bCs w:val="0"/>
           <w:i w:val="0"/>
+          <w:lang w:val="pt-PT"/>
+        </w:rPr>
+      </w:pPr>
+      <w:r>
+        <w:rPr>
+          <w:bCs w:val="0"/>
+          <w:i w:val="0"/>
+          <w:lang w:val="pt-PT"/>
+        </w:rPr>
+        <w:br w:type="page" w:clear="all"/>
+      </w:r>
+      <w:r>
+        <w:rPr>
+          <w:bCs w:val="0"/>
+          <w:i w:val="0"/>
+          <w:lang w:val="pt-PT"/>
+        </w:rPr>
+      </w:r>
+      <w:r>
+        <w:rPr>
+          <w:bCs w:val="0"/>
+          <w:i w:val="0"/>
+          <w:lang w:val="pt-PT"/>
+        </w:rPr>
+      </w:r>
+    </w:p>
+    <w:p>
+      <w:pPr>
+        <w:pStyle w:val="843"/>
+        <w:pBdr/>
+        <w:spacing/>
+        <w:ind/>
+        <w:rPr>
+          <w:bCs w:val="0"/>
+          <w:i w:val="0"/>
+          <w:lang w:val="pt-PT"/>
         </w:rPr>
       </w:pPr>
       <w:r>
@@ -3760,7 +4403,7 @@
           <w:i/>
           <w:iCs/>
           <w:highlight w:val="none"/>
-          <w:lang w:val="pt-BR" w:bidi="pt-BR"/>
+          <w:lang w:val="pt-PT" w:bidi="pt-PT"/>
         </w:rPr>
       </w:r>
       <w:r>
@@ -3768,7 +4411,7 @@
           <w:i w:val="0"/>
           <w:iCs w:val="0"/>
           <w:highlight w:val="none"/>
-          <w:lang w:val="pt-BR" w:bidi="pt-BR"/>
+          <w:lang w:val="pt-PT" w:bidi="pt-BR"/>
         </w:rPr>
         <w:t xml:space="preserve">Empenho, interesse, responsabilidade e autonomia</w:t>
       </w:r>
@@ -3777,7 +4420,7 @@
           <w:i w:val="0"/>
           <w:iCs w:val="0"/>
           <w:highlight w:val="none"/>
-          <w:lang w:val="pt-BR" w:bidi="pt-BR"/>
+          <w:lang w:val="pt-PT" w:bidi="pt-BR"/>
         </w:rPr>
         <w:t xml:space="preserve"> aplicados</w:t>
       </w:r>
@@ -3785,6 +4428,14 @@
         <w:rPr>
           <w:bCs w:val="0"/>
           <w:i w:val="0"/>
+          <w:lang w:val="pt-PT"/>
+        </w:rPr>
+      </w:r>
+      <w:r>
+        <w:rPr>
+          <w:bCs w:val="0"/>
+          <w:i w:val="0"/>
+          <w:lang w:val="pt-PT"/>
         </w:rPr>
       </w:r>
     </w:p>
@@ -3797,7 +4448,7 @@
           <w:bCs w:val="0"/>
           <w:i w:val="0"/>
           <w:highlight w:val="none"/>
-          <w:lang w:val="pt-BR" w:bidi="pt-BR"/>
+          <w:lang w:val="pt-PT"/>
         </w:rPr>
       </w:pPr>
       <w:r>
@@ -3805,21 +4456,1210 @@
           <w:i w:val="0"/>
           <w:iCs w:val="0"/>
           <w:highlight w:val="none"/>
-          <w:lang w:val="pt-BR" w:bidi="pt-BR"/>
-        </w:rPr>
-        <w:t xml:space="preserve">Wut..?</w:t>
+          <w:lang w:val="pt-PT" w:bidi="pt-BR"/>
+        </w:rPr>
+        <w:t xml:space="preserve">No </w:t>
+      </w:r>
+      <w:r>
+        <w:rPr>
+          <w:i w:val="0"/>
+          <w:iCs w:val="0"/>
+          <w:highlight w:val="none"/>
+          <w:lang w:val="pt-PT" w:bidi="pt-BR"/>
+        </w:rPr>
+        <w:t xml:space="preserve">âmbito deste projeto reconheço que o meu empenho e interesse se mantiveram elevados desde que tive a ideia e comecei a trabalhar nele nas f</w:t>
+      </w:r>
+      <w:r>
+        <w:rPr>
+          <w:i w:val="0"/>
+          <w:iCs w:val="0"/>
+          <w:highlight w:val="none"/>
+          <w:lang w:val="pt-PT" w:bidi="pt-BR"/>
+        </w:rPr>
+        <w:t xml:space="preserve">érias do ver</w:t>
+      </w:r>
+      <w:r>
+        <w:rPr>
+          <w:i w:val="0"/>
+          <w:iCs w:val="0"/>
+          <w:highlight w:val="none"/>
+          <w:lang w:val="pt-PT" w:bidi="pt-BR"/>
+        </w:rPr>
+        <w:t xml:space="preserve">ão. Sempre me mantive autónomo</w:t>
+      </w:r>
+      <w:r>
+        <w:rPr>
+          <w:lang w:val="pt-BR"/>
+        </w:rPr>
+        <w:t xml:space="preserve"> </w:t>
+      </w:r>
+      <w:r>
+        <w:rPr>
+          <w:lang w:val="pt-BR"/>
+        </w:rPr>
+        <w:t xml:space="preserve">e respons</w:t>
+      </w:r>
+      <w:r>
+        <w:rPr>
+          <w:lang w:val="pt-BR"/>
+        </w:rPr>
+        <w:t xml:space="preserve">ável, procurando as minhas pr</w:t>
+      </w:r>
+      <w:r>
+        <w:rPr>
+          <w:lang w:val="pt-BR"/>
+        </w:rPr>
+        <w:t xml:space="preserve">óprias soluç</w:t>
+      </w:r>
+      <w:r>
+        <w:rPr>
+          <w:lang w:val="pt-BR"/>
+        </w:rPr>
+        <w:t xml:space="preserve">ões para os problemas encontrados. (e.g.: o leitor de CD do servidor, o processador 32-bit) </w:t>
+      </w:r>
+      <w:r>
+        <w:rPr>
+          <w:lang w:val="pt-PT"/>
+        </w:rPr>
+        <w:br w:type="page" w:clear="all"/>
+      </w:r>
+      <w:r>
+        <w:rPr>
+          <w:bCs w:val="0"/>
+          <w:i w:val="0"/>
+          <w:highlight w:val="none"/>
+          <w:lang w:val="pt-PT" w:bidi="pt-BR"/>
+        </w:rPr>
+      </w:r>
+      <w:r>
+        <w:rPr>
+          <w:bCs w:val="0"/>
+          <w:i w:val="0"/>
+          <w:highlight w:val="none"/>
+          <w:lang w:val="pt-PT"/>
+        </w:rPr>
+      </w:r>
+    </w:p>
+    <w:p>
+      <w:pPr>
+        <w:pStyle w:val="843"/>
+        <w:pBdr/>
+        <w:spacing/>
+        <w:ind/>
+        <w:rPr>
+          <w:lang w:val="pt-PT"/>
+        </w:rPr>
+      </w:pPr>
+      <w:r>
+        <w:rPr>
+          <w:i w:val="0"/>
+          <w:iCs w:val="0"/>
+          <w:highlight w:val="none"/>
+          <w:lang w:val="pt-PT" w:bidi="pt-PT"/>
+        </w:rPr>
+      </w:r>
+      <w:r>
+        <w:rPr>
+          <w:i w:val="0"/>
+          <w:iCs w:val="0"/>
+          <w:highlight w:val="none"/>
+          <w:lang w:val="pt-PT" w:bidi="pt-BR"/>
+        </w:rPr>
+        <w:t xml:space="preserve">Indicaç</w:t>
+      </w:r>
+      <w:r>
+        <w:rPr>
+          <w:i w:val="0"/>
+          <w:iCs w:val="0"/>
+          <w:highlight w:val="none"/>
+          <w:lang w:val="pt-PT" w:bidi="pt-BR"/>
+        </w:rPr>
+        <w:t xml:space="preserve">ões para Testagem (demonstraç</w:t>
+      </w:r>
+      <w:r>
+        <w:rPr>
+          <w:i w:val="0"/>
+          <w:iCs w:val="0"/>
+          <w:highlight w:val="none"/>
+          <w:lang w:val="pt-PT" w:bidi="pt-BR"/>
+        </w:rPr>
+        <w:t xml:space="preserve">ão)</w:t>
+      </w:r>
+      <w:r>
+        <w:rPr>
+          <w:lang w:val="pt-PT"/>
+        </w:rPr>
+      </w:r>
+      <w:r>
+        <w:rPr>
+          <w:lang w:val="pt-PT"/>
+        </w:rPr>
+      </w:r>
+    </w:p>
+    <w:p>
+      <w:pPr>
+        <w:pBdr/>
+        <w:spacing/>
+        <w:ind/>
+        <w:rPr/>
+      </w:pPr>
+      <w:r>
+        <w:rPr>
+          <w:highlight w:val="none"/>
+          <w:lang w:val="pt-PT" w:bidi="pt-PT"/>
+        </w:rPr>
+        <w:t xml:space="preserve">A forma preferencial de avaliação e demonstração do funcionamento do servidor consiste numa demonstração presencial em aula, no contexto da disciplina de PAP ou PSI, sempre que tal seja possível.</w:t>
+      </w:r>
+      <w:r/>
+      <w:r>
+        <w:rPr>
+          <w:highlight w:val="none"/>
+          <w:lang w:val="pt-PT" w:bidi="pt-PT"/>
+        </w:rPr>
+      </w:r>
+      <w:r/>
+      <w:r>
+        <w:rPr>
+          <w:highlight w:val="none"/>
+          <w:lang w:val="pt-PT" w:bidi="pt-PT"/>
+        </w:rPr>
+      </w:r>
+    </w:p>
+    <w:p>
+      <w:pPr>
+        <w:pBdr/>
+        <w:spacing/>
+        <w:ind/>
+        <w:rPr/>
+      </w:pPr>
+      <w:r>
+        <w:rPr>
+          <w:highlight w:val="none"/>
+          <w:lang w:val="pt-PT" w:bidi="pt-PT"/>
+        </w:rPr>
+        <w:t xml:space="preserve">Devido a constrangimentos logísticos e de segurança associados à configuração remota do servidor (VPN, controlo de energia e acesso à rede), foi também preparada uma demonstração em vídeo, onde são apresentados:</w:t>
+      </w:r>
+      <w:r/>
+      <w:r>
+        <w:rPr>
+          <w:highlight w:val="none"/>
+          <w:lang w:val="pt-PT" w:bidi="pt-PT"/>
+        </w:rPr>
+      </w:r>
+      <w:r/>
+      <w:r>
+        <w:rPr>
+          <w:highlight w:val="none"/>
+          <w:lang w:val="pt-PT" w:bidi="pt-PT"/>
+        </w:rPr>
+      </w:r>
+    </w:p>
+    <w:p>
+      <w:pPr>
+        <w:pStyle w:val="906"/>
+        <w:numPr>
+          <w:ilvl w:val="0"/>
+          <w:numId w:val="9"/>
+        </w:numPr>
+        <w:pBdr/>
+        <w:spacing/>
+        <w:ind/>
+        <w:rPr/>
+      </w:pPr>
+      <w:r>
+        <w:rPr>
+          <w:highlight w:val="none"/>
+          <w:lang w:val="pt-PT" w:bidi="pt-PT"/>
+        </w:rPr>
+        <w:t xml:space="preserve">Todo o processo de configuração necessário</w:t>
+      </w:r>
+      <w:r/>
+      <w:r>
+        <w:rPr>
+          <w:highlight w:val="none"/>
+          <w:lang w:val="pt-PT" w:bidi="pt-PT"/>
+        </w:rPr>
+      </w:r>
+      <w:r/>
+      <w:r>
+        <w:rPr>
+          <w:highlight w:val="none"/>
+          <w:lang w:val="pt-PT" w:bidi="pt-PT"/>
+        </w:rPr>
+      </w:r>
+    </w:p>
+    <w:p>
+      <w:pPr>
+        <w:pStyle w:val="906"/>
+        <w:numPr>
+          <w:ilvl w:val="0"/>
+          <w:numId w:val="9"/>
+        </w:numPr>
+        <w:pBdr/>
+        <w:spacing/>
+        <w:ind/>
+        <w:rPr/>
+      </w:pPr>
+      <w:r>
+        <w:rPr>
+          <w:highlight w:val="none"/>
+          <w:lang w:val="pt-PT" w:bidi="pt-PT"/>
+        </w:rPr>
+        <w:t xml:space="preserve">As funcionalidades já implementadas no servidor e no cliente</w:t>
+      </w:r>
+      <w:r/>
+      <w:r>
+        <w:rPr>
+          <w:highlight w:val="none"/>
+          <w:lang w:val="pt-PT" w:bidi="pt-PT"/>
+        </w:rPr>
+      </w:r>
+      <w:r/>
+      <w:r>
+        <w:rPr>
+          <w:highlight w:val="none"/>
+          <w:lang w:val="pt-PT" w:bidi="pt-PT"/>
+        </w:rPr>
+      </w:r>
+    </w:p>
+    <w:p>
+      <w:pPr>
+        <w:pStyle w:val="906"/>
+        <w:numPr>
+          <w:ilvl w:val="0"/>
+          <w:numId w:val="9"/>
+        </w:numPr>
+        <w:pBdr/>
+        <w:spacing/>
+        <w:ind/>
+        <w:rPr/>
+      </w:pPr>
+      <w:r>
+        <w:rPr>
+          <w:highlight w:val="none"/>
+          <w:lang w:val="pt-PT" w:bidi="pt-PT"/>
+        </w:rPr>
+        <w:t xml:space="preserve">O funcionamento do protocolo de transferência de ficheiros</w:t>
+      </w:r>
+      <w:r/>
+      <w:r>
+        <w:rPr>
+          <w:highlight w:val="none"/>
+          <w:lang w:val="pt-PT" w:bidi="pt-PT"/>
+        </w:rPr>
+      </w:r>
+      <w:r/>
+      <w:r>
+        <w:rPr>
+          <w:highlight w:val="none"/>
+          <w:lang w:val="pt-PT" w:bidi="pt-PT"/>
+        </w:rPr>
+      </w:r>
+    </w:p>
+    <w:p>
+      <w:pPr>
+        <w:pBdr/>
+        <w:spacing/>
+        <w:ind/>
+        <w:rPr/>
+      </w:pPr>
+      <w:r>
+        <w:rPr>
+          <w:highlight w:val="none"/>
+          <w:lang w:val="pt-PT" w:bidi="pt-PT"/>
+        </w:rPr>
+        <w:t xml:space="preserve">Por este motivo, recomenda-se a visualização dos vídeos fornecidos, em detrimento da realização manual dos passos descritos abaixo.</w:t>
+      </w:r>
+      <w:r/>
+      <w:r>
+        <w:rPr>
+          <w:highlight w:val="none"/>
+          <w:lang w:val="pt-PT" w:bidi="pt-PT"/>
+        </w:rPr>
+      </w:r>
+      <w:r/>
+      <w:r>
+        <w:rPr>
+          <w:highlight w:val="none"/>
+          <w:lang w:val="pt-PT" w:bidi="pt-PT"/>
+        </w:rPr>
+      </w:r>
+    </w:p>
+    <w:p>
+      <w:pPr>
+        <w:pBdr/>
+        <w:spacing/>
+        <w:ind/>
+        <w:rPr>
+          <w:highlight w:val="none"/>
+        </w:rPr>
+      </w:pPr>
+      <w:r>
+        <w:rPr>
+          <w:highlight w:val="none"/>
+          <w:lang w:val="pt-PT" w:bidi="pt-PT"/>
+        </w:rPr>
+        <w:t xml:space="preserve">Ainda assim, para referência, encontram-se listadas as etapas necessárias para a testagem remota do sistema.</w:t>
+      </w:r>
+      <w:r/>
+      <w:r>
+        <w:rPr>
+          <w:highlight w:val="none"/>
+          <w:lang w:val="pt-PT" w:bidi="pt-PT"/>
+        </w:rPr>
+      </w:r>
+      <w:r/>
+      <w:r>
+        <w:rPr>
+          <w:highlight w:val="none"/>
+          <w:lang w:val="pt-PT" w:bidi="pt-PT"/>
+        </w:rPr>
+      </w:r>
+    </w:p>
+    <w:p>
+      <w:pPr>
+        <w:pBdr/>
+        <w:spacing/>
+        <w:ind/>
+        <w:rPr>
+          <w:highlight w:val="none"/>
+          <w:lang w:val="pt-PT" w:bidi="pt-PT"/>
+        </w:rPr>
+      </w:pPr>
+      <w:r>
+        <w:rPr>
+          <w:highlight w:val="none"/>
+          <w:lang w:val="pt-PT" w:bidi="pt-PT"/>
+        </w:rPr>
+      </w:r>
+      <w:r>
+        <w:rPr>
+          <w:highlight w:val="none"/>
+          <w:lang w:val="pt-PT" w:bidi="pt-PT"/>
+        </w:rPr>
+      </w:r>
+      <w:r>
+        <w:rPr>
+          <w:highlight w:val="none"/>
+          <w:lang w:val="pt-PT"/>
+        </w:rPr>
+      </w:r>
+    </w:p>
+    <w:p>
+      <w:pPr>
+        <w:pStyle w:val="844"/>
+        <w:pBdr/>
+        <w:spacing/>
+        <w:ind/>
+        <w:rPr/>
+      </w:pPr>
+      <w:r>
+        <w:rPr>
+          <w:highlight w:val="none"/>
+          <w:lang w:val="pt-PT" w:bidi="pt-PT"/>
+        </w:rPr>
+        <w:t xml:space="preserve">Passo 1 — Instalação do Software Necessário</w:t>
+      </w:r>
+      <w:r/>
+      <w:r>
+        <w:rPr>
+          <w:highlight w:val="none"/>
+          <w:lang w:val="pt-PT" w:bidi="pt-PT"/>
+        </w:rPr>
+      </w:r>
+      <w:r/>
+      <w:r>
+        <w:rPr>
+          <w:highlight w:val="none"/>
+          <w:lang w:val="pt-PT" w:bidi="pt-PT"/>
+        </w:rPr>
+      </w:r>
+    </w:p>
+    <w:p>
+      <w:pPr>
+        <w:pBdr/>
+        <w:spacing/>
+        <w:ind/>
+        <w:rPr/>
+      </w:pPr>
+      <w:r>
+        <w:rPr>
+          <w:highlight w:val="none"/>
+          <w:lang w:val="pt-PT" w:bidi="pt-PT"/>
+        </w:rPr>
+        <w:t xml:space="preserve">No dispositivo a utilizar como cliente, devem estar instalados os seguintes componentes:</w:t>
+      </w:r>
+      <w:r/>
+      <w:r>
+        <w:rPr>
+          <w:highlight w:val="none"/>
+          <w:lang w:val="pt-PT" w:bidi="pt-PT"/>
+        </w:rPr>
+      </w:r>
+      <w:r/>
+      <w:r>
+        <w:rPr>
+          <w:highlight w:val="none"/>
+          <w:lang w:val="pt-PT" w:bidi="pt-PT"/>
+        </w:rPr>
+      </w:r>
+    </w:p>
+    <w:p>
+      <w:pPr>
+        <w:pStyle w:val="906"/>
+        <w:numPr>
+          <w:ilvl w:val="0"/>
+          <w:numId w:val="10"/>
+        </w:numPr>
+        <w:pBdr/>
+        <w:spacing/>
+        <w:ind/>
+        <w:rPr/>
+      </w:pPr>
+      <w:r>
+        <w:rPr>
+          <w:highlight w:val="none"/>
+          <w:lang w:val="pt-PT" w:bidi="pt-PT"/>
+        </w:rPr>
+        <w:t xml:space="preserve">Python</w:t>
+      </w:r>
+      <w:r>
+        <w:rPr>
+          <w:highlight w:val="none"/>
+          <w:lang w:val="pt-BR"/>
+        </w:rPr>
+        <w:t xml:space="preserve"> </w:t>
+      </w:r>
+      <w:r>
+        <w:rPr>
+          <w:highlight w:val="none"/>
+          <w:lang w:val="pt-PT" w:bidi="pt-PT"/>
+        </w:rPr>
+      </w:r>
+      <w:r/>
+      <w:r>
+        <w:rPr>
+          <w:highlight w:val="none"/>
+          <w:lang w:val="pt-PT" w:bidi="pt-PT"/>
+        </w:rPr>
+      </w:r>
+    </w:p>
+    <w:p>
+      <w:pPr>
+        <w:pStyle w:val="906"/>
+        <w:numPr>
+          <w:ilvl w:val="0"/>
+          <w:numId w:val="10"/>
+        </w:numPr>
+        <w:pBdr/>
+        <w:shd w:val="nil" w:color="000000"/>
+        <w:spacing/>
+        <w:ind/>
+        <w:rPr/>
+      </w:pPr>
+      <w:r>
+        <w:rPr>
+          <w:lang w:val="pt-PT"/>
+        </w:rPr>
+        <w:t xml:space="preserve">WireGuard</w:t>
+      </w:r>
+      <w:r/>
+      <w:r>
+        <w:rPr>
+          <w:lang w:val="pt-PT"/>
+        </w:rPr>
+      </w:r>
+      <w:r/>
+      <w:r>
+        <w:rPr>
+          <w:lang w:val="pt-PT"/>
+        </w:rPr>
+      </w:r>
+    </w:p>
+    <w:p>
+      <w:pPr>
+        <w:pStyle w:val="906"/>
+        <w:numPr>
+          <w:ilvl w:val="0"/>
+          <w:numId w:val="10"/>
+        </w:numPr>
+        <w:pBdr/>
+        <w:shd w:val="nil" w:color="000000"/>
+        <w:spacing/>
+        <w:ind/>
+        <w:rPr/>
+      </w:pPr>
+      <w:r>
+        <w:rPr>
+          <w:lang w:val="pt-PT"/>
+        </w:rPr>
+        <w:t xml:space="preserve">Aplicação móvel Tapo</w:t>
+      </w:r>
+      <w:r/>
+      <w:r>
+        <w:rPr>
+          <w:lang w:val="pt-PT"/>
+        </w:rPr>
+      </w:r>
+      <w:r/>
+      <w:r>
+        <w:rPr>
+          <w:lang w:val="pt-PT"/>
+        </w:rPr>
+      </w:r>
+    </w:p>
+    <w:p>
+      <w:pPr>
+        <w:pBdr/>
+        <w:shd w:val="nil" w:color="000000"/>
+        <w:spacing/>
+        <w:ind/>
+        <w:rPr/>
+      </w:pPr>
+      <w:r>
+        <w:rPr>
+          <w:lang w:val="pt-PT"/>
+        </w:rPr>
+        <w:t xml:space="preserve">Deve ainda ser descarregado o script cliente em Python, disponibilizado através do seguinte link:</w:t>
       </w:r>
       <w:r/>
     </w:p>
     <w:p>
       <w:pPr>
         <w:pBdr/>
+        <w:shd w:val="nil" w:color="000000"/>
+        <w:spacing/>
+        <w:ind/>
+        <w:rPr>
+          <w:highlight w:val="none"/>
+          <w:lang w:val="pt-PT"/>
+        </w:rPr>
+      </w:pPr>
+      <w:r>
+        <w:rPr>
+          <w:lang w:val="pt-PT"/>
+        </w:rPr>
+      </w:r>
+      <w:r>
+        <w:rPr>
+          <w:lang w:val="pt-PT"/>
+        </w:rPr>
+      </w:r>
+      <w:hyperlink r:id="rId10" w:tooltip="https://drive.google.com/drive/folders/1TWOsSaWNys04Yw9QA29-Tlqw4nABTG0Y?usp=sharing" w:history="1">
+        <w:r>
+          <w:rPr>
+            <w:rStyle w:val="888"/>
+            <w:lang w:val="pt-PT"/>
+          </w:rPr>
+          <w:t xml:space="preserve">https://drive.google.com/drive/folders/1TWOsSaWNys04Yw9QA29-Tlqw4nABTG0Y?usp=sharing</w:t>
+        </w:r>
+        <w:r>
+          <w:rPr>
+            <w:rStyle w:val="888"/>
+            <w:lang w:val="pt-PT"/>
+          </w:rPr>
+        </w:r>
+        <w:r>
+          <w:rPr>
+            <w:rStyle w:val="888"/>
+            <w:lang w:val="pt-PT"/>
+          </w:rPr>
+        </w:r>
+      </w:hyperlink>
+      <w:r>
+        <w:rPr>
+          <w:lang w:val="pt-PT"/>
+        </w:rPr>
+      </w:r>
+    </w:p>
+    <w:p>
+      <w:pPr>
+        <w:pBdr/>
+        <w:shd w:val="nil" w:color="000000"/>
+        <w:spacing/>
+        <w:ind/>
+        <w:rPr/>
+      </w:pPr>
+      <w:r>
+        <w:rPr>
+          <w:lang w:val="pt-PT"/>
+        </w:rPr>
+      </w:r>
+      <w:r/>
+    </w:p>
+    <w:p>
+      <w:pPr>
+        <w:pStyle w:val="844"/>
+        <w:pBdr/>
+        <w:spacing/>
+        <w:ind/>
+        <w:rPr/>
+      </w:pPr>
+      <w:r>
+        <w:rPr>
+          <w:lang w:val="pt-PT"/>
+        </w:rPr>
+        <w:t xml:space="preserve">Passo 2 — Configuração do Software</w:t>
+      </w:r>
+      <w:r/>
+    </w:p>
+    <w:p>
+      <w:pPr>
+        <w:pStyle w:val="845"/>
+        <w:pBdr/>
+        <w:spacing/>
+        <w:ind/>
+        <w:rPr/>
+      </w:pPr>
+      <w:r>
+        <w:rPr>
+          <w:lang w:val="pt-PT"/>
+        </w:rPr>
+        <w:t xml:space="preserve">2.1. WireGuard</w:t>
+      </w:r>
+      <w:r/>
+      <w:r>
+        <w:rPr>
+          <w:lang w:val="pt-PT"/>
+        </w:rPr>
+      </w:r>
+      <w:r/>
+      <w:r>
+        <w:rPr>
+          <w:lang w:val="pt-PT"/>
+        </w:rPr>
+      </w:r>
+    </w:p>
+    <w:p>
+      <w:pPr>
+        <w:pBdr/>
+        <w:shd w:val="nil" w:color="000000"/>
+        <w:spacing/>
+        <w:ind/>
+        <w:rPr/>
+      </w:pPr>
+      <w:r>
+        <w:rPr>
+          <w:lang w:val="pt-PT"/>
+        </w:rPr>
+        <w:t xml:space="preserve">Na interface gráfica do WireGuard, deverá ser criado um novo túnel vazio e preenchido com a seguinte configuração (sendo x um dígito à escolha do utilizador):</w:t>
+      </w:r>
+      <w:r/>
+      <w:r>
+        <w:rPr>
+          <w:lang w:val="pt-PT"/>
+        </w:rPr>
+      </w:r>
+      <w:r/>
+      <w:r>
+        <w:rPr>
+          <w:lang w:val="pt-PT"/>
+        </w:rPr>
+      </w:r>
+    </w:p>
+    <w:p>
+      <w:pPr>
+        <w:pBdr/>
+        <w:shd w:val="nil" w:color="000000"/>
+        <w:spacing/>
+        <w:ind/>
+        <w:rPr>
+          <w:rFonts w:ascii="Adwaita Mono" w:hAnsi="Adwaita Mono" w:cs="Adwaita Mono"/>
+        </w:rPr>
+      </w:pPr>
+      <w:r>
+        <w:rPr>
+          <w:rFonts w:ascii="Adwaita Mono" w:hAnsi="Adwaita Mono" w:eastAsia="Adwaita Mono" w:cs="Adwaita Mono"/>
+          <w:lang w:val="pt-PT"/>
+        </w:rPr>
+        <w:t xml:space="preserve">[Interface]</w:t>
+        <w:br/>
+      </w:r>
+      <w:r>
+        <w:rPr>
+          <w:rFonts w:ascii="Adwaita Mono" w:hAnsi="Adwaita Mono" w:eastAsia="Adwaita Mono" w:cs="Adwaita Mono"/>
+        </w:rPr>
+      </w:r>
+      <w:r>
+        <w:rPr>
+          <w:rFonts w:ascii="Adwaita Mono" w:hAnsi="Adwaita Mono" w:eastAsia="Adwaita Mono" w:cs="Adwaita Mono"/>
+          <w:lang w:val="pt-PT"/>
+        </w:rPr>
+        <w:t xml:space="preserve">PrivateKey = A_SUA_CHAVE_PRIVADA</w:t>
+        <w:br/>
+      </w:r>
+      <w:r>
+        <w:rPr>
+          <w:rFonts w:ascii="Adwaita Mono" w:hAnsi="Adwaita Mono" w:eastAsia="Adwaita Mono" w:cs="Adwaita Mono"/>
+        </w:rPr>
+      </w:r>
+      <w:r>
+        <w:rPr>
+          <w:rFonts w:ascii="Adwaita Mono" w:hAnsi="Adwaita Mono" w:eastAsia="Adwaita Mono" w:cs="Adwaita Mono"/>
+          <w:lang w:val="pt-PT"/>
+        </w:rPr>
+        <w:t xml:space="preserve">Address = 10.0.0.10x/32</w:t>
+        <w:br/>
+      </w:r>
+      <w:r>
+        <w:rPr>
+          <w:rFonts w:ascii="Adwaita Mono" w:hAnsi="Adwaita Mono" w:eastAsia="Adwaita Mono" w:cs="Adwaita Mono"/>
+        </w:rPr>
+      </w:r>
+      <w:r>
+        <w:rPr>
+          <w:rFonts w:ascii="Adwaita Mono" w:hAnsi="Adwaita Mono" w:eastAsia="Adwaita Mono" w:cs="Adwaita Mono"/>
+          <w:lang w:val="pt-PT"/>
+        </w:rPr>
+        <w:t xml:space="preserve">DNS = 1.1.1.1</w:t>
+        <w:br/>
+        <w:br/>
+      </w:r>
+      <w:r>
+        <w:rPr>
+          <w:rFonts w:ascii="Adwaita Mono" w:hAnsi="Adwaita Mono" w:eastAsia="Adwaita Mono" w:cs="Adwaita Mono"/>
+        </w:rPr>
+      </w:r>
+      <w:r>
+        <w:rPr>
+          <w:rFonts w:ascii="Adwaita Mono" w:hAnsi="Adwaita Mono" w:eastAsia="Adwaita Mono" w:cs="Adwaita Mono"/>
+          <w:lang w:val="pt-PT"/>
+        </w:rPr>
+      </w:r>
+      <w:r>
+        <w:rPr>
+          <w:rFonts w:ascii="Adwaita Mono" w:hAnsi="Adwaita Mono" w:eastAsia="Adwaita Mono" w:cs="Adwaita Mono"/>
+        </w:rPr>
+      </w:r>
+      <w:r>
+        <w:rPr>
+          <w:rFonts w:ascii="Adwaita Mono" w:hAnsi="Adwaita Mono" w:cs="Adwaita Mono"/>
+        </w:rPr>
+      </w:r>
+      <w:r>
+        <w:rPr>
+          <w:rFonts w:ascii="Adwaita Mono" w:hAnsi="Adwaita Mono" w:eastAsia="Adwaita Mono" w:cs="Adwaita Mono"/>
+          <w:lang w:val="pt-PT"/>
+        </w:rPr>
+        <w:t xml:space="preserve">[Peer]</w:t>
+        <w:br/>
+      </w:r>
+      <w:r>
+        <w:rPr>
+          <w:rFonts w:ascii="Adwaita Mono" w:hAnsi="Adwaita Mono" w:eastAsia="Adwaita Mono" w:cs="Adwaita Mono"/>
+        </w:rPr>
+      </w:r>
+      <w:r>
+        <w:rPr>
+          <w:rFonts w:ascii="Adwaita Mono" w:hAnsi="Adwaita Mono" w:eastAsia="Adwaita Mono" w:cs="Adwaita Mono"/>
+          <w:lang w:val="pt-PT"/>
+        </w:rPr>
+        <w:t xml:space="preserve">PublicKey =</w:t>
+      </w:r>
+      <w:r>
+        <w:rPr>
+          <w:rFonts w:ascii="Adwaita Mono" w:hAnsi="Adwaita Mono" w:eastAsia="Adwaita Mono" w:cs="Adwaita Mono"/>
+          <w:lang w:val="pt-BR"/>
+        </w:rPr>
+        <w:t xml:space="preserve"> </w:t>
+      </w:r>
+      <w:r>
+        <w:rPr>
+          <w:rFonts w:ascii="Adwaita Mono" w:hAnsi="Adwaita Mono" w:eastAsia="Adwaita Mono" w:cs="Adwaita Mono"/>
+          <w:lang w:val="pt-BR"/>
+        </w:rPr>
+        <w:t xml:space="preserve">oVSpGQfvs/ctAm+7PtRKkYl1Z+SjedUWC676ymN4gS0=</w:t>
+      </w:r>
+      <w:r>
+        <w:rPr>
+          <w:rFonts w:ascii="Adwaita Mono" w:hAnsi="Adwaita Mono" w:eastAsia="Adwaita Mono" w:cs="Adwaita Mono"/>
+          <w:lang w:val="pt-BR"/>
+        </w:rPr>
+      </w:r>
+      <w:r>
+        <w:rPr>
+          <w:rFonts w:ascii="Adwaita Mono" w:hAnsi="Adwaita Mono" w:eastAsia="Adwaita Mono" w:cs="Adwaita Mono"/>
+          <w:lang w:val="pt-PT"/>
+        </w:rPr>
+        <w:br/>
+      </w:r>
+      <w:r>
+        <w:rPr>
+          <w:rFonts w:ascii="Adwaita Mono" w:hAnsi="Adwaita Mono" w:eastAsia="Adwaita Mono" w:cs="Adwaita Mono"/>
+          <w:lang w:val="pt-PT"/>
+        </w:rPr>
+        <w:t xml:space="preserve">Endpoint = </w:t>
+      </w:r>
+      <w:r>
+        <w:rPr>
+          <w:rFonts w:ascii="Adwaita Mono" w:hAnsi="Adwaita Mono" w:eastAsia="Adwaita Mono" w:cs="Adwaita Mono"/>
+          <w:lang w:val="pt-PT"/>
+        </w:rPr>
+        <w:t xml:space="preserve">77.54.105.15</w:t>
+      </w:r>
+      <w:r>
+        <w:rPr>
+          <w:rFonts w:ascii="Adwaita Mono" w:hAnsi="Adwaita Mono" w:eastAsia="Adwaita Mono" w:cs="Adwaita Mono"/>
+          <w:lang w:val="pt-PT"/>
+        </w:rPr>
+        <w:t xml:space="preserve">:51820</w:t>
+        <w:br/>
+      </w:r>
+      <w:r>
+        <w:rPr>
+          <w:rFonts w:ascii="Adwaita Mono" w:hAnsi="Adwaita Mono" w:eastAsia="Adwaita Mono" w:cs="Adwaita Mono"/>
+          <w:lang w:val="pt-PT"/>
+        </w:rPr>
+        <w:t xml:space="preserve">AllowedIPs = 10.0.0.1/</w:t>
+      </w:r>
+      <w:r>
+        <w:rPr>
+          <w:rFonts w:ascii="Adwaita Mono" w:hAnsi="Adwaita Mono" w:eastAsia="Adwaita Mono" w:cs="Adwaita Mono"/>
+          <w:lang w:val="pt-BR"/>
+        </w:rPr>
+        <w:t xml:space="preserve">32</w:t>
+      </w:r>
+      <w:r>
+        <w:rPr>
+          <w:rFonts w:ascii="Adwaita Mono" w:hAnsi="Adwaita Mono" w:eastAsia="Adwaita Mono" w:cs="Adwaita Mono"/>
+          <w:lang w:val="pt-PT"/>
+        </w:rPr>
+        <w:br/>
+      </w:r>
+      <w:r>
+        <w:rPr>
+          <w:rFonts w:ascii="Adwaita Mono" w:hAnsi="Adwaita Mono" w:eastAsia="Adwaita Mono" w:cs="Adwaita Mono"/>
+          <w:lang w:val="pt-PT"/>
+        </w:rPr>
+        <w:t xml:space="preserve">PersistentKeepalive = 25</w:t>
+      </w:r>
+      <w:r>
+        <w:rPr>
+          <w:rFonts w:ascii="Adwaita Mono" w:hAnsi="Adwaita Mono" w:eastAsia="Adwaita Mono" w:cs="Adwaita Mono"/>
+        </w:rPr>
+      </w:r>
+      <w:r>
+        <w:rPr>
+          <w:rFonts w:ascii="Adwaita Mono" w:hAnsi="Adwaita Mono" w:cs="Adwaita Mono"/>
+        </w:rPr>
+      </w:r>
+      <w:r>
+        <w:rPr>
+          <w:rFonts w:ascii="Adwaita Mono" w:hAnsi="Adwaita Mono" w:cs="Adwaita Mono"/>
+        </w:rPr>
+      </w:r>
+      <w:r>
+        <w:rPr>
+          <w:rFonts w:ascii="Adwaita Mono" w:hAnsi="Adwaita Mono" w:cs="Adwaita Mono"/>
+        </w:rPr>
+      </w:r>
+      <w:r>
+        <w:rPr>
+          <w:rFonts w:ascii="Adwaita Mono" w:hAnsi="Adwaita Mono" w:cs="Adwaita Mono"/>
+        </w:rPr>
+      </w:r>
+      <w:r>
+        <w:rPr>
+          <w:rFonts w:ascii="Adwaita Mono" w:hAnsi="Adwaita Mono" w:cs="Adwaita Mono"/>
+        </w:rPr>
+      </w:r>
+      <w:r>
+        <w:rPr>
+          <w:rFonts w:ascii="Adwaita Mono" w:hAnsi="Adwaita Mono" w:cs="Adwaita Mono"/>
+        </w:rPr>
+      </w:r>
+      <w:r>
+        <w:rPr>
+          <w:rFonts w:ascii="Adwaita Mono" w:hAnsi="Adwaita Mono" w:cs="Adwaita Mono"/>
+        </w:rPr>
+      </w:r>
+      <w:r>
+        <w:rPr>
+          <w:rFonts w:ascii="Adwaita Mono" w:hAnsi="Adwaita Mono" w:cs="Adwaita Mono"/>
+        </w:rPr>
+      </w:r>
+      <w:r>
+        <w:rPr>
+          <w:lang w:val="pt-PT"/>
+        </w:rPr>
+      </w:r>
+      <w:r/>
+      <w:r>
+        <w:rPr>
+          <w:rFonts w:ascii="Adwaita Mono" w:hAnsi="Adwaita Mono" w:cs="Adwaita Mono"/>
+        </w:rPr>
+      </w:r>
+    </w:p>
+    <w:p>
+      <w:pPr>
+        <w:pBdr/>
         <w:shd w:val="nil"/>
         <w:spacing/>
         <w:ind/>
+        <w:rPr>
+          <w:lang w:val="pt-PT"/>
+        </w:rPr>
+      </w:pPr>
+      <w:r>
+        <w:rPr>
+          <w:lang w:val="pt-PT"/>
+        </w:rPr>
+        <w:t xml:space="preserve">Após esta configuração, será necessário enviar a chave pública do túnel criado para que o mesmo possa ser adicionado ao servidor e permitir a continuação da testagem.</w:t>
+      </w:r>
+      <w:r>
+        <w:rPr>
+          <w:lang w:val="pt-PT"/>
+        </w:rPr>
+      </w:r>
+    </w:p>
+    <w:p>
+      <w:pPr>
+        <w:pStyle w:val="845"/>
+        <w:pBdr/>
+        <w:spacing/>
+        <w:ind/>
         <w:rPr/>
       </w:pPr>
       <w:r>
+        <w:rPr>
+          <w:lang w:val="pt-PT"/>
+        </w:rPr>
+        <w:t xml:space="preserve">2.2. Tapo</w:t>
+      </w:r>
+      <w:r/>
+      <w:r>
+        <w:rPr>
+          <w:lang w:val="pt-PT"/>
+        </w:rPr>
+      </w:r>
+      <w:r/>
+      <w:r>
+        <w:rPr>
+          <w:lang w:val="pt-PT"/>
+        </w:rPr>
+      </w:r>
+    </w:p>
+    <w:p>
+      <w:pPr>
+        <w:pBdr/>
+        <w:shd w:val="nil" w:color="000000"/>
+        <w:spacing/>
+        <w:ind/>
+        <w:rPr/>
+      </w:pPr>
+      <w:r>
+        <w:rPr>
+          <w:lang w:val="pt-PT"/>
+        </w:rPr>
+        <w:t xml:space="preserve">A aplicação Tapo seria utilizada para controlo remoto da alimentação do servidor através de uma tomada inteligente. No entanto, devido a limitações práticas associadas à configuração física do dispositivo, esta etapa não é necessária para efeitos de avaliaç</w:t>
+      </w:r>
+      <w:r>
+        <w:rPr>
+          <w:lang w:val="pt-PT"/>
+        </w:rPr>
+        <w:t xml:space="preserve">ão, sendo apenas relevante no c</w:t>
+      </w:r>
+      <w:r>
+        <w:rPr>
+          <w:lang w:val="pt-PT"/>
+        </w:rPr>
+        <w:t xml:space="preserve">ont</w:t>
+      </w:r>
+      <w:r>
+        <w:rPr>
+          <w:lang w:val="pt-BR"/>
+        </w:rPr>
+        <w:t xml:space="preserve">e</w:t>
+      </w:r>
+      <w:r>
+        <w:rPr>
+          <w:lang w:val="pt-PT"/>
+        </w:rPr>
+        <w:t xml:space="preserve">x</w:t>
+      </w:r>
+      <w:r>
+        <w:rPr>
+          <w:lang w:val="pt-BR"/>
+        </w:rPr>
+        <w:t xml:space="preserve">t</w:t>
+      </w:r>
+      <w:r>
+        <w:rPr>
+          <w:lang w:val="pt-PT"/>
+        </w:rPr>
+        <w:t xml:space="preserve">o real de utilização do servidor.</w:t>
+      </w:r>
+      <w:r/>
+      <w:r>
+        <w:rPr>
+          <w:lang w:val="pt-PT"/>
+        </w:rPr>
+      </w:r>
+      <w:r/>
+      <w:r>
+        <w:rPr>
+          <w:lang w:val="pt-PT"/>
+        </w:rPr>
+      </w:r>
+    </w:p>
+    <w:p>
+      <w:pPr>
+        <w:pBdr/>
+        <w:shd w:val="nil" w:color="000000"/>
+        <w:spacing/>
+        <w:ind/>
+        <w:rPr>
+          <w:lang w:val="pt-PT"/>
+        </w:rPr>
+      </w:pPr>
+      <w:r>
+        <w:rPr>
+          <w:lang w:val="pt-PT"/>
+        </w:rPr>
+        <w:t xml:space="preserve">Caso seja necessária uma testagem remota em data específica, o servidor poderá ser previamente ligado para esse efeito.</w:t>
+      </w:r>
+      <w:r/>
+      <w:r>
+        <w:rPr>
+          <w:lang w:val="pt-PT"/>
+        </w:rPr>
+      </w:r>
+      <w:r>
+        <w:rPr>
+          <w:lang w:val="pt-PT"/>
+        </w:rPr>
+      </w:r>
+      <w:r>
+        <w:rPr>
+          <w:lang w:val="pt-PT"/>
+        </w:rPr>
+      </w:r>
+    </w:p>
+    <w:p>
+      <w:pPr>
+        <w:pStyle w:val="844"/>
+        <w:pBdr/>
+        <w:spacing/>
+        <w:ind/>
+        <w:rPr/>
+      </w:pPr>
+      <w:r>
+        <w:rPr>
+          <w:lang w:val="pt-PT"/>
+        </w:rPr>
+        <w:t xml:space="preserve">Passo 3 — Verificação da Conectividade</w:t>
+      </w:r>
+      <w:r/>
+      <w:r>
+        <w:rPr>
+          <w:lang w:val="pt-PT"/>
+        </w:rPr>
+      </w:r>
+      <w:r/>
+      <w:r>
+        <w:rPr>
+          <w:lang w:val="pt-PT"/>
+        </w:rPr>
+      </w:r>
+    </w:p>
+    <w:p>
+      <w:pPr>
+        <w:pBdr/>
+        <w:shd w:val="nil" w:color="000000"/>
+        <w:spacing/>
+        <w:ind/>
+        <w:rPr/>
+      </w:pPr>
+      <w:r>
+        <w:rPr>
+          <w:lang w:val="pt-PT"/>
+        </w:rPr>
+        <w:t xml:space="preserve">Para verificar o acesso ao servidor através da VPN, deverá ser executado o seguinte comando no terminal:</w:t>
+      </w:r>
+      <w:r/>
+      <w:r>
+        <w:rPr>
+          <w:lang w:val="pt-PT"/>
+        </w:rPr>
+      </w:r>
+      <w:r/>
+      <w:r>
+        <w:rPr>
+          <w:lang w:val="pt-PT"/>
+        </w:rPr>
+      </w:r>
+    </w:p>
+    <w:p>
+      <w:pPr>
+        <w:pBdr/>
+        <w:shd w:val="nil" w:color="000000"/>
+        <w:spacing/>
+        <w:ind/>
+        <w:rPr>
+          <w:rFonts w:ascii="Adwaita Mono" w:hAnsi="Adwaita Mono" w:cs="Adwaita Mono"/>
+        </w:rPr>
+      </w:pPr>
+      <w:r>
+        <w:rPr>
+          <w:rFonts w:ascii="Adwaita Mono" w:hAnsi="Adwaita Mono" w:eastAsia="Adwaita Mono" w:cs="Adwaita Mono"/>
+          <w:lang w:val="pt-PT"/>
+        </w:rPr>
+        <w:t xml:space="preserve">ping 10.0.0.1</w:t>
+      </w:r>
+      <w:r>
+        <w:rPr>
+          <w:rFonts w:ascii="Adwaita Mono" w:hAnsi="Adwaita Mono" w:eastAsia="Adwaita Mono" w:cs="Adwaita Mono"/>
+        </w:rPr>
+      </w:r>
+      <w:r>
+        <w:rPr>
+          <w:rFonts w:ascii="Adwaita Mono" w:hAnsi="Adwaita Mono" w:eastAsia="Adwaita Mono" w:cs="Adwaita Mono"/>
+          <w:lang w:val="pt-PT"/>
+        </w:rPr>
+      </w:r>
+    </w:p>
+    <w:p>
+      <w:pPr>
+        <w:pBdr/>
+        <w:shd w:val="nil" w:color="000000"/>
+        <w:spacing/>
+        <w:ind/>
+        <w:rPr>
+          <w:lang w:val="pt-PT"/>
+        </w:rPr>
+      </w:pPr>
+      <w:r>
+        <w:rPr>
+          <w:lang w:val="pt-PT"/>
+        </w:rPr>
+        <w:t xml:space="preserve">Se a comunicação for estabelecida com sucesso, o utilizador poderá executar o script cliente em Python e testar livremente a interface provisória e as funcionalidades implementadas.</w:t>
+      </w:r>
+      <w:r/>
+      <w:r>
+        <w:rPr>
+          <w:lang w:val="pt-PT"/>
+        </w:rPr>
+      </w:r>
+      <w:r>
+        <w:rPr>
+          <w:lang w:val="pt-PT"/>
+        </w:rPr>
+      </w:r>
+    </w:p>
+    <w:p>
+      <w:pPr>
+        <w:pBdr/>
+        <w:shd w:val="nil" w:color="000000"/>
+        <w:spacing/>
+        <w:ind/>
+        <w:rPr>
+          <w:lang w:val="pt-PT"/>
+        </w:rPr>
+      </w:pPr>
+      <w:r>
+        <w:rPr>
+          <w:lang w:val="pt-PT"/>
+        </w:rPr>
         <w:br w:type="page" w:clear="all"/>
       </w:r>
       <w:r/>
@@ -3827,98 +5667,115 @@
     </w:p>
     <w:p>
       <w:pPr>
-        <w:pStyle w:val="839"/>
-        <w:pBdr/>
-        <w:spacing/>
-        <w:ind/>
-        <w:rPr/>
-      </w:pPr>
-      <w:r>
-        <w:rPr>
-          <w:i w:val="0"/>
-          <w:iCs w:val="0"/>
-          <w:highlight w:val="none"/>
-          <w:lang w:val="pt-BR" w:bidi="pt-BR"/>
-        </w:rPr>
-      </w:r>
-      <w:r>
-        <w:rPr>
-          <w:i w:val="0"/>
-          <w:iCs w:val="0"/>
-          <w:highlight w:val="none"/>
-          <w:lang w:val="pt-BR" w:bidi="pt-BR"/>
-        </w:rPr>
-        <w:t xml:space="preserve">Outras Consideraç</w:t>
-      </w:r>
-      <w:r>
-        <w:rPr>
-          <w:i w:val="0"/>
-          <w:iCs w:val="0"/>
-          <w:highlight w:val="none"/>
-          <w:lang w:val="pt-BR" w:bidi="pt-BR"/>
-        </w:rPr>
-        <w:t xml:space="preserve">ões</w:t>
-      </w:r>
-      <w:r/>
+        <w:pStyle w:val="843"/>
+        <w:pBdr/>
+        <w:spacing/>
+        <w:ind/>
+        <w:rPr>
+          <w:lang w:val="pt-PT"/>
+        </w:rPr>
+      </w:pPr>
+      <w:r>
+        <w:rPr>
+          <w:highlight w:val="none"/>
+          <w:lang w:val="pt-BR"/>
+        </w:rPr>
+        <w:t xml:space="preserve">V</w:t>
+      </w:r>
+      <w:r>
+        <w:rPr>
+          <w:highlight w:val="none"/>
+          <w:lang w:val="pt-BR"/>
+        </w:rPr>
+        <w:t xml:space="preserve">ídeo de Demonstraç</w:t>
+      </w:r>
+      <w:r>
+        <w:rPr>
+          <w:highlight w:val="none"/>
+          <w:lang w:val="pt-BR"/>
+        </w:rPr>
+        <w:t xml:space="preserve">ão</w:t>
+      </w:r>
+      <w:r>
+        <w:rPr>
+          <w:lang w:val="pt-PT"/>
+        </w:rPr>
+      </w:r>
     </w:p>
     <w:p>
       <w:pPr>
         <w:pBdr/>
-        <w:shd w:val="nil"/>
-        <w:spacing/>
-        <w:ind/>
-        <w:rPr/>
-      </w:pPr>
-      <w:r>
-        <w:br w:type="page" w:clear="all"/>
-      </w:r>
-      <w:r/>
-      <w:r/>
-    </w:p>
-    <w:p>
-      <w:pPr>
-        <w:pStyle w:val="839"/>
-        <w:pBdr/>
-        <w:spacing/>
-        <w:ind/>
-        <w:rPr/>
-      </w:pPr>
-      <w:r>
-        <w:rPr>
-          <w:i w:val="0"/>
-          <w:iCs w:val="0"/>
-          <w:highlight w:val="none"/>
-          <w:lang w:val="pt-BR" w:bidi="pt-BR"/>
-        </w:rPr>
-      </w:r>
-      <w:r>
-        <w:rPr>
-          <w:i w:val="0"/>
-          <w:iCs w:val="0"/>
-          <w:highlight w:val="none"/>
-          <w:lang w:val="pt-BR" w:bidi="pt-BR"/>
-        </w:rPr>
-        <w:t xml:space="preserve">Indicaç</w:t>
-      </w:r>
-      <w:r>
-        <w:rPr>
-          <w:i w:val="0"/>
-          <w:iCs w:val="0"/>
-          <w:highlight w:val="none"/>
-          <w:lang w:val="pt-BR" w:bidi="pt-BR"/>
-        </w:rPr>
-        <w:t xml:space="preserve">ões para Testagem (demonstraç</w:t>
-      </w:r>
-      <w:r>
-        <w:rPr>
-          <w:i w:val="0"/>
-          <w:iCs w:val="0"/>
-          <w:highlight w:val="none"/>
-          <w:lang w:val="pt-BR" w:bidi="pt-BR"/>
-        </w:rPr>
-        <w:t xml:space="preserve">ão)</w:t>
-      </w:r>
-      <w:r/>
+        <w:spacing/>
+        <w:ind/>
+        <w:rPr>
+          <w:highlight w:val="none"/>
+          <w:lang w:val="pt-PT" w:bidi="pt-PT"/>
+        </w:rPr>
+      </w:pPr>
+      <w:r>
+        <w:rPr>
+          <w:highlight w:val="none"/>
+          <w:lang w:val="pt-PT" w:bidi="pt-PT"/>
+        </w:rPr>
+      </w:r>
+      <w:r>
+        <w:rPr>
+          <w:highlight w:val="none"/>
+          <w:lang w:val="pt-PT" w:bidi="pt-PT"/>
+        </w:rPr>
+      </w:r>
+      <w:hyperlink r:id="rId11" w:tooltip="https://drive.google.com/file/d/1NfrtBEg6xljSwJuj629zPyS46ZyvmmVa/view?usp=sharing" w:history="1">
+        <w:r>
+          <w:rPr>
+            <w:rStyle w:val="888"/>
+            <w:highlight w:val="none"/>
+            <w:lang w:val="pt-PT" w:bidi="pt-PT"/>
+          </w:rPr>
+          <w:t xml:space="preserve">https://drive.google.com/file/d/1NfrtBEg6xljSwJuj629zPyS46ZyvmmVa/view?usp=sharing</w:t>
+        </w:r>
+        <w:r>
+          <w:rPr>
+            <w:rStyle w:val="888"/>
+            <w:highlight w:val="none"/>
+            <w:lang w:val="pt-PT" w:bidi="pt-PT"/>
+          </w:rPr>
+        </w:r>
+        <w:r>
+          <w:rPr>
+            <w:rStyle w:val="888"/>
+            <w:lang w:val="pt-PT"/>
+          </w:rPr>
+        </w:r>
+      </w:hyperlink>
+      <w:r>
+        <w:rPr>
+          <w:lang w:val="pt-PT"/>
+        </w:rPr>
+      </w:r>
+      <w:r>
+        <w:rPr>
+          <w:highlight w:val="none"/>
+          <w:lang w:val="pt-PT" w:bidi="pt-PT"/>
+        </w:rPr>
+      </w:r>
+      <w:r>
+        <w:rPr>
+          <w:highlight w:val="none"/>
+          <w:lang w:val="pt-PT" w:bidi="pt-PT"/>
+        </w:rPr>
+      </w:r>
+      <w:r>
+        <w:rPr>
+          <w:highlight w:val="none"/>
+          <w:lang w:val="pt-PT" w:bidi="pt-PT"/>
+        </w:rPr>
+      </w:r>
+      <w:r>
+        <w:rPr>
+          <w:highlight w:val="none"/>
+          <w:lang w:val="pt-PT" w:bidi="pt-PT"/>
+        </w:rPr>
+      </w:r>
     </w:p>
     <w:sectPr>
       <w:footnotePr/>
@@ -4856,6 +6713,558 @@
         <w:pBdr/>
         <w:spacing/>
         <w:ind w:hanging="360" w:left="6469"/>
+      </w:pPr>
+      <w:rPr>
+        <w:rFonts w:hint="default" w:ascii="Wingdings" w:hAnsi="Wingdings" w:eastAsia="Wingdings" w:cs="Wingdings"/>
+      </w:rPr>
+      <w:start w:val="1"/>
+      <w:suff w:val="tab"/>
+    </w:lvl>
+  </w:abstractNum>
+  <w:abstractNum w:abstractNumId="6">
+    <w:nsid w:val="628EBBCB"/>
+    <w:lvl w:ilvl="0">
+      <w:isLgl w:val="false"/>
+      <w:lvlJc w:val="left"/>
+      <w:lvlText w:val="%1."/>
+      <w:numFmt w:val="decimal"/>
+      <w:pPr>
+        <w:pBdr/>
+        <w:spacing/>
+        <w:ind w:hanging="360" w:left="709"/>
+      </w:pPr>
+      <w:rPr/>
+      <w:start w:val="1"/>
+      <w:suff w:val="tab"/>
+    </w:lvl>
+    <w:lvl w:ilvl="1">
+      <w:isLgl w:val="false"/>
+      <w:lvlJc w:val="left"/>
+      <w:lvlText w:val="%2."/>
+      <w:numFmt w:val="lowerLetter"/>
+      <w:pPr>
+        <w:pBdr/>
+        <w:spacing/>
+        <w:ind w:hanging="360" w:left="1429"/>
+      </w:pPr>
+      <w:rPr/>
+      <w:start w:val="1"/>
+      <w:suff w:val="tab"/>
+    </w:lvl>
+    <w:lvl w:ilvl="2">
+      <w:isLgl w:val="false"/>
+      <w:lvlJc w:val="right"/>
+      <w:lvlText w:val="%3."/>
+      <w:numFmt w:val="lowerRoman"/>
+      <w:pPr>
+        <w:pBdr/>
+        <w:spacing/>
+        <w:ind w:hanging="180" w:left="2149"/>
+      </w:pPr>
+      <w:rPr/>
+      <w:start w:val="1"/>
+      <w:suff w:val="tab"/>
+    </w:lvl>
+    <w:lvl w:ilvl="3">
+      <w:isLgl w:val="false"/>
+      <w:lvlJc w:val="left"/>
+      <w:lvlText w:val="%4."/>
+      <w:numFmt w:val="decimal"/>
+      <w:pPr>
+        <w:pBdr/>
+        <w:spacing/>
+        <w:ind w:hanging="360" w:left="2869"/>
+      </w:pPr>
+      <w:rPr/>
+      <w:start w:val="1"/>
+      <w:suff w:val="tab"/>
+    </w:lvl>
+    <w:lvl w:ilvl="4">
+      <w:isLgl w:val="false"/>
+      <w:lvlJc w:val="left"/>
+      <w:lvlText w:val="%5."/>
+      <w:numFmt w:val="lowerLetter"/>
+      <w:pPr>
+        <w:pBdr/>
+        <w:spacing/>
+        <w:ind w:hanging="360" w:left="3589"/>
+      </w:pPr>
+      <w:rPr/>
+      <w:start w:val="1"/>
+      <w:suff w:val="tab"/>
+    </w:lvl>
+    <w:lvl w:ilvl="5">
+      <w:isLgl w:val="false"/>
+      <w:lvlJc w:val="right"/>
+      <w:lvlText w:val="%6."/>
+      <w:numFmt w:val="lowerRoman"/>
+      <w:pPr>
+        <w:pBdr/>
+        <w:spacing/>
+        <w:ind w:hanging="180" w:left="4309"/>
+      </w:pPr>
+      <w:rPr/>
+      <w:start w:val="1"/>
+      <w:suff w:val="tab"/>
+    </w:lvl>
+    <w:lvl w:ilvl="6">
+      <w:isLgl w:val="false"/>
+      <w:lvlJc w:val="left"/>
+      <w:lvlText w:val="%7."/>
+      <w:numFmt w:val="decimal"/>
+      <w:pPr>
+        <w:pBdr/>
+        <w:spacing/>
+        <w:ind w:hanging="360" w:left="5029"/>
+      </w:pPr>
+      <w:rPr/>
+      <w:start w:val="1"/>
+      <w:suff w:val="tab"/>
+    </w:lvl>
+    <w:lvl w:ilvl="7">
+      <w:isLgl w:val="false"/>
+      <w:lvlJc w:val="left"/>
+      <w:lvlText w:val="%8."/>
+      <w:numFmt w:val="lowerLetter"/>
+      <w:pPr>
+        <w:pBdr/>
+        <w:spacing/>
+        <w:ind w:hanging="360" w:left="5749"/>
+      </w:pPr>
+      <w:rPr/>
+      <w:start w:val="1"/>
+      <w:suff w:val="tab"/>
+    </w:lvl>
+    <w:lvl w:ilvl="8">
+      <w:isLgl w:val="false"/>
+      <w:lvlJc w:val="right"/>
+      <w:lvlText w:val="%9."/>
+      <w:numFmt w:val="lowerRoman"/>
+      <w:pPr>
+        <w:pBdr/>
+        <w:spacing/>
+        <w:ind w:hanging="180" w:left="6469"/>
+      </w:pPr>
+      <w:rPr/>
+      <w:start w:val="1"/>
+      <w:suff w:val="tab"/>
+    </w:lvl>
+  </w:abstractNum>
+  <w:abstractNum w:abstractNumId="7">
+    <w:nsid w:val="01A3AD90"/>
+    <w:lvl w:ilvl="0">
+      <w:isLgl w:val="false"/>
+      <w:lvlJc w:val="left"/>
+      <w:lvlText w:val="%1."/>
+      <w:numFmt w:val="decimal"/>
+      <w:pPr>
+        <w:pBdr/>
+        <w:spacing/>
+        <w:ind w:hanging="360" w:left="709"/>
+      </w:pPr>
+      <w:rPr/>
+      <w:start w:val="1"/>
+      <w:suff w:val="tab"/>
+    </w:lvl>
+    <w:lvl w:ilvl="1">
+      <w:isLgl w:val="false"/>
+      <w:lvlJc w:val="left"/>
+      <w:lvlText w:val="%2."/>
+      <w:numFmt w:val="lowerLetter"/>
+      <w:pPr>
+        <w:pBdr/>
+        <w:spacing/>
+        <w:ind w:hanging="360" w:left="1429"/>
+      </w:pPr>
+      <w:rPr/>
+      <w:start w:val="1"/>
+      <w:suff w:val="tab"/>
+    </w:lvl>
+    <w:lvl w:ilvl="2">
+      <w:isLgl w:val="false"/>
+      <w:lvlJc w:val="right"/>
+      <w:lvlText w:val="%3."/>
+      <w:numFmt w:val="lowerRoman"/>
+      <w:pPr>
+        <w:pBdr/>
+        <w:spacing/>
+        <w:ind w:hanging="180" w:left="2149"/>
+      </w:pPr>
+      <w:rPr/>
+      <w:start w:val="1"/>
+      <w:suff w:val="tab"/>
+    </w:lvl>
+    <w:lvl w:ilvl="3">
+      <w:isLgl w:val="false"/>
+      <w:lvlJc w:val="left"/>
+      <w:lvlText w:val="%4."/>
+      <w:numFmt w:val="decimal"/>
+      <w:pPr>
+        <w:pBdr/>
+        <w:spacing/>
+        <w:ind w:hanging="360" w:left="2869"/>
+      </w:pPr>
+      <w:rPr/>
+      <w:start w:val="1"/>
+      <w:suff w:val="tab"/>
+    </w:lvl>
+    <w:lvl w:ilvl="4">
+      <w:isLgl w:val="false"/>
+      <w:lvlJc w:val="left"/>
+      <w:lvlText w:val="%5."/>
+      <w:numFmt w:val="lowerLetter"/>
+      <w:pPr>
+        <w:pBdr/>
+        <w:spacing/>
+        <w:ind w:hanging="360" w:left="3589"/>
+      </w:pPr>
+      <w:rPr/>
+      <w:start w:val="1"/>
+      <w:suff w:val="tab"/>
+    </w:lvl>
+    <w:lvl w:ilvl="5">
+      <w:isLgl w:val="false"/>
+      <w:lvlJc w:val="right"/>
+      <w:lvlText w:val="%6."/>
+      <w:numFmt w:val="lowerRoman"/>
+      <w:pPr>
+        <w:pBdr/>
+        <w:spacing/>
+        <w:ind w:hanging="180" w:left="4309"/>
+      </w:pPr>
+      <w:rPr/>
+      <w:start w:val="1"/>
+      <w:suff w:val="tab"/>
+    </w:lvl>
+    <w:lvl w:ilvl="6">
+      <w:isLgl w:val="false"/>
+      <w:lvlJc w:val="left"/>
+      <w:lvlText w:val="%7."/>
+      <w:numFmt w:val="decimal"/>
+      <w:pPr>
+        <w:pBdr/>
+        <w:spacing/>
+        <w:ind w:hanging="360" w:left="5029"/>
+      </w:pPr>
+      <w:rPr/>
+      <w:start w:val="1"/>
+      <w:suff w:val="tab"/>
+    </w:lvl>
+    <w:lvl w:ilvl="7">
+      <w:isLgl w:val="false"/>
+      <w:lvlJc w:val="left"/>
+      <w:lvlText w:val="%8."/>
+      <w:numFmt w:val="lowerLetter"/>
+      <w:pPr>
+        <w:pBdr/>
+        <w:spacing/>
+        <w:ind w:hanging="360" w:left="5749"/>
+      </w:pPr>
+      <w:rPr/>
+      <w:start w:val="1"/>
+      <w:suff w:val="tab"/>
+    </w:lvl>
+    <w:lvl w:ilvl="8">
+      <w:isLgl w:val="false"/>
+      <w:lvlJc w:val="right"/>
+      <w:lvlText w:val="%9."/>
+      <w:numFmt w:val="lowerRoman"/>
+      <w:pPr>
+        <w:pBdr/>
+        <w:spacing/>
+        <w:ind w:hanging="180" w:left="6469"/>
+      </w:pPr>
+      <w:rPr/>
+      <w:start w:val="1"/>
+      <w:suff w:val="tab"/>
+    </w:lvl>
+  </w:abstractNum>
+  <w:abstractNum w:abstractNumId="8">
+    <w:nsid w:val="6CE7E4B4"/>
+    <w:lvl w:ilvl="0">
+      <w:isLgl w:val="false"/>
+      <w:lvlJc w:val="left"/>
+      <w:lvlText w:val="·"/>
+      <w:numFmt w:val="bullet"/>
+      <w:pPr>
+        <w:pBdr/>
+        <w:spacing/>
+        <w:ind w:hanging="360" w:left="720"/>
+      </w:pPr>
+      <w:rPr>
+        <w:rFonts w:hint="default" w:ascii="Symbol" w:hAnsi="Symbol" w:eastAsia="Symbol" w:cs="Symbol"/>
+      </w:rPr>
+      <w:start w:val="1"/>
+      <w:suff w:val="tab"/>
+    </w:lvl>
+    <w:lvl w:ilvl="1">
+      <w:isLgl w:val="false"/>
+      <w:lvlJc w:val="left"/>
+      <w:lvlText w:val="o"/>
+      <w:numFmt w:val="bullet"/>
+      <w:pPr>
+        <w:pBdr/>
+        <w:spacing/>
+        <w:ind w:hanging="360" w:left="1440"/>
+      </w:pPr>
+      <w:rPr>
+        <w:rFonts w:hint="default" w:ascii="Courier New" w:hAnsi="Courier New" w:eastAsia="Courier New" w:cs="Courier New"/>
+      </w:rPr>
+      <w:start w:val="1"/>
+      <w:suff w:val="tab"/>
+    </w:lvl>
+    <w:lvl w:ilvl="2">
+      <w:isLgl w:val="false"/>
+      <w:lvlJc w:val="left"/>
+      <w:lvlText w:val="§"/>
+      <w:numFmt w:val="bullet"/>
+      <w:pPr>
+        <w:pBdr/>
+        <w:spacing/>
+        <w:ind w:hanging="360" w:left="2160"/>
+      </w:pPr>
+      <w:rPr>
+        <w:rFonts w:hint="default" w:ascii="Wingdings" w:hAnsi="Wingdings" w:eastAsia="Wingdings" w:cs="Wingdings"/>
+      </w:rPr>
+      <w:start w:val="1"/>
+      <w:suff w:val="tab"/>
+    </w:lvl>
+    <w:lvl w:ilvl="3">
+      <w:isLgl w:val="false"/>
+      <w:lvlJc w:val="left"/>
+      <w:lvlText w:val="·"/>
+      <w:numFmt w:val="bullet"/>
+      <w:pPr>
+        <w:pBdr/>
+        <w:spacing/>
+        <w:ind w:hanging="360" w:left="2880"/>
+      </w:pPr>
+      <w:rPr>
+        <w:rFonts w:hint="default" w:ascii="Symbol" w:hAnsi="Symbol" w:eastAsia="Symbol" w:cs="Symbol"/>
+      </w:rPr>
+      <w:start w:val="1"/>
+      <w:suff w:val="tab"/>
+    </w:lvl>
+    <w:lvl w:ilvl="4">
+      <w:isLgl w:val="false"/>
+      <w:lvlJc w:val="left"/>
+      <w:lvlText w:val="o"/>
+      <w:numFmt w:val="bullet"/>
+      <w:pPr>
+        <w:pBdr/>
+        <w:spacing/>
+        <w:ind w:hanging="360" w:left="3600"/>
+      </w:pPr>
+      <w:rPr>
+        <w:rFonts w:hint="default" w:ascii="Courier New" w:hAnsi="Courier New" w:eastAsia="Courier New" w:cs="Courier New"/>
+      </w:rPr>
+      <w:start w:val="1"/>
+      <w:suff w:val="tab"/>
+    </w:lvl>
+    <w:lvl w:ilvl="5">
+      <w:isLgl w:val="false"/>
+      <w:lvlJc w:val="left"/>
+      <w:lvlText w:val="§"/>
+      <w:numFmt w:val="bullet"/>
+      <w:pPr>
+        <w:pBdr/>
+        <w:spacing/>
+        <w:ind w:hanging="360" w:left="4320"/>
+      </w:pPr>
+      <w:rPr>
+        <w:rFonts w:hint="default" w:ascii="Wingdings" w:hAnsi="Wingdings" w:eastAsia="Wingdings" w:cs="Wingdings"/>
+      </w:rPr>
+      <w:start w:val="1"/>
+      <w:suff w:val="tab"/>
+    </w:lvl>
+    <w:lvl w:ilvl="6">
+      <w:isLgl w:val="false"/>
+      <w:lvlJc w:val="left"/>
+      <w:lvlText w:val="·"/>
+      <w:numFmt w:val="bullet"/>
+      <w:pPr>
+        <w:pBdr/>
+        <w:spacing/>
+        <w:ind w:hanging="360" w:left="5040"/>
+      </w:pPr>
+      <w:rPr>
+        <w:rFonts w:hint="default" w:ascii="Symbol" w:hAnsi="Symbol" w:eastAsia="Symbol" w:cs="Symbol"/>
+      </w:rPr>
+      <w:start w:val="1"/>
+      <w:suff w:val="tab"/>
+    </w:lvl>
+    <w:lvl w:ilvl="7">
+      <w:isLgl w:val="false"/>
+      <w:lvlJc w:val="left"/>
+      <w:lvlText w:val="o"/>
+      <w:numFmt w:val="bullet"/>
+      <w:pPr>
+        <w:pBdr/>
+        <w:spacing/>
+        <w:ind w:hanging="360" w:left="5760"/>
+      </w:pPr>
+      <w:rPr>
+        <w:rFonts w:hint="default" w:ascii="Courier New" w:hAnsi="Courier New" w:eastAsia="Courier New" w:cs="Courier New"/>
+      </w:rPr>
+      <w:start w:val="1"/>
+      <w:suff w:val="tab"/>
+    </w:lvl>
+    <w:lvl w:ilvl="8">
+      <w:isLgl w:val="false"/>
+      <w:lvlJc w:val="left"/>
+      <w:lvlText w:val="§"/>
+      <w:numFmt w:val="bullet"/>
+      <w:pPr>
+        <w:pBdr/>
+        <w:spacing/>
+        <w:ind w:hanging="360" w:left="6480"/>
+      </w:pPr>
+      <w:rPr>
+        <w:rFonts w:hint="default" w:ascii="Wingdings" w:hAnsi="Wingdings" w:eastAsia="Wingdings" w:cs="Wingdings"/>
+      </w:rPr>
+      <w:start w:val="1"/>
+      <w:suff w:val="tab"/>
+    </w:lvl>
+  </w:abstractNum>
+  <w:abstractNum w:abstractNumId="9">
+    <w:nsid w:val="0E7A6B82"/>
+    <w:lvl w:ilvl="0">
+      <w:isLgl w:val="false"/>
+      <w:lvlJc w:val="left"/>
+      <w:lvlText w:val="·"/>
+      <w:numFmt w:val="bullet"/>
+      <w:pPr>
+        <w:pBdr/>
+        <w:spacing/>
+        <w:ind w:hanging="360" w:left="720"/>
+      </w:pPr>
+      <w:rPr>
+        <w:rFonts w:hint="default" w:ascii="Symbol" w:hAnsi="Symbol" w:eastAsia="Symbol" w:cs="Symbol"/>
+      </w:rPr>
+      <w:start w:val="1"/>
+      <w:suff w:val="tab"/>
+    </w:lvl>
+    <w:lvl w:ilvl="1">
+      <w:isLgl w:val="false"/>
+      <w:lvlJc w:val="left"/>
+      <w:lvlText w:val="o"/>
+      <w:numFmt w:val="bullet"/>
+      <w:pPr>
+        <w:pBdr/>
+        <w:spacing/>
+        <w:ind w:hanging="360" w:left="1440"/>
+      </w:pPr>
+      <w:rPr>
+        <w:rFonts w:hint="default" w:ascii="Courier New" w:hAnsi="Courier New" w:eastAsia="Courier New" w:cs="Courier New"/>
+      </w:rPr>
+      <w:start w:val="1"/>
+      <w:suff w:val="tab"/>
+    </w:lvl>
+    <w:lvl w:ilvl="2">
+      <w:isLgl w:val="false"/>
+      <w:lvlJc w:val="left"/>
+      <w:lvlText w:val="§"/>
+      <w:numFmt w:val="bullet"/>
+      <w:pPr>
+        <w:pBdr/>
+        <w:spacing/>
+        <w:ind w:hanging="360" w:left="2160"/>
+      </w:pPr>
+      <w:rPr>
+        <w:rFonts w:hint="default" w:ascii="Wingdings" w:hAnsi="Wingdings" w:eastAsia="Wingdings" w:cs="Wingdings"/>
+      </w:rPr>
+      <w:start w:val="1"/>
+      <w:suff w:val="tab"/>
+    </w:lvl>
+    <w:lvl w:ilvl="3">
+      <w:isLgl w:val="false"/>
+      <w:lvlJc w:val="left"/>
+      <w:lvlText w:val="·"/>
+      <w:numFmt w:val="bullet"/>
+      <w:pPr>
+        <w:pBdr/>
+        <w:spacing/>
+        <w:ind w:hanging="360" w:left="2880"/>
+      </w:pPr>
+      <w:rPr>
+        <w:rFonts w:hint="default" w:ascii="Symbol" w:hAnsi="Symbol" w:eastAsia="Symbol" w:cs="Symbol"/>
+      </w:rPr>
+      <w:start w:val="1"/>
+      <w:suff w:val="tab"/>
+    </w:lvl>
+    <w:lvl w:ilvl="4">
+      <w:isLgl w:val="false"/>
+      <w:lvlJc w:val="left"/>
+      <w:lvlText w:val="o"/>
+      <w:numFmt w:val="bullet"/>
+      <w:pPr>
+        <w:pBdr/>
+        <w:spacing/>
+        <w:ind w:hanging="360" w:left="3600"/>
+      </w:pPr>
+      <w:rPr>
+        <w:rFonts w:hint="default" w:ascii="Courier New" w:hAnsi="Courier New" w:eastAsia="Courier New" w:cs="Courier New"/>
+      </w:rPr>
+      <w:start w:val="1"/>
+      <w:suff w:val="tab"/>
+    </w:lvl>
+    <w:lvl w:ilvl="5">
+      <w:isLgl w:val="false"/>
+      <w:lvlJc w:val="left"/>
+      <w:lvlText w:val="§"/>
+      <w:numFmt w:val="bullet"/>
+      <w:pPr>
+        <w:pBdr/>
+        <w:spacing/>
+        <w:ind w:hanging="360" w:left="4320"/>
+      </w:pPr>
+      <w:rPr>
+        <w:rFonts w:hint="default" w:ascii="Wingdings" w:hAnsi="Wingdings" w:eastAsia="Wingdings" w:cs="Wingdings"/>
+      </w:rPr>
+      <w:start w:val="1"/>
+      <w:suff w:val="tab"/>
+    </w:lvl>
+    <w:lvl w:ilvl="6">
+      <w:isLgl w:val="false"/>
+      <w:lvlJc w:val="left"/>
+      <w:lvlText w:val="·"/>
+      <w:numFmt w:val="bullet"/>
+      <w:pPr>
+        <w:pBdr/>
+        <w:spacing/>
+        <w:ind w:hanging="360" w:left="5040"/>
+      </w:pPr>
+      <w:rPr>
+        <w:rFonts w:hint="default" w:ascii="Symbol" w:hAnsi="Symbol" w:eastAsia="Symbol" w:cs="Symbol"/>
+      </w:rPr>
+      <w:start w:val="1"/>
+      <w:suff w:val="tab"/>
+    </w:lvl>
+    <w:lvl w:ilvl="7">
+      <w:isLgl w:val="false"/>
+      <w:lvlJc w:val="left"/>
+      <w:lvlText w:val="o"/>
+      <w:numFmt w:val="bullet"/>
+      <w:pPr>
+        <w:pBdr/>
+        <w:spacing/>
+        <w:ind w:hanging="360" w:left="5760"/>
+      </w:pPr>
+      <w:rPr>
+        <w:rFonts w:hint="default" w:ascii="Courier New" w:hAnsi="Courier New" w:eastAsia="Courier New" w:cs="Courier New"/>
+      </w:rPr>
+      <w:start w:val="1"/>
+      <w:suff w:val="tab"/>
+    </w:lvl>
+    <w:lvl w:ilvl="8">
+      <w:isLgl w:val="false"/>
+      <w:lvlJc w:val="left"/>
+      <w:lvlText w:val="§"/>
+      <w:numFmt w:val="bullet"/>
+      <w:pPr>
+        <w:pBdr/>
+        <w:spacing/>
+        <w:ind w:hanging="360" w:left="6480"/>
       </w:pPr>
       <w:rPr>
         <w:rFonts w:hint="default" w:ascii="Wingdings" w:hAnsi="Wingdings" w:eastAsia="Wingdings" w:cs="Wingdings"/>
@@ -4881,6 +7290,18 @@
   </w:num>
   <w:num w:numId="6">
     <w:abstractNumId w:val="5"/>
+  </w:num>
+  <w:num w:numId="7">
+    <w:abstractNumId w:val="6"/>
+  </w:num>
+  <w:num w:numId="8">
+    <w:abstractNumId w:val="7"/>
+  </w:num>
+  <w:num w:numId="9">
+    <w:abstractNumId w:val="8"/>
+  </w:num>
+  <w:num w:numId="10">
+    <w:abstractNumId w:val="9"/>
   </w:num>
 </w:numbering>
 </file>
@@ -5043,9 +7464,9 @@
     <w:lsdException w:name="Bibliography" w:uiPriority="37"/>
     <w:lsdException w:name="TOC Heading" w:uiPriority="39" w:qFormat="1"/>
   </w:latentStyles>
-  <w:style w:type="table" w:styleId="713">
+  <w:style w:type="table" w:styleId="717">
     <w:name w:val="Table Grid"/>
-    <w:basedOn w:val="899"/>
+    <w:basedOn w:val="903"/>
     <w:uiPriority w:val="59"/>
     <w:pPr>
       <w:pBdr/>
@@ -5242,9 +7663,9 @@
       </w:tcPr>
     </w:tblStylePr>
   </w:style>
-  <w:style w:type="table" w:styleId="714">
+  <w:style w:type="table" w:styleId="718">
     <w:name w:val="Table Grid Light"/>
-    <w:basedOn w:val="899"/>
+    <w:basedOn w:val="903"/>
     <w:uiPriority w:val="59"/>
     <w:pPr>
       <w:pBdr/>
@@ -5441,9 +7862,9 @@
       </w:tcPr>
     </w:tblStylePr>
   </w:style>
-  <w:style w:type="table" w:styleId="715">
+  <w:style w:type="table" w:styleId="719">
     <w:name w:val="Plain Table 1"/>
-    <w:basedOn w:val="899"/>
+    <w:basedOn w:val="903"/>
     <w:uiPriority w:val="59"/>
     <w:pPr>
       <w:pBdr/>
@@ -5666,9 +8087,9 @@
       </w:tcPr>
     </w:tblStylePr>
   </w:style>
-  <w:style w:type="table" w:styleId="716">
+  <w:style w:type="table" w:styleId="720">
     <w:name w:val="Plain Table 2"/>
-    <w:basedOn w:val="899"/>
+    <w:basedOn w:val="903"/>
     <w:uiPriority w:val="59"/>
     <w:pPr>
       <w:pBdr/>
@@ -5899,9 +8320,9 @@
       </w:tcPr>
     </w:tblStylePr>
   </w:style>
-  <w:style w:type="table" w:styleId="717">
+  <w:style w:type="table" w:styleId="721">
     <w:name w:val="Plain Table 3"/>
-    <w:basedOn w:val="899"/>
+    <w:basedOn w:val="903"/>
     <w:uiPriority w:val="99"/>
     <w:pPr>
       <w:pBdr/>
@@ -6129,9 +8550,9 @@
       </w:tcPr>
     </w:tblStylePr>
   </w:style>
-  <w:style w:type="table" w:styleId="718">
+  <w:style w:type="table" w:styleId="722">
     <w:name w:val="Plain Table 4"/>
-    <w:basedOn w:val="899"/>
+    <w:basedOn w:val="903"/>
     <w:uiPriority w:val="99"/>
     <w:pPr>
       <w:pBdr/>
@@ -6345,9 +8766,9 @@
       </w:tcPr>
     </w:tblStylePr>
   </w:style>
-  <w:style w:type="table" w:styleId="719">
+  <w:style w:type="table" w:styleId="723">
     <w:name w:val="Plain Table 5"/>
-    <w:basedOn w:val="899"/>
+    <w:basedOn w:val="903"/>
     <w:uiPriority w:val="99"/>
     <w:pPr>
       <w:pBdr/>
@@ -6578,9 +8999,9 @@
       </w:tcPr>
     </w:tblStylePr>
   </w:style>
-  <w:style w:type="table" w:styleId="720">
+  <w:style w:type="table" w:styleId="724">
     <w:name w:val="Grid Table 1 Light"/>
-    <w:basedOn w:val="899"/>
+    <w:basedOn w:val="903"/>
     <w:uiPriority w:val="99"/>
     <w:pPr>
       <w:pBdr/>
@@ -6801,9 +9222,9 @@
       </w:tcPr>
     </w:tblStylePr>
   </w:style>
-  <w:style w:type="table" w:styleId="721">
+  <w:style w:type="table" w:styleId="725">
     <w:name w:val="Grid Table 1 Light - Accent 1"/>
-    <w:basedOn w:val="899"/>
+    <w:basedOn w:val="903"/>
     <w:uiPriority w:val="99"/>
     <w:pPr>
       <w:pBdr/>
@@ -7024,9 +9445,9 @@
       </w:tcPr>
     </w:tblStylePr>
   </w:style>
-  <w:style w:type="table" w:styleId="722">
+  <w:style w:type="table" w:styleId="726">
     <w:name w:val="Grid Table 1 Light - Accent 2"/>
-    <w:basedOn w:val="899"/>
+    <w:basedOn w:val="903"/>
     <w:uiPriority w:val="99"/>
     <w:pPr>
       <w:pBdr/>
@@ -7247,9 +9668,9 @@
       </w:tcPr>
     </w:tblStylePr>
   </w:style>
-  <w:style w:type="table" w:styleId="723">
+  <w:style w:type="table" w:styleId="727">
     <w:name w:val="Grid Table 1 Light - Accent 3"/>
-    <w:basedOn w:val="899"/>
+    <w:basedOn w:val="903"/>
     <w:uiPriority w:val="99"/>
     <w:pPr>
       <w:pBdr/>
@@ -7470,9 +9891,9 @@
       </w:tcPr>
     </w:tblStylePr>
   </w:style>
-  <w:style w:type="table" w:styleId="724">
+  <w:style w:type="table" w:styleId="728">
     <w:name w:val="Grid Table 1 Light - Accent 4"/>
-    <w:basedOn w:val="899"/>
+    <w:basedOn w:val="903"/>
     <w:uiPriority w:val="99"/>
     <w:pPr>
       <w:pBdr/>
@@ -7693,9 +10114,9 @@
       </w:tcPr>
     </w:tblStylePr>
   </w:style>
-  <w:style w:type="table" w:styleId="725">
+  <w:style w:type="table" w:styleId="729">
     <w:name w:val="Grid Table 1 Light - Accent 5"/>
-    <w:basedOn w:val="899"/>
+    <w:basedOn w:val="903"/>
     <w:uiPriority w:val="99"/>
     <w:pPr>
       <w:pBdr/>
@@ -7916,9 +10337,9 @@
       </w:tcPr>
     </w:tblStylePr>
   </w:style>
-  <w:style w:type="table" w:styleId="726">
+  <w:style w:type="table" w:styleId="730">
     <w:name w:val="Grid Table 1 Light - Accent 6"/>
-    <w:basedOn w:val="899"/>
+    <w:basedOn w:val="903"/>
     <w:uiPriority w:val="99"/>
     <w:pPr>
       <w:pBdr/>
@@ -8139,9 +10560,9 @@
       </w:tcPr>
     </w:tblStylePr>
   </w:style>
-  <w:style w:type="table" w:styleId="727">
+  <w:style w:type="table" w:styleId="731">
     <w:name w:val="Grid Table 2"/>
-    <w:basedOn w:val="899"/>
+    <w:basedOn w:val="903"/>
     <w:uiPriority w:val="99"/>
     <w:pPr>
       <w:pBdr/>
@@ -8371,9 +10792,9 @@
       </w:tcPr>
     </w:tblStylePr>
   </w:style>
-  <w:style w:type="table" w:styleId="728">
+  <w:style w:type="table" w:styleId="732">
     <w:name w:val="Grid Table 2 - Accent 1"/>
-    <w:basedOn w:val="899"/>
+    <w:basedOn w:val="903"/>
     <w:uiPriority w:val="99"/>
     <w:pPr>
       <w:pBdr/>
@@ -8603,9 +11024,9 @@
       </w:tcPr>
     </w:tblStylePr>
   </w:style>
-  <w:style w:type="table" w:styleId="729">
+  <w:style w:type="table" w:styleId="733">
     <w:name w:val="Grid Table 2 - Accent 2"/>
-    <w:basedOn w:val="899"/>
+    <w:basedOn w:val="903"/>
     <w:uiPriority w:val="99"/>
     <w:pPr>
       <w:pBdr/>
@@ -8835,9 +11256,9 @@
       </w:tcPr>
     </w:tblStylePr>
   </w:style>
-  <w:style w:type="table" w:styleId="730">
+  <w:style w:type="table" w:styleId="734">
     <w:name w:val="Grid Table 2 - Accent 3"/>
-    <w:basedOn w:val="899"/>
+    <w:basedOn w:val="903"/>
     <w:uiPriority w:val="99"/>
     <w:pPr>
       <w:pBdr/>
@@ -9067,9 +11488,9 @@
       </w:tcPr>
     </w:tblStylePr>
   </w:style>
-  <w:style w:type="table" w:styleId="731">
+  <w:style w:type="table" w:styleId="735">
     <w:name w:val="Grid Table 2 - Accent 4"/>
-    <w:basedOn w:val="899"/>
+    <w:basedOn w:val="903"/>
     <w:uiPriority w:val="99"/>
     <w:pPr>
       <w:pBdr/>
@@ -9299,9 +11720,9 @@
       </w:tcPr>
     </w:tblStylePr>
   </w:style>
-  <w:style w:type="table" w:styleId="732">
+  <w:style w:type="table" w:styleId="736">
     <w:name w:val="Grid Table 2 - Accent 5"/>
-    <w:basedOn w:val="899"/>
+    <w:basedOn w:val="903"/>
     <w:uiPriority w:val="99"/>
     <w:pPr>
       <w:pBdr/>
@@ -9531,9 +11952,9 @@
       </w:tcPr>
     </w:tblStylePr>
   </w:style>
-  <w:style w:type="table" w:styleId="733">
+  <w:style w:type="table" w:styleId="737">
     <w:name w:val="Grid Table 2 - Accent 6"/>
-    <w:basedOn w:val="899"/>
+    <w:basedOn w:val="903"/>
     <w:uiPriority w:val="99"/>
     <w:pPr>
       <w:pBdr/>
@@ -9763,9 +12184,9 @@
       </w:tcPr>
     </w:tblStylePr>
   </w:style>
-  <w:style w:type="table" w:styleId="734">
+  <w:style w:type="table" w:styleId="738">
     <w:name w:val="Grid Table 3"/>
-    <w:basedOn w:val="899"/>
+    <w:basedOn w:val="903"/>
     <w:uiPriority w:val="99"/>
     <w:pPr>
       <w:pBdr/>
@@ -10008,9 +12429,9 @@
       </w:tcPr>
     </w:tblStylePr>
   </w:style>
-  <w:style w:type="table" w:styleId="735">
+  <w:style w:type="table" w:styleId="739">
     <w:name w:val="Grid Table 3 - Accent 1"/>
-    <w:basedOn w:val="899"/>
+    <w:basedOn w:val="903"/>
     <w:uiPriority w:val="99"/>
     <w:pPr>
       <w:pBdr/>
@@ -10253,9 +12674,9 @@
       </w:tcPr>
     </w:tblStylePr>
   </w:style>
-  <w:style w:type="table" w:styleId="736">
+  <w:style w:type="table" w:styleId="740">
     <w:name w:val="Grid Table 3 - Accent 2"/>
-    <w:basedOn w:val="899"/>
+    <w:basedOn w:val="903"/>
     <w:uiPriority w:val="99"/>
     <w:pPr>
       <w:pBdr/>
@@ -10498,9 +12919,9 @@
       </w:tcPr>
     </w:tblStylePr>
   </w:style>
-  <w:style w:type="table" w:styleId="737">
+  <w:style w:type="table" w:styleId="741">
     <w:name w:val="Grid Table 3 - Accent 3"/>
-    <w:basedOn w:val="899"/>
+    <w:basedOn w:val="903"/>
     <w:uiPriority w:val="99"/>
     <w:pPr>
       <w:pBdr/>
@@ -10743,9 +13164,9 @@
       </w:tcPr>
     </w:tblStylePr>
   </w:style>
-  <w:style w:type="table" w:styleId="738">
+  <w:style w:type="table" w:styleId="742">
     <w:name w:val="Grid Table 3 - Accent 4"/>
-    <w:basedOn w:val="899"/>
+    <w:basedOn w:val="903"/>
     <w:uiPriority w:val="99"/>
     <w:pPr>
       <w:pBdr/>
@@ -10988,9 +13409,9 @@
       </w:tcPr>
     </w:tblStylePr>
   </w:style>
-  <w:style w:type="table" w:styleId="739">
+  <w:style w:type="table" w:styleId="743">
     <w:name w:val="Grid Table 3 - Accent 5"/>
-    <w:basedOn w:val="899"/>
+    <w:basedOn w:val="903"/>
     <w:uiPriority w:val="99"/>
     <w:pPr>
       <w:pBdr/>
@@ -11233,9 +13654,9 @@
       </w:tcPr>
     </w:tblStylePr>
   </w:style>
-  <w:style w:type="table" w:styleId="740">
+  <w:style w:type="table" w:styleId="744">
     <w:name w:val="Grid Table 3 - Accent 6"/>
-    <w:basedOn w:val="899"/>
+    <w:basedOn w:val="903"/>
     <w:uiPriority w:val="99"/>
     <w:pPr>
       <w:pBdr/>
@@ -11478,9 +13899,9 @@
       </w:tcPr>
     </w:tblStylePr>
   </w:style>
-  <w:style w:type="table" w:styleId="741">
+  <w:style w:type="table" w:styleId="745">
     <w:name w:val="Grid Table 4"/>
-    <w:basedOn w:val="899"/>
+    <w:basedOn w:val="903"/>
     <w:uiPriority w:val="59"/>
     <w:pPr>
       <w:pBdr/>
@@ -11711,9 +14132,9 @@
       </w:tcPr>
     </w:tblStylePr>
   </w:style>
-  <w:style w:type="table" w:styleId="742">
+  <w:style w:type="table" w:styleId="746">
     <w:name w:val="Grid Table 4 - Accent 1"/>
-    <w:basedOn w:val="899"/>
+    <w:basedOn w:val="903"/>
     <w:uiPriority w:val="59"/>
     <w:pPr>
       <w:pBdr/>
@@ -11944,9 +14365,9 @@
       </w:tcPr>
     </w:tblStylePr>
   </w:style>
-  <w:style w:type="table" w:styleId="743">
+  <w:style w:type="table" w:styleId="747">
     <w:name w:val="Grid Table 4 - Accent 2"/>
-    <w:basedOn w:val="899"/>
+    <w:basedOn w:val="903"/>
     <w:uiPriority w:val="59"/>
     <w:pPr>
       <w:pBdr/>
@@ -12177,9 +14598,9 @@
       </w:tcPr>
     </w:tblStylePr>
   </w:style>
-  <w:style w:type="table" w:styleId="744">
+  <w:style w:type="table" w:styleId="748">
     <w:name w:val="Grid Table 4 - Accent 3"/>
-    <w:basedOn w:val="899"/>
+    <w:basedOn w:val="903"/>
     <w:uiPriority w:val="59"/>
     <w:pPr>
       <w:pBdr/>
@@ -12410,9 +14831,9 @@
       </w:tcPr>
     </w:tblStylePr>
   </w:style>
-  <w:style w:type="table" w:styleId="745">
+  <w:style w:type="table" w:styleId="749">
     <w:name w:val="Grid Table 4 - Accent 4"/>
-    <w:basedOn w:val="899"/>
+    <w:basedOn w:val="903"/>
     <w:uiPriority w:val="59"/>
     <w:pPr>
       <w:pBdr/>
@@ -12643,9 +15064,9 @@
       </w:tcPr>
     </w:tblStylePr>
   </w:style>
-  <w:style w:type="table" w:styleId="746">
+  <w:style w:type="table" w:styleId="750">
     <w:name w:val="Grid Table 4 - Accent 5"/>
-    <w:basedOn w:val="899"/>
+    <w:basedOn w:val="903"/>
     <w:uiPriority w:val="59"/>
     <w:pPr>
       <w:pBdr/>
@@ -12876,9 +15297,9 @@
       </w:tcPr>
     </w:tblStylePr>
   </w:style>
-  <w:style w:type="table" w:styleId="747">
+  <w:style w:type="table" w:styleId="751">
     <w:name w:val="Grid Table 4 - Accent 6"/>
-    <w:basedOn w:val="899"/>
+    <w:basedOn w:val="903"/>
     <w:uiPriority w:val="59"/>
     <w:pPr>
       <w:pBdr/>
@@ -13109,9 +15530,9 @@
       </w:tcPr>
     </w:tblStylePr>
   </w:style>
-  <w:style w:type="table" w:styleId="748">
+  <w:style w:type="table" w:styleId="752">
     <w:name w:val="Grid Table 5 Dark"/>
-    <w:basedOn w:val="899"/>
+    <w:basedOn w:val="903"/>
     <w:uiPriority w:val="99"/>
     <w:pPr>
       <w:pBdr/>
@@ -13337,9 +15758,9 @@
       </w:tcPr>
     </w:tblStylePr>
   </w:style>
-  <w:style w:type="table" w:styleId="749">
+  <w:style w:type="table" w:styleId="753">
     <w:name w:val="Grid Table 5 Dark- Accent 1"/>
-    <w:basedOn w:val="899"/>
+    <w:basedOn w:val="903"/>
     <w:uiPriority w:val="99"/>
     <w:pPr>
       <w:pBdr/>
@@ -13565,9 +15986,9 @@
       </w:tcPr>
     </w:tblStylePr>
   </w:style>
-  <w:style w:type="table" w:styleId="750">
+  <w:style w:type="table" w:styleId="754">
     <w:name w:val="Grid Table 5 Dark - Accent 2"/>
-    <w:basedOn w:val="899"/>
+    <w:basedOn w:val="903"/>
     <w:uiPriority w:val="99"/>
     <w:pPr>
       <w:pBdr/>
@@ -13793,9 +16214,9 @@
       </w:tcPr>
     </w:tblStylePr>
   </w:style>
-  <w:style w:type="table" w:styleId="751">
+  <w:style w:type="table" w:styleId="755">
     <w:name w:val="Grid Table 5 Dark - Accent 3"/>
-    <w:basedOn w:val="899"/>
+    <w:basedOn w:val="903"/>
     <w:uiPriority w:val="99"/>
     <w:pPr>
       <w:pBdr/>
@@ -14021,9 +16442,9 @@
       </w:tcPr>
     </w:tblStylePr>
   </w:style>
-  <w:style w:type="table" w:styleId="752">
+  <w:style w:type="table" w:styleId="756">
     <w:name w:val="Grid Table 5 Dark- Accent 4"/>
-    <w:basedOn w:val="899"/>
+    <w:basedOn w:val="903"/>
     <w:uiPriority w:val="99"/>
     <w:pPr>
       <w:pBdr/>
@@ -14249,9 +16670,9 @@
       </w:tcPr>
     </w:tblStylePr>
   </w:style>
-  <w:style w:type="table" w:styleId="753">
+  <w:style w:type="table" w:styleId="757">
     <w:name w:val="Grid Table 5 Dark - Accent 5"/>
-    <w:basedOn w:val="899"/>
+    <w:basedOn w:val="903"/>
     <w:uiPriority w:val="99"/>
     <w:pPr>
       <w:pBdr/>
@@ -14477,9 +16898,9 @@
       </w:tcPr>
     </w:tblStylePr>
   </w:style>
-  <w:style w:type="table" w:styleId="754">
+  <w:style w:type="table" w:styleId="758">
     <w:name w:val="Grid Table 5 Dark - Accent 6"/>
-    <w:basedOn w:val="899"/>
+    <w:basedOn w:val="903"/>
     <w:uiPriority w:val="99"/>
     <w:pPr>
       <w:pBdr/>
@@ -14705,9 +17126,9 @@
       </w:tcPr>
     </w:tblStylePr>
   </w:style>
-  <w:style w:type="table" w:styleId="755">
+  <w:style w:type="table" w:styleId="759">
     <w:name w:val="Grid Table 6 Colorful"/>
-    <w:basedOn w:val="899"/>
+    <w:basedOn w:val="903"/>
     <w:uiPriority w:val="99"/>
     <w:pPr>
       <w:pBdr/>
@@ -14935,9 +17356,9 @@
       </w:tcPr>
     </w:tblStylePr>
   </w:style>
-  <w:style w:type="table" w:styleId="756">
+  <w:style w:type="table" w:styleId="760">
     <w:name w:val="Grid Table 6 Colorful - Accent 1"/>
-    <w:basedOn w:val="899"/>
+    <w:basedOn w:val="903"/>
     <w:uiPriority w:val="99"/>
     <w:pPr>
       <w:pBdr/>
@@ -15165,9 +17586,9 @@
       </w:tcPr>
     </w:tblStylePr>
   </w:style>
-  <w:style w:type="table" w:styleId="757">
+  <w:style w:type="table" w:styleId="761">
     <w:name w:val="Grid Table 6 Colorful - Accent 2"/>
-    <w:basedOn w:val="899"/>
+    <w:basedOn w:val="903"/>
     <w:uiPriority w:val="99"/>
     <w:pPr>
       <w:pBdr/>
@@ -15395,9 +17816,9 @@
       </w:tcPr>
     </w:tblStylePr>
   </w:style>
-  <w:style w:type="table" w:styleId="758">
+  <w:style w:type="table" w:styleId="762">
     <w:name w:val="Grid Table 6 Colorful - Accent 3"/>
-    <w:basedOn w:val="899"/>
+    <w:basedOn w:val="903"/>
     <w:uiPriority w:val="99"/>
     <w:pPr>
       <w:pBdr/>
@@ -15625,9 +18046,9 @@
       </w:tcPr>
     </w:tblStylePr>
   </w:style>
-  <w:style w:type="table" w:styleId="759">
+  <w:style w:type="table" w:styleId="763">
     <w:name w:val="Grid Table 6 Colorful - Accent 4"/>
-    <w:basedOn w:val="899"/>
+    <w:basedOn w:val="903"/>
     <w:uiPriority w:val="99"/>
     <w:pPr>
       <w:pBdr/>
@@ -15855,9 +18276,9 @@
       </w:tcPr>
     </w:tblStylePr>
   </w:style>
-  <w:style w:type="table" w:styleId="760">
+  <w:style w:type="table" w:styleId="764">
     <w:name w:val="Grid Table 6 Colorful - Accent 5"/>
-    <w:basedOn w:val="899"/>
+    <w:basedOn w:val="903"/>
     <w:uiPriority w:val="99"/>
     <w:pPr>
       <w:pBdr/>
@@ -16085,9 +18506,9 @@
       </w:tcPr>
     </w:tblStylePr>
   </w:style>
-  <w:style w:type="table" w:styleId="761">
+  <w:style w:type="table" w:styleId="765">
     <w:name w:val="Grid Table 6 Colorful - Accent 6"/>
-    <w:basedOn w:val="899"/>
+    <w:basedOn w:val="903"/>
     <w:uiPriority w:val="99"/>
     <w:pPr>
       <w:pBdr/>
@@ -16315,9 +18736,9 @@
       </w:tcPr>
     </w:tblStylePr>
   </w:style>
-  <w:style w:type="table" w:styleId="762">
+  <w:style w:type="table" w:styleId="766">
     <w:name w:val="Grid Table 7 Colorful"/>
-    <w:basedOn w:val="899"/>
+    <w:basedOn w:val="903"/>
     <w:uiPriority w:val="99"/>
     <w:pPr>
       <w:pBdr/>
@@ -16569,9 +18990,9 @@
       </w:tcPr>
     </w:tblStylePr>
   </w:style>
-  <w:style w:type="table" w:styleId="763">
+  <w:style w:type="table" w:styleId="767">
     <w:name w:val="Grid Table 7 Colorful - Accent 1"/>
-    <w:basedOn w:val="899"/>
+    <w:basedOn w:val="903"/>
     <w:uiPriority w:val="99"/>
     <w:pPr>
       <w:pBdr/>
@@ -16823,9 +19244,9 @@
       </w:tcPr>
     </w:tblStylePr>
   </w:style>
-  <w:style w:type="table" w:styleId="764">
+  <w:style w:type="table" w:styleId="768">
     <w:name w:val="Grid Table 7 Colorful - Accent 2"/>
-    <w:basedOn w:val="899"/>
+    <w:basedOn w:val="903"/>
     <w:uiPriority w:val="99"/>
     <w:pPr>
       <w:pBdr/>
@@ -17077,9 +19498,9 @@
       </w:tcPr>
     </w:tblStylePr>
   </w:style>
-  <w:style w:type="table" w:styleId="765">
+  <w:style w:type="table" w:styleId="769">
     <w:name w:val="Grid Table 7 Colorful - Accent 3"/>
-    <w:basedOn w:val="899"/>
+    <w:basedOn w:val="903"/>
     <w:uiPriority w:val="99"/>
     <w:pPr>
       <w:pBdr/>
@@ -17331,9 +19752,9 @@
       </w:tcPr>
     </w:tblStylePr>
   </w:style>
-  <w:style w:type="table" w:styleId="766">
+  <w:style w:type="table" w:styleId="770">
     <w:name w:val="Grid Table 7 Colorful - Accent 4"/>
-    <w:basedOn w:val="899"/>
+    <w:basedOn w:val="903"/>
     <w:uiPriority w:val="99"/>
     <w:pPr>
       <w:pBdr/>
@@ -17585,9 +20006,9 @@
       </w:tcPr>
     </w:tblStylePr>
   </w:style>
-  <w:style w:type="table" w:styleId="767">
+  <w:style w:type="table" w:styleId="771">
     <w:name w:val="Grid Table 7 Colorful - Accent 5"/>
-    <w:basedOn w:val="899"/>
+    <w:basedOn w:val="903"/>
     <w:uiPriority w:val="99"/>
     <w:pPr>
       <w:pBdr/>
@@ -17839,9 +20260,9 @@
       </w:tcPr>
     </w:tblStylePr>
   </w:style>
-  <w:style w:type="table" w:styleId="768">
+  <w:style w:type="table" w:styleId="772">
     <w:name w:val="Grid Table 7 Colorful - Accent 6"/>
-    <w:basedOn w:val="899"/>
+    <w:basedOn w:val="903"/>
     <w:uiPriority w:val="99"/>
     <w:pPr>
       <w:pBdr/>
@@ -18093,9 +20514,9 @@
       </w:tcPr>
     </w:tblStylePr>
   </w:style>
-  <w:style w:type="table" w:styleId="769">
+  <w:style w:type="table" w:styleId="773">
     <w:name w:val="List Table 1 Light"/>
-    <w:basedOn w:val="899"/>
+    <w:basedOn w:val="903"/>
     <w:uiPriority w:val="99"/>
     <w:pPr>
       <w:pBdr/>
@@ -18309,9 +20730,9 @@
       </w:tcPr>
     </w:tblStylePr>
   </w:style>
-  <w:style w:type="table" w:styleId="770">
+  <w:style w:type="table" w:styleId="774">
     <w:name w:val="List Table 1 Light - Accent 1"/>
-    <w:basedOn w:val="899"/>
+    <w:basedOn w:val="903"/>
     <w:uiPriority w:val="99"/>
     <w:pPr>
       <w:pBdr/>
@@ -18525,9 +20946,9 @@
       </w:tcPr>
     </w:tblStylePr>
   </w:style>
-  <w:style w:type="table" w:styleId="771">
+  <w:style w:type="table" w:styleId="775">
     <w:name w:val="List Table 1 Light - Accent 2"/>
-    <w:basedOn w:val="899"/>
+    <w:basedOn w:val="903"/>
     <w:uiPriority w:val="99"/>
     <w:pPr>
       <w:pBdr/>
@@ -18741,9 +21162,9 @@
       </w:tcPr>
     </w:tblStylePr>
   </w:style>
-  <w:style w:type="table" w:styleId="772">
+  <w:style w:type="table" w:styleId="776">
     <w:name w:val="List Table 1 Light - Accent 3"/>
-    <w:basedOn w:val="899"/>
+    <w:basedOn w:val="903"/>
     <w:uiPriority w:val="99"/>
     <w:pPr>
       <w:pBdr/>
@@ -18957,9 +21378,9 @@
       </w:tcPr>
     </w:tblStylePr>
   </w:style>
-  <w:style w:type="table" w:styleId="773">
+  <w:style w:type="table" w:styleId="777">
     <w:name w:val="List Table 1 Light - Accent 4"/>
-    <w:basedOn w:val="899"/>
+    <w:basedOn w:val="903"/>
     <w:uiPriority w:val="99"/>
     <w:pPr>
       <w:pBdr/>
@@ -19173,9 +21594,9 @@
       </w:tcPr>
     </w:tblStylePr>
   </w:style>
-  <w:style w:type="table" w:styleId="774">
+  <w:style w:type="table" w:styleId="778">
     <w:name w:val="List Table 1 Light - Accent 5"/>
-    <w:basedOn w:val="899"/>
+    <w:basedOn w:val="903"/>
     <w:uiPriority w:val="99"/>
     <w:pPr>
       <w:pBdr/>
@@ -19389,9 +21810,9 @@
       </w:tcPr>
     </w:tblStylePr>
   </w:style>
-  <w:style w:type="table" w:styleId="775">
+  <w:style w:type="table" w:styleId="779">
     <w:name w:val="List Table 1 Light - Accent 6"/>
-    <w:basedOn w:val="899"/>
+    <w:basedOn w:val="903"/>
     <w:uiPriority w:val="99"/>
     <w:pPr>
       <w:pBdr/>
@@ -19605,9 +22026,9 @@
       </w:tcPr>
     </w:tblStylePr>
   </w:style>
-  <w:style w:type="table" w:styleId="776">
+  <w:style w:type="table" w:styleId="780">
     <w:name w:val="List Table 2"/>
-    <w:basedOn w:val="899"/>
+    <w:basedOn w:val="903"/>
     <w:uiPriority w:val="99"/>
     <w:pPr>
       <w:pBdr/>
@@ -19843,9 +22264,9 @@
       </w:tcPr>
     </w:tblStylePr>
   </w:style>
-  <w:style w:type="table" w:styleId="777">
+  <w:style w:type="table" w:styleId="781">
     <w:name w:val="List Table 2 - Accent 1"/>
-    <w:basedOn w:val="899"/>
+    <w:basedOn w:val="903"/>
     <w:uiPriority w:val="99"/>
     <w:pPr>
       <w:pBdr/>
@@ -20081,9 +22502,9 @@
       </w:tcPr>
     </w:tblStylePr>
   </w:style>
-  <w:style w:type="table" w:styleId="778">
+  <w:style w:type="table" w:styleId="782">
     <w:name w:val="List Table 2 - Accent 2"/>
-    <w:basedOn w:val="899"/>
+    <w:basedOn w:val="903"/>
     <w:uiPriority w:val="99"/>
     <w:pPr>
       <w:pBdr/>
@@ -20319,9 +22740,9 @@
       </w:tcPr>
     </w:tblStylePr>
   </w:style>
-  <w:style w:type="table" w:styleId="779">
+  <w:style w:type="table" w:styleId="783">
     <w:name w:val="List Table 2 - Accent 3"/>
-    <w:basedOn w:val="899"/>
+    <w:basedOn w:val="903"/>
     <w:uiPriority w:val="99"/>
     <w:pPr>
       <w:pBdr/>
@@ -20557,9 +22978,9 @@
       </w:tcPr>
     </w:tblStylePr>
   </w:style>
-  <w:style w:type="table" w:styleId="780">
+  <w:style w:type="table" w:styleId="784">
     <w:name w:val="List Table 2 - Accent 4"/>
-    <w:basedOn w:val="899"/>
+    <w:basedOn w:val="903"/>
     <w:uiPriority w:val="99"/>
     <w:pPr>
       <w:pBdr/>
@@ -20795,9 +23216,9 @@
       </w:tcPr>
     </w:tblStylePr>
   </w:style>
-  <w:style w:type="table" w:styleId="781">
+  <w:style w:type="table" w:styleId="785">
     <w:name w:val="List Table 2 - Accent 5"/>
-    <w:basedOn w:val="899"/>
+    <w:basedOn w:val="903"/>
     <w:uiPriority w:val="99"/>
     <w:pPr>
       <w:pBdr/>
@@ -21033,9 +23454,9 @@
       </w:tcPr>
     </w:tblStylePr>
   </w:style>
-  <w:style w:type="table" w:styleId="782">
+  <w:style w:type="table" w:styleId="786">
     <w:name w:val="List Table 2 - Accent 6"/>
-    <w:basedOn w:val="899"/>
+    <w:basedOn w:val="903"/>
     <w:uiPriority w:val="99"/>
     <w:pPr>
       <w:pBdr/>
@@ -21271,9 +23692,9 @@
       </w:tcPr>
     </w:tblStylePr>
   </w:style>
-  <w:style w:type="table" w:styleId="783">
+  <w:style w:type="table" w:styleId="787">
     <w:name w:val="List Table 3"/>
-    <w:basedOn w:val="899"/>
+    <w:basedOn w:val="903"/>
     <w:uiPriority w:val="99"/>
     <w:pPr>
       <w:pBdr/>
@@ -21499,9 +23920,9 @@
       </w:tcPr>
     </w:tblStylePr>
   </w:style>
-  <w:style w:type="table" w:styleId="784">
+  <w:style w:type="table" w:styleId="788">
     <w:name w:val="List Table 3 - Accent 1"/>
-    <w:basedOn w:val="899"/>
+    <w:basedOn w:val="903"/>
     <w:uiPriority w:val="99"/>
     <w:pPr>
       <w:pBdr/>
@@ -21727,9 +24148,9 @@
       </w:tcPr>
     </w:tblStylePr>
   </w:style>
-  <w:style w:type="table" w:styleId="785">
+  <w:style w:type="table" w:styleId="789">
     <w:name w:val="List Table 3 - Accent 2"/>
-    <w:basedOn w:val="899"/>
+    <w:basedOn w:val="903"/>
     <w:uiPriority w:val="99"/>
     <w:pPr>
       <w:pBdr/>
@@ -21955,9 +24376,9 @@
       </w:tcPr>
     </w:tblStylePr>
   </w:style>
-  <w:style w:type="table" w:styleId="786">
+  <w:style w:type="table" w:styleId="790">
     <w:name w:val="List Table 3 - Accent 3"/>
-    <w:basedOn w:val="899"/>
+    <w:basedOn w:val="903"/>
     <w:uiPriority w:val="99"/>
     <w:pPr>
       <w:pBdr/>
@@ -22183,9 +24604,9 @@
       </w:tcPr>
     </w:tblStylePr>
   </w:style>
-  <w:style w:type="table" w:styleId="787">
+  <w:style w:type="table" w:styleId="791">
     <w:name w:val="List Table 3 - Accent 4"/>
-    <w:basedOn w:val="899"/>
+    <w:basedOn w:val="903"/>
     <w:uiPriority w:val="99"/>
     <w:pPr>
       <w:pBdr/>
@@ -22411,9 +24832,9 @@
       </w:tcPr>
     </w:tblStylePr>
   </w:style>
-  <w:style w:type="table" w:styleId="788">
+  <w:style w:type="table" w:styleId="792">
     <w:name w:val="List Table 3 - Accent 5"/>
-    <w:basedOn w:val="899"/>
+    <w:basedOn w:val="903"/>
     <w:uiPriority w:val="99"/>
     <w:pPr>
       <w:pBdr/>
@@ -22639,9 +25060,9 @@
       </w:tcPr>
     </w:tblStylePr>
   </w:style>
-  <w:style w:type="table" w:styleId="789">
+  <w:style w:type="table" w:styleId="793">
     <w:name w:val="List Table 3 - Accent 6"/>
-    <w:basedOn w:val="899"/>
+    <w:basedOn w:val="903"/>
     <w:uiPriority w:val="99"/>
     <w:pPr>
       <w:pBdr/>
@@ -22867,9 +25288,9 @@
       </w:tcPr>
     </w:tblStylePr>
   </w:style>
-  <w:style w:type="table" w:styleId="790">
+  <w:style w:type="table" w:styleId="794">
     <w:name w:val="List Table 4"/>
-    <w:basedOn w:val="899"/>
+    <w:basedOn w:val="903"/>
     <w:uiPriority w:val="99"/>
     <w:pPr>
       <w:pBdr/>
@@ -23092,9 +25513,9 @@
       </w:tcPr>
     </w:tblStylePr>
   </w:style>
-  <w:style w:type="table" w:styleId="791">
+  <w:style w:type="table" w:styleId="795">
     <w:name w:val="List Table 4 - Accent 1"/>
-    <w:basedOn w:val="899"/>
+    <w:basedOn w:val="903"/>
     <w:uiPriority w:val="99"/>
     <w:pPr>
       <w:pBdr/>
@@ -23317,9 +25738,9 @@
       </w:tcPr>
     </w:tblStylePr>
   </w:style>
-  <w:style w:type="table" w:styleId="792">
+  <w:style w:type="table" w:styleId="796">
     <w:name w:val="List Table 4 - Accent 2"/>
-    <w:basedOn w:val="899"/>
+    <w:basedOn w:val="903"/>
     <w:uiPriority w:val="99"/>
     <w:pPr>
       <w:pBdr/>
@@ -23542,9 +25963,9 @@
       </w:tcPr>
     </w:tblStylePr>
   </w:style>
-  <w:style w:type="table" w:styleId="793">
+  <w:style w:type="table" w:styleId="797">
     <w:name w:val="List Table 4 - Accent 3"/>
-    <w:basedOn w:val="899"/>
+    <w:basedOn w:val="903"/>
     <w:uiPriority w:val="99"/>
     <w:pPr>
       <w:pBdr/>
@@ -23767,9 +26188,9 @@
       </w:tcPr>
     </w:tblStylePr>
   </w:style>
-  <w:style w:type="table" w:styleId="794">
+  <w:style w:type="table" w:styleId="798">
     <w:name w:val="List Table 4 - Accent 4"/>
-    <w:basedOn w:val="899"/>
+    <w:basedOn w:val="903"/>
     <w:uiPriority w:val="99"/>
     <w:pPr>
       <w:pBdr/>
@@ -23992,9 +26413,9 @@
       </w:tcPr>
     </w:tblStylePr>
   </w:style>
-  <w:style w:type="table" w:styleId="795">
+  <w:style w:type="table" w:styleId="799">
     <w:name w:val="List Table 4 - Accent 5"/>
-    <w:basedOn w:val="899"/>
+    <w:basedOn w:val="903"/>
     <w:uiPriority w:val="99"/>
     <w:pPr>
       <w:pBdr/>
@@ -24217,9 +26638,9 @@
       </w:tcPr>
     </w:tblStylePr>
   </w:style>
-  <w:style w:type="table" w:styleId="796">
+  <w:style w:type="table" w:styleId="800">
     <w:name w:val="List Table 4 - Accent 6"/>
-    <w:basedOn w:val="899"/>
+    <w:basedOn w:val="903"/>
     <w:uiPriority w:val="99"/>
     <w:pPr>
       <w:pBdr/>
@@ -24442,9 +26863,9 @@
       </w:tcPr>
     </w:tblStylePr>
   </w:style>
-  <w:style w:type="table" w:styleId="797">
+  <w:style w:type="table" w:styleId="801">
     <w:name w:val="List Table 5 Dark"/>
-    <w:basedOn w:val="899"/>
+    <w:basedOn w:val="903"/>
     <w:uiPriority w:val="99"/>
     <w:pPr>
       <w:pBdr/>
@@ -24684,9 +27105,9 @@
       </w:tcPr>
     </w:tblStylePr>
   </w:style>
-  <w:style w:type="table" w:styleId="798">
+  <w:style w:type="table" w:styleId="802">
     <w:name w:val="List Table 5 Dark - Accent 1"/>
-    <w:basedOn w:val="899"/>
+    <w:basedOn w:val="903"/>
     <w:uiPriority w:val="99"/>
     <w:pPr>
       <w:pBdr/>
@@ -24926,9 +27347,9 @@
       </w:tcPr>
     </w:tblStylePr>
   </w:style>
-  <w:style w:type="table" w:styleId="799">
+  <w:style w:type="table" w:styleId="803">
     <w:name w:val="List Table 5 Dark - Accent 2"/>
-    <w:basedOn w:val="899"/>
+    <w:basedOn w:val="903"/>
     <w:uiPriority w:val="99"/>
     <w:pPr>
       <w:pBdr/>
@@ -25168,9 +27589,9 @@
       </w:tcPr>
     </w:tblStylePr>
   </w:style>
-  <w:style w:type="table" w:styleId="800">
+  <w:style w:type="table" w:styleId="804">
     <w:name w:val="List Table 5 Dark - Accent 3"/>
-    <w:basedOn w:val="899"/>
+    <w:basedOn w:val="903"/>
     <w:uiPriority w:val="99"/>
     <w:pPr>
       <w:pBdr/>
@@ -25410,9 +27831,9 @@
       </w:tcPr>
     </w:tblStylePr>
   </w:style>
-  <w:style w:type="table" w:styleId="801">
+  <w:style w:type="table" w:styleId="805">
     <w:name w:val="List Table 5 Dark - Accent 4"/>
-    <w:basedOn w:val="899"/>
+    <w:basedOn w:val="903"/>
     <w:uiPriority w:val="99"/>
     <w:pPr>
       <w:pBdr/>
@@ -25652,9 +28073,9 @@
       </w:tcPr>
     </w:tblStylePr>
   </w:style>
-  <w:style w:type="table" w:styleId="802">
+  <w:style w:type="table" w:styleId="806">
     <w:name w:val="List Table 5 Dark - Accent 5"/>
-    <w:basedOn w:val="899"/>
+    <w:basedOn w:val="903"/>
     <w:uiPriority w:val="99"/>
     <w:pPr>
       <w:pBdr/>
@@ -25894,9 +28315,9 @@
       </w:tcPr>
     </w:tblStylePr>
   </w:style>
-  <w:style w:type="table" w:styleId="803">
+  <w:style w:type="table" w:styleId="807">
     <w:name w:val="List Table 5 Dark - Accent 6"/>
-    <w:basedOn w:val="899"/>
+    <w:basedOn w:val="903"/>
     <w:uiPriority w:val="99"/>
     <w:pPr>
       <w:pBdr/>
@@ -26136,9 +28557,9 @@
       </w:tcPr>
     </w:tblStylePr>
   </w:style>
-  <w:style w:type="table" w:styleId="804">
+  <w:style w:type="table" w:styleId="808">
     <w:name w:val="List Table 6 Colorful"/>
-    <w:basedOn w:val="899"/>
+    <w:basedOn w:val="903"/>
     <w:uiPriority w:val="99"/>
     <w:pPr>
       <w:pBdr/>
@@ -26359,9 +28780,9 @@
       </w:tcPr>
     </w:tblStylePr>
   </w:style>
-  <w:style w:type="table" w:styleId="805">
+  <w:style w:type="table" w:styleId="809">
     <w:name w:val="List Table 6 Colorful - Accent 1"/>
-    <w:basedOn w:val="899"/>
+    <w:basedOn w:val="903"/>
     <w:uiPriority w:val="99"/>
     <w:pPr>
       <w:pBdr/>
@@ -26582,9 +29003,9 @@
       </w:tcPr>
     </w:tblStylePr>
   </w:style>
-  <w:style w:type="table" w:styleId="806">
+  <w:style w:type="table" w:styleId="810">
     <w:name w:val="List Table 6 Colorful - Accent 2"/>
-    <w:basedOn w:val="899"/>
+    <w:basedOn w:val="903"/>
     <w:uiPriority w:val="99"/>
     <w:pPr>
       <w:pBdr/>
@@ -26805,9 +29226,9 @@
       </w:tcPr>
     </w:tblStylePr>
   </w:style>
-  <w:style w:type="table" w:styleId="807">
+  <w:style w:type="table" w:styleId="811">
     <w:name w:val="List Table 6 Colorful - Accent 3"/>
-    <w:basedOn w:val="899"/>
+    <w:basedOn w:val="903"/>
     <w:uiPriority w:val="99"/>
     <w:pPr>
       <w:pBdr/>
@@ -27028,9 +29449,9 @@
       </w:tcPr>
     </w:tblStylePr>
   </w:style>
-  <w:style w:type="table" w:styleId="808">
+  <w:style w:type="table" w:styleId="812">
     <w:name w:val="List Table 6 Colorful - Accent 4"/>
-    <w:basedOn w:val="899"/>
+    <w:basedOn w:val="903"/>
     <w:uiPriority w:val="99"/>
     <w:pPr>
       <w:pBdr/>
@@ -27251,9 +29672,9 @@
       </w:tcPr>
     </w:tblStylePr>
   </w:style>
-  <w:style w:type="table" w:styleId="809">
+  <w:style w:type="table" w:styleId="813">
     <w:name w:val="List Table 6 Colorful - Accent 5"/>
-    <w:basedOn w:val="899"/>
+    <w:basedOn w:val="903"/>
     <w:uiPriority w:val="99"/>
     <w:pPr>
       <w:pBdr/>
@@ -27474,9 +29895,9 @@
       </w:tcPr>
     </w:tblStylePr>
   </w:style>
-  <w:style w:type="table" w:styleId="810">
+  <w:style w:type="table" w:styleId="814">
     <w:name w:val="List Table 6 Colorful - Accent 6"/>
-    <w:basedOn w:val="899"/>
+    <w:basedOn w:val="903"/>
     <w:uiPriority w:val="99"/>
     <w:pPr>
       <w:pBdr/>
@@ -27697,9 +30118,9 @@
       </w:tcPr>
     </w:tblStylePr>
   </w:style>
-  <w:style w:type="table" w:styleId="811">
+  <w:style w:type="table" w:styleId="815">
     <w:name w:val="List Table 7 Colorful"/>
-    <w:basedOn w:val="899"/>
+    <w:basedOn w:val="903"/>
     <w:uiPriority w:val="99"/>
     <w:pPr>
       <w:pBdr/>
@@ -27953,9 +30374,9 @@
       </w:tcPr>
     </w:tblStylePr>
   </w:style>
-  <w:style w:type="table" w:styleId="812">
+  <w:style w:type="table" w:styleId="816">
     <w:name w:val="List Table 7 Colorful - Accent 1"/>
-    <w:basedOn w:val="899"/>
+    <w:basedOn w:val="903"/>
     <w:uiPriority w:val="99"/>
     <w:pPr>
       <w:pBdr/>
@@ -28209,9 +30630,9 @@
       </w:tcPr>
     </w:tblStylePr>
   </w:style>
-  <w:style w:type="table" w:styleId="813">
+  <w:style w:type="table" w:styleId="817">
     <w:name w:val="List Table 7 Colorful - Accent 2"/>
-    <w:basedOn w:val="899"/>
+    <w:basedOn w:val="903"/>
     <w:uiPriority w:val="99"/>
     <w:pPr>
       <w:pBdr/>
@@ -28465,9 +30886,9 @@
       </w:tcPr>
     </w:tblStylePr>
   </w:style>
-  <w:style w:type="table" w:styleId="814">
+  <w:style w:type="table" w:styleId="818">
     <w:name w:val="List Table 7 Colorful - Accent 3"/>
-    <w:basedOn w:val="899"/>
+    <w:basedOn w:val="903"/>
     <w:uiPriority w:val="99"/>
     <w:pPr>
       <w:pBdr/>
@@ -28721,9 +31142,9 @@
       </w:tcPr>
     </w:tblStylePr>
   </w:style>
-  <w:style w:type="table" w:styleId="815">
+  <w:style w:type="table" w:styleId="819">
     <w:name w:val="List Table 7 Colorful - Accent 4"/>
-    <w:basedOn w:val="899"/>
+    <w:basedOn w:val="903"/>
     <w:uiPriority w:val="99"/>
     <w:pPr>
       <w:pBdr/>
@@ -28977,9 +31398,9 @@
       </w:tcPr>
     </w:tblStylePr>
   </w:style>
-  <w:style w:type="table" w:styleId="816">
+  <w:style w:type="table" w:styleId="820">
     <w:name w:val="List Table 7 Colorful - Accent 5"/>
-    <w:basedOn w:val="899"/>
+    <w:basedOn w:val="903"/>
     <w:uiPriority w:val="99"/>
     <w:pPr>
       <w:pBdr/>
@@ -29233,9 +31654,9 @@
       </w:tcPr>
     </w:tblStylePr>
   </w:style>
-  <w:style w:type="table" w:styleId="817">
+  <w:style w:type="table" w:styleId="821">
     <w:name w:val="List Table 7 Colorful - Accent 6"/>
-    <w:basedOn w:val="899"/>
+    <w:basedOn w:val="903"/>
     <w:uiPriority w:val="99"/>
     <w:pPr>
       <w:pBdr/>
@@ -29489,9 +31910,9 @@
       </w:tcPr>
     </w:tblStylePr>
   </w:style>
-  <w:style w:type="table" w:styleId="818">
+  <w:style w:type="table" w:styleId="822">
     <w:name w:val="Lined - Accent"/>
-    <w:basedOn w:val="899"/>
+    <w:basedOn w:val="903"/>
     <w:uiPriority w:val="99"/>
     <w:pPr>
       <w:pBdr/>
@@ -29726,9 +32147,9 @@
       </w:tcPr>
     </w:tblStylePr>
   </w:style>
-  <w:style w:type="table" w:styleId="819">
+  <w:style w:type="table" w:styleId="823">
     <w:name w:val="Lined - Accent 1"/>
-    <w:basedOn w:val="899"/>
+    <w:basedOn w:val="903"/>
     <w:uiPriority w:val="99"/>
     <w:pPr>
       <w:pBdr/>
@@ -29963,9 +32384,9 @@
       </w:tcPr>
     </w:tblStylePr>
   </w:style>
-  <w:style w:type="table" w:styleId="820">
+  <w:style w:type="table" w:styleId="824">
     <w:name w:val="Lined - Accent 2"/>
-    <w:basedOn w:val="899"/>
+    <w:basedOn w:val="903"/>
     <w:uiPriority w:val="99"/>
     <w:pPr>
       <w:pBdr/>
@@ -30200,9 +32621,9 @@
       </w:tcPr>
     </w:tblStylePr>
   </w:style>
-  <w:style w:type="table" w:styleId="821">
+  <w:style w:type="table" w:styleId="825">
     <w:name w:val="Lined - Accent 3"/>
-    <w:basedOn w:val="899"/>
+    <w:basedOn w:val="903"/>
     <w:uiPriority w:val="99"/>
     <w:pPr>
       <w:pBdr/>
@@ -30437,9 +32858,9 @@
       </w:tcPr>
     </w:tblStylePr>
   </w:style>
-  <w:style w:type="table" w:styleId="822">
+  <w:style w:type="table" w:styleId="826">
     <w:name w:val="Lined - Accent 4"/>
-    <w:basedOn w:val="899"/>
+    <w:basedOn w:val="903"/>
     <w:uiPriority w:val="99"/>
     <w:pPr>
       <w:pBdr/>
@@ -30674,9 +33095,9 @@
       </w:tcPr>
     </w:tblStylePr>
   </w:style>
-  <w:style w:type="table" w:styleId="823">
+  <w:style w:type="table" w:styleId="827">
     <w:name w:val="Lined - Accent 5"/>
-    <w:basedOn w:val="899"/>
+    <w:basedOn w:val="903"/>
     <w:uiPriority w:val="99"/>
     <w:pPr>
       <w:pBdr/>
@@ -30911,9 +33332,9 @@
       </w:tcPr>
     </w:tblStylePr>
   </w:style>
-  <w:style w:type="table" w:styleId="824">
+  <w:style w:type="table" w:styleId="828">
     <w:name w:val="Lined - Accent 6"/>
-    <w:basedOn w:val="899"/>
+    <w:basedOn w:val="903"/>
     <w:uiPriority w:val="99"/>
     <w:pPr>
       <w:pBdr/>
@@ -31148,9 +33569,9 @@
       </w:tcPr>
     </w:tblStylePr>
   </w:style>
-  <w:style w:type="table" w:styleId="825">
+  <w:style w:type="table" w:styleId="829">
     <w:name w:val="Bordered &amp; Lined - Accent"/>
-    <w:basedOn w:val="899"/>
+    <w:basedOn w:val="903"/>
     <w:uiPriority w:val="99"/>
     <w:pPr>
       <w:pBdr/>
@@ -31392,9 +33813,9 @@
       </w:tcPr>
     </w:tblStylePr>
   </w:style>
-  <w:style w:type="table" w:styleId="826">
+  <w:style w:type="table" w:styleId="830">
     <w:name w:val="Bordered &amp; Lined - Accent 1"/>
-    <w:basedOn w:val="899"/>
+    <w:basedOn w:val="903"/>
     <w:uiPriority w:val="99"/>
     <w:pPr>
       <w:pBdr/>
@@ -31636,9 +34057,9 @@
       </w:tcPr>
     </w:tblStylePr>
   </w:style>
-  <w:style w:type="table" w:styleId="827">
+  <w:style w:type="table" w:styleId="831">
     <w:name w:val="Bordered &amp; Lined - Accent 2"/>
-    <w:basedOn w:val="899"/>
+    <w:basedOn w:val="903"/>
     <w:uiPriority w:val="99"/>
     <w:pPr>
       <w:pBdr/>
@@ -31880,9 +34301,9 @@
       </w:tcPr>
     </w:tblStylePr>
   </w:style>
-  <w:style w:type="table" w:styleId="828">
+  <w:style w:type="table" w:styleId="832">
     <w:name w:val="Bordered &amp; Lined - Accent 3"/>
-    <w:basedOn w:val="899"/>
+    <w:basedOn w:val="903"/>
     <w:uiPriority w:val="99"/>
     <w:pPr>
       <w:pBdr/>
@@ -32124,9 +34545,9 @@
       </w:tcPr>
     </w:tblStylePr>
   </w:style>
-  <w:style w:type="table" w:styleId="829">
+  <w:style w:type="table" w:styleId="833">
     <w:name w:val="Bordered &amp; Lined - Accent 4"/>
-    <w:basedOn w:val="899"/>
+    <w:basedOn w:val="903"/>
     <w:uiPriority w:val="99"/>
     <w:pPr>
       <w:pBdr/>
@@ -32368,9 +34789,9 @@
       </w:tcPr>
     </w:tblStylePr>
   </w:style>
-  <w:style w:type="table" w:styleId="830">
+  <w:style w:type="table" w:styleId="834">
     <w:name w:val="Bordered &amp; Lined - Accent 5"/>
-    <w:basedOn w:val="899"/>
+    <w:basedOn w:val="903"/>
     <w:uiPriority w:val="99"/>
     <w:pPr>
       <w:pBdr/>
@@ -32612,9 +35033,9 @@
       </w:tcPr>
     </w:tblStylePr>
   </w:style>
-  <w:style w:type="table" w:styleId="831">
+  <w:style w:type="table" w:styleId="835">
     <w:name w:val="Bordered &amp; Lined - Accent 6"/>
-    <w:basedOn w:val="899"/>
+    <w:basedOn w:val="903"/>
     <w:uiPriority w:val="99"/>
     <w:pPr>
       <w:pBdr/>
@@ -32856,9 +35277,9 @@
       </w:tcPr>
     </w:tblStylePr>
   </w:style>
-  <w:style w:type="table" w:styleId="832">
+  <w:style w:type="table" w:styleId="836">
     <w:name w:val="Bordered"/>
-    <w:basedOn w:val="899"/>
+    <w:basedOn w:val="903"/>
     <w:uiPriority w:val="99"/>
     <w:pPr>
       <w:pBdr/>
@@ -33087,9 +35508,9 @@
       </w:tcPr>
     </w:tblStylePr>
   </w:style>
-  <w:style w:type="table" w:styleId="833">
+  <w:style w:type="table" w:styleId="837">
     <w:name w:val="Bordered - Accent 1"/>
-    <w:basedOn w:val="899"/>
+    <w:basedOn w:val="903"/>
     <w:uiPriority w:val="99"/>
     <w:pPr>
       <w:pBdr/>
@@ -33318,9 +35739,9 @@
       </w:tcPr>
     </w:tblStylePr>
   </w:style>
-  <w:style w:type="table" w:styleId="834">
+  <w:style w:type="table" w:styleId="838">
     <w:name w:val="Bordered - Accent 2"/>
-    <w:basedOn w:val="899"/>
+    <w:basedOn w:val="903"/>
     <w:uiPriority w:val="99"/>
     <w:pPr>
       <w:pBdr/>
@@ -33549,9 +35970,9 @@
       </w:tcPr>
     </w:tblStylePr>
   </w:style>
-  <w:style w:type="table" w:styleId="835">
+  <w:style w:type="table" w:styleId="839">
     <w:name w:val="Bordered - Accent 3"/>
-    <w:basedOn w:val="899"/>
+    <w:basedOn w:val="903"/>
     <w:uiPriority w:val="99"/>
     <w:pPr>
       <w:pBdr/>
@@ -33780,9 +36201,9 @@
       </w:tcPr>
     </w:tblStylePr>
   </w:style>
-  <w:style w:type="table" w:styleId="836">
+  <w:style w:type="table" w:styleId="840">
     <w:name w:val="Bordered - Accent 4"/>
-    <w:basedOn w:val="899"/>
+    <w:basedOn w:val="903"/>
     <w:uiPriority w:val="99"/>
     <w:pPr>
       <w:pBdr/>
@@ -34011,9 +36432,9 @@
       </w:tcPr>
     </w:tblStylePr>
   </w:style>
-  <w:style w:type="table" w:styleId="837">
+  <w:style w:type="table" w:styleId="841">
     <w:name w:val="Bordered - Accent 5"/>
-    <w:basedOn w:val="899"/>
+    <w:basedOn w:val="903"/>
     <w:uiPriority w:val="99"/>
     <w:pPr>
       <w:pBdr/>
@@ -34242,9 +36663,9 @@
       </w:tcPr>
     </w:tblStylePr>
   </w:style>
-  <w:style w:type="table" w:styleId="838">
+  <w:style w:type="table" w:styleId="842">
     <w:name w:val="Bordered - Accent 6"/>
-    <w:basedOn w:val="899"/>
+    <w:basedOn w:val="903"/>
     <w:uiPriority w:val="99"/>
     <w:pPr>
       <w:pBdr/>
@@ -34473,11 +36894,11 @@
       </w:tcPr>
     </w:tblStylePr>
   </w:style>
-  <w:style w:type="paragraph" w:styleId="839">
+  <w:style w:type="paragraph" w:styleId="843">
     <w:name w:val="Heading 1"/>
-    <w:basedOn w:val="898"/>
-    <w:next w:val="898"/>
-    <w:link w:val="849"/>
+    <w:basedOn w:val="902"/>
+    <w:next w:val="902"/>
+    <w:link w:val="853"/>
     <w:uiPriority w:val="9"/>
     <w:qFormat/>
     <w:pPr>
@@ -34495,11 +36916,11 @@
       <w:szCs w:val="40"/>
     </w:rPr>
   </w:style>
-  <w:style w:type="paragraph" w:styleId="840">
+  <w:style w:type="paragraph" w:styleId="844">
     <w:name w:val="Heading 2"/>
-    <w:basedOn w:val="898"/>
-    <w:next w:val="898"/>
-    <w:link w:val="850"/>
+    <w:basedOn w:val="902"/>
+    <w:next w:val="902"/>
+    <w:link w:val="854"/>
     <w:uiPriority w:val="9"/>
     <w:unhideWhenUsed/>
     <w:qFormat/>
@@ -34518,11 +36939,11 @@
       <w:szCs w:val="32"/>
     </w:rPr>
   </w:style>
-  <w:style w:type="paragraph" w:styleId="841">
+  <w:style w:type="paragraph" w:styleId="845">
     <w:name w:val="Heading 3"/>
-    <w:basedOn w:val="898"/>
-    <w:next w:val="898"/>
-    <w:link w:val="851"/>
+    <w:basedOn w:val="902"/>
+    <w:next w:val="902"/>
+    <w:link w:val="855"/>
     <w:uiPriority w:val="9"/>
     <w:unhideWhenUsed/>
     <w:qFormat/>
@@ -34541,11 +36962,11 @@
       <w:szCs w:val="28"/>
     </w:rPr>
   </w:style>
-  <w:style w:type="paragraph" w:styleId="842">
+  <w:style w:type="paragraph" w:styleId="846">
     <w:name w:val="Heading 4"/>
-    <w:basedOn w:val="898"/>
-    <w:next w:val="898"/>
-    <w:link w:val="852"/>
+    <w:basedOn w:val="902"/>
+    <w:next w:val="902"/>
+    <w:link w:val="856"/>
     <w:uiPriority w:val="9"/>
     <w:unhideWhenUsed/>
     <w:qFormat/>
@@ -34564,11 +36985,11 @@
       <w:color w:val="0f4761" w:themeColor="accent1" w:themeShade="BF"/>
     </w:rPr>
   </w:style>
-  <w:style w:type="paragraph" w:styleId="843">
+  <w:style w:type="paragraph" w:styleId="847">
     <w:name w:val="Heading 5"/>
-    <w:basedOn w:val="898"/>
-    <w:next w:val="898"/>
-    <w:link w:val="853"/>
+    <w:basedOn w:val="902"/>
+    <w:next w:val="902"/>
+    <w:link w:val="857"/>
     <w:uiPriority w:val="9"/>
     <w:unhideWhenUsed/>
     <w:qFormat/>
@@ -34585,11 +37006,11 @@
       <w:color w:val="0f4761" w:themeColor="accent1" w:themeShade="BF"/>
     </w:rPr>
   </w:style>
-  <w:style w:type="paragraph" w:styleId="844">
+  <w:style w:type="paragraph" w:styleId="848">
     <w:name w:val="Heading 6"/>
-    <w:basedOn w:val="898"/>
-    <w:next w:val="898"/>
-    <w:link w:val="854"/>
+    <w:basedOn w:val="902"/>
+    <w:next w:val="902"/>
+    <w:link w:val="858"/>
     <w:uiPriority w:val="9"/>
     <w:unhideWhenUsed/>
     <w:qFormat/>
@@ -34608,11 +37029,11 @@
       <w:color w:val="595959" w:themeColor="text1" w:themeTint="A6"/>
     </w:rPr>
   </w:style>
-  <w:style w:type="paragraph" w:styleId="845">
+  <w:style w:type="paragraph" w:styleId="849">
     <w:name w:val="Heading 7"/>
-    <w:basedOn w:val="898"/>
-    <w:next w:val="898"/>
-    <w:link w:val="855"/>
+    <w:basedOn w:val="902"/>
+    <w:next w:val="902"/>
+    <w:link w:val="859"/>
     <w:uiPriority w:val="9"/>
     <w:unhideWhenUsed/>
     <w:qFormat/>
@@ -34629,11 +37050,11 @@
       <w:color w:val="595959" w:themeColor="text1" w:themeTint="A6"/>
     </w:rPr>
   </w:style>
-  <w:style w:type="paragraph" w:styleId="846">
+  <w:style w:type="paragraph" w:styleId="850">
     <w:name w:val="Heading 8"/>
-    <w:basedOn w:val="898"/>
-    <w:next w:val="898"/>
-    <w:link w:val="856"/>
+    <w:basedOn w:val="902"/>
+    <w:next w:val="902"/>
+    <w:link w:val="860"/>
     <w:uiPriority w:val="9"/>
     <w:unhideWhenUsed/>
     <w:qFormat/>
@@ -34652,11 +37073,11 @@
       <w:color w:val="272727" w:themeColor="text1" w:themeTint="D8"/>
     </w:rPr>
   </w:style>
-  <w:style w:type="paragraph" w:styleId="847">
+  <w:style w:type="paragraph" w:styleId="851">
     <w:name w:val="Heading 9"/>
-    <w:basedOn w:val="898"/>
-    <w:next w:val="898"/>
-    <w:link w:val="857"/>
+    <w:basedOn w:val="902"/>
+    <w:next w:val="902"/>
+    <w:link w:val="861"/>
     <w:uiPriority w:val="9"/>
     <w:unhideWhenUsed/>
     <w:qFormat/>
@@ -34675,7 +37096,7 @@
       <w:color w:val="272727" w:themeColor="text1" w:themeTint="D8"/>
     </w:rPr>
   </w:style>
-  <w:style w:type="character" w:styleId="848" w:default="1">
+  <w:style w:type="character" w:styleId="852" w:default="1">
     <w:name w:val="Default Paragraph Font"/>
     <w:uiPriority w:val="1"/>
     <w:semiHidden/>
@@ -34686,10 +37107,10 @@
       <w:ind/>
     </w:pPr>
   </w:style>
-  <w:style w:type="character" w:styleId="849">
+  <w:style w:type="character" w:styleId="853">
     <w:name w:val="Heading 1 Char"/>
-    <w:basedOn w:val="848"/>
-    <w:link w:val="839"/>
+    <w:basedOn w:val="852"/>
+    <w:link w:val="843"/>
     <w:uiPriority w:val="9"/>
     <w:pPr>
       <w:pBdr/>
@@ -34703,10 +37124,10 @@
       <w:szCs w:val="40"/>
     </w:rPr>
   </w:style>
-  <w:style w:type="character" w:styleId="850">
+  <w:style w:type="character" w:styleId="854">
     <w:name w:val="Heading 2 Char"/>
-    <w:basedOn w:val="848"/>
-    <w:link w:val="840"/>
+    <w:basedOn w:val="852"/>
+    <w:link w:val="844"/>
     <w:uiPriority w:val="9"/>
     <w:pPr>
       <w:pBdr/>
@@ -34720,10 +37141,10 @@
       <w:szCs w:val="32"/>
     </w:rPr>
   </w:style>
-  <w:style w:type="character" w:styleId="851">
+  <w:style w:type="character" w:styleId="855">
     <w:name w:val="Heading 3 Char"/>
-    <w:basedOn w:val="848"/>
-    <w:link w:val="841"/>
+    <w:basedOn w:val="852"/>
+    <w:link w:val="845"/>
     <w:uiPriority w:val="9"/>
     <w:pPr>
       <w:pBdr/>
@@ -34737,10 +37158,10 @@
       <w:szCs w:val="28"/>
     </w:rPr>
   </w:style>
-  <w:style w:type="character" w:styleId="852">
+  <w:style w:type="character" w:styleId="856">
     <w:name w:val="Heading 4 Char"/>
-    <w:basedOn w:val="848"/>
-    <w:link w:val="842"/>
+    <w:basedOn w:val="852"/>
+    <w:link w:val="846"/>
     <w:uiPriority w:val="9"/>
     <w:pPr>
       <w:pBdr/>
@@ -34754,10 +37175,10 @@
       <w:color w:val="0f4761" w:themeColor="accent1" w:themeShade="BF"/>
     </w:rPr>
   </w:style>
-  <w:style w:type="character" w:styleId="853">
+  <w:style w:type="character" w:styleId="857">
     <w:name w:val="Heading 5 Char"/>
-    <w:basedOn w:val="848"/>
-    <w:link w:val="843"/>
+    <w:basedOn w:val="852"/>
+    <w:link w:val="847"/>
     <w:uiPriority w:val="9"/>
     <w:pPr>
       <w:pBdr/>
@@ -34769,10 +37190,10 @@
       <w:color w:val="0f4761" w:themeColor="accent1" w:themeShade="BF"/>
     </w:rPr>
   </w:style>
-  <w:style w:type="character" w:styleId="854">
+  <w:style w:type="character" w:styleId="858">
     <w:name w:val="Heading 6 Char"/>
-    <w:basedOn w:val="848"/>
-    <w:link w:val="844"/>
+    <w:basedOn w:val="852"/>
+    <w:link w:val="848"/>
     <w:uiPriority w:val="9"/>
     <w:pPr>
       <w:pBdr/>
@@ -34786,10 +37207,10 @@
       <w:color w:val="595959" w:themeColor="text1" w:themeTint="A6"/>
     </w:rPr>
   </w:style>
-  <w:style w:type="character" w:styleId="855">
+  <w:style w:type="character" w:styleId="859">
     <w:name w:val="Heading 7 Char"/>
-    <w:basedOn w:val="848"/>
-    <w:link w:val="845"/>
+    <w:basedOn w:val="852"/>
+    <w:link w:val="849"/>
     <w:uiPriority w:val="9"/>
     <w:pPr>
       <w:pBdr/>
@@ -34801,10 +37222,10 @@
       <w:color w:val="595959" w:themeColor="text1" w:themeTint="A6"/>
     </w:rPr>
   </w:style>
-  <w:style w:type="character" w:styleId="856">
+  <w:style w:type="character" w:styleId="860">
     <w:name w:val="Heading 8 Char"/>
-    <w:basedOn w:val="848"/>
-    <w:link w:val="846"/>
+    <w:basedOn w:val="852"/>
+    <w:link w:val="850"/>
     <w:uiPriority w:val="9"/>
     <w:pPr>
       <w:pBdr/>
@@ -34818,10 +37239,10 @@
       <w:color w:val="272727" w:themeColor="text1" w:themeTint="D8"/>
     </w:rPr>
   </w:style>
-  <w:style w:type="character" w:styleId="857">
+  <w:style w:type="character" w:styleId="861">
     <w:name w:val="Heading 9 Char"/>
-    <w:basedOn w:val="848"/>
-    <w:link w:val="847"/>
+    <w:basedOn w:val="852"/>
+    <w:link w:val="851"/>
     <w:uiPriority w:val="9"/>
     <w:pPr>
       <w:pBdr/>
@@ -34835,11 +37256,11 @@
       <w:color w:val="272727" w:themeColor="text1" w:themeTint="D8"/>
     </w:rPr>
   </w:style>
-  <w:style w:type="paragraph" w:styleId="858">
+  <w:style w:type="paragraph" w:styleId="862">
     <w:name w:val="Title"/>
-    <w:basedOn w:val="898"/>
-    <w:next w:val="898"/>
-    <w:link w:val="859"/>
+    <w:basedOn w:val="902"/>
+    <w:next w:val="902"/>
+    <w:link w:val="863"/>
     <w:uiPriority w:val="10"/>
     <w:qFormat/>
     <w:pPr>
@@ -34855,10 +37276,10 @@
       <w:szCs w:val="56"/>
     </w:rPr>
   </w:style>
-  <w:style w:type="character" w:styleId="859">
+  <w:style w:type="character" w:styleId="863">
     <w:name w:val="Title Char"/>
-    <w:basedOn w:val="848"/>
-    <w:link w:val="858"/>
+    <w:basedOn w:val="852"/>
+    <w:link w:val="862"/>
     <w:uiPriority w:val="10"/>
     <w:pPr>
       <w:pBdr/>
@@ -34872,11 +37293,11 @@
       <w:szCs w:val="56"/>
     </w:rPr>
   </w:style>
-  <w:style w:type="paragraph" w:styleId="860">
+  <w:style w:type="paragraph" w:styleId="864">
     <w:name w:val="Subtitle"/>
-    <w:basedOn w:val="898"/>
-    <w:next w:val="898"/>
-    <w:link w:val="861"/>
+    <w:basedOn w:val="902"/>
+    <w:next w:val="902"/>
+    <w:link w:val="865"/>
     <w:uiPriority w:val="11"/>
     <w:qFormat/>
     <w:pPr>
@@ -34894,10 +37315,10 @@
       <w:szCs w:val="28"/>
     </w:rPr>
   </w:style>
-  <w:style w:type="character" w:styleId="861">
+  <w:style w:type="character" w:styleId="865">
     <w:name w:val="Subtitle Char"/>
-    <w:basedOn w:val="848"/>
-    <w:link w:val="860"/>
+    <w:basedOn w:val="852"/>
+    <w:link w:val="864"/>
     <w:uiPriority w:val="11"/>
     <w:pPr>
       <w:pBdr/>
@@ -34911,11 +37332,11 @@
       <w:szCs w:val="28"/>
     </w:rPr>
   </w:style>
-  <w:style w:type="paragraph" w:styleId="862">
+  <w:style w:type="paragraph" w:styleId="866">
     <w:name w:val="Quote"/>
-    <w:basedOn w:val="898"/>
-    <w:next w:val="898"/>
-    <w:link w:val="863"/>
+    <w:basedOn w:val="902"/>
+    <w:next w:val="902"/>
+    <w:link w:val="867"/>
     <w:uiPriority w:val="29"/>
     <w:qFormat/>
     <w:pPr>
@@ -34930,10 +37351,10 @@
       <w:color w:val="404040" w:themeColor="text1" w:themeTint="BF"/>
     </w:rPr>
   </w:style>
-  <w:style w:type="character" w:styleId="863">
+  <w:style w:type="character" w:styleId="867">
     <w:name w:val="Quote Char"/>
-    <w:basedOn w:val="848"/>
-    <w:link w:val="862"/>
+    <w:basedOn w:val="852"/>
+    <w:link w:val="866"/>
     <w:uiPriority w:val="29"/>
     <w:pPr>
       <w:pBdr/>
@@ -34946,9 +37367,9 @@
       <w:color w:val="404040" w:themeColor="text1" w:themeTint="BF"/>
     </w:rPr>
   </w:style>
-  <w:style w:type="character" w:styleId="864">
+  <w:style w:type="character" w:styleId="868">
     <w:name w:val="Intense Emphasis"/>
-    <w:basedOn w:val="848"/>
+    <w:basedOn w:val="852"/>
     <w:uiPriority w:val="21"/>
     <w:qFormat/>
     <w:pPr>
@@ -34962,11 +37383,11 @@
       <w:color w:val="0f4761" w:themeColor="accent1" w:themeShade="BF"/>
     </w:rPr>
   </w:style>
-  <w:style w:type="paragraph" w:styleId="865">
+  <w:style w:type="paragraph" w:styleId="869">
     <w:name w:val="Intense Quote"/>
-    <w:basedOn w:val="898"/>
-    <w:next w:val="898"/>
-    <w:link w:val="866"/>
+    <w:basedOn w:val="902"/>
+    <w:next w:val="902"/>
+    <w:link w:val="870"/>
     <w:uiPriority w:val="30"/>
     <w:qFormat/>
     <w:pPr>
@@ -34984,10 +37405,10 @@
       <w:color w:val="0f4761" w:themeColor="accent1" w:themeShade="BF"/>
     </w:rPr>
   </w:style>
-  <w:style w:type="character" w:styleId="866">
+  <w:style w:type="character" w:styleId="870">
     <w:name w:val="Intense Quote Char"/>
-    <w:basedOn w:val="848"/>
-    <w:link w:val="865"/>
+    <w:basedOn w:val="852"/>
+    <w:link w:val="869"/>
     <w:uiPriority w:val="30"/>
     <w:pPr>
       <w:pBdr/>
@@ -35000,9 +37421,9 @@
       <w:color w:val="0f4761" w:themeColor="accent1" w:themeShade="BF"/>
     </w:rPr>
   </w:style>
-  <w:style w:type="character" w:styleId="867">
+  <w:style w:type="character" w:styleId="871">
     <w:name w:val="Intense Reference"/>
-    <w:basedOn w:val="848"/>
+    <w:basedOn w:val="852"/>
     <w:uiPriority w:val="32"/>
     <w:qFormat/>
     <w:pPr>
@@ -35018,9 +37439,9 @@
       <w:spacing w:val="5"/>
     </w:rPr>
   </w:style>
-  <w:style w:type="character" w:styleId="868">
+  <w:style w:type="character" w:styleId="872">
     <w:name w:val="Subtle Emphasis"/>
-    <w:basedOn w:val="848"/>
+    <w:basedOn w:val="852"/>
     <w:uiPriority w:val="19"/>
     <w:qFormat/>
     <w:pPr>
@@ -35034,9 +37455,9 @@
       <w:color w:val="404040" w:themeColor="text1" w:themeTint="BF"/>
     </w:rPr>
   </w:style>
-  <w:style w:type="character" w:styleId="869">
+  <w:style w:type="character" w:styleId="873">
     <w:name w:val="Emphasis"/>
-    <w:basedOn w:val="848"/>
+    <w:basedOn w:val="852"/>
     <w:uiPriority w:val="20"/>
     <w:qFormat/>
     <w:pPr>
@@ -35049,9 +37470,9 @@
       <w:iCs/>
     </w:rPr>
   </w:style>
-  <w:style w:type="character" w:styleId="870">
+  <w:style w:type="character" w:styleId="874">
     <w:name w:val="Strong"/>
-    <w:basedOn w:val="848"/>
+    <w:basedOn w:val="852"/>
     <w:uiPriority w:val="22"/>
     <w:qFormat/>
     <w:pPr>
@@ -35064,9 +37485,9 @@
       <w:bCs/>
     </w:rPr>
   </w:style>
-  <w:style w:type="character" w:styleId="871">
+  <w:style w:type="character" w:styleId="875">
     <w:name w:val="Subtle Reference"/>
-    <w:basedOn w:val="848"/>
+    <w:basedOn w:val="852"/>
     <w:uiPriority w:val="31"/>
     <w:qFormat/>
     <w:pPr>
@@ -35079,9 +37500,9 @@
       <w:color w:val="5a5a5a" w:themeColor="text1" w:themeTint="A5"/>
     </w:rPr>
   </w:style>
-  <w:style w:type="character" w:styleId="872">
+  <w:style w:type="character" w:styleId="876">
     <w:name w:val="Book Title"/>
-    <w:basedOn w:val="848"/>
+    <w:basedOn w:val="852"/>
     <w:uiPriority w:val="33"/>
     <w:qFormat/>
     <w:pPr>
@@ -35097,10 +37518,10 @@
       <w:spacing w:val="5"/>
     </w:rPr>
   </w:style>
-  <w:style w:type="paragraph" w:styleId="873">
+  <w:style w:type="paragraph" w:styleId="877">
     <w:name w:val="Header"/>
-    <w:basedOn w:val="898"/>
-    <w:link w:val="874"/>
+    <w:basedOn w:val="902"/>
+    <w:link w:val="878"/>
     <w:uiPriority w:val="99"/>
     <w:unhideWhenUsed/>
     <w:pPr>
@@ -35113,10 +37534,10 @@
       <w:ind/>
     </w:pPr>
   </w:style>
-  <w:style w:type="character" w:styleId="874">
+  <w:style w:type="character" w:styleId="878">
     <w:name w:val="Header Char"/>
-    <w:basedOn w:val="848"/>
-    <w:link w:val="873"/>
+    <w:basedOn w:val="852"/>
+    <w:link w:val="877"/>
     <w:uiPriority w:val="99"/>
     <w:pPr>
       <w:pBdr/>
@@ -35124,10 +37545,10 @@
       <w:ind/>
     </w:pPr>
   </w:style>
-  <w:style w:type="paragraph" w:styleId="875">
+  <w:style w:type="paragraph" w:styleId="879">
     <w:name w:val="Footer"/>
-    <w:basedOn w:val="898"/>
-    <w:link w:val="876"/>
+    <w:basedOn w:val="902"/>
+    <w:link w:val="880"/>
     <w:uiPriority w:val="99"/>
     <w:unhideWhenUsed/>
     <w:pPr>
@@ -35140,10 +37561,10 @@
       <w:ind/>
     </w:pPr>
   </w:style>
-  <w:style w:type="character" w:styleId="876">
+  <w:style w:type="character" w:styleId="880">
     <w:name w:val="Footer Char"/>
-    <w:basedOn w:val="848"/>
-    <w:link w:val="875"/>
+    <w:basedOn w:val="852"/>
+    <w:link w:val="879"/>
     <w:uiPriority w:val="99"/>
     <w:pPr>
       <w:pBdr/>
@@ -35151,10 +37572,10 @@
       <w:ind/>
     </w:pPr>
   </w:style>
-  <w:style w:type="paragraph" w:styleId="877">
+  <w:style w:type="paragraph" w:styleId="881">
     <w:name w:val="Caption"/>
-    <w:basedOn w:val="898"/>
-    <w:next w:val="898"/>
+    <w:basedOn w:val="902"/>
+    <w:next w:val="902"/>
     <w:uiPriority w:val="35"/>
     <w:unhideWhenUsed/>
     <w:qFormat/>
@@ -35171,10 +37592,10 @@
       <w:szCs w:val="18"/>
     </w:rPr>
   </w:style>
-  <w:style w:type="paragraph" w:styleId="878">
+  <w:style w:type="paragraph" w:styleId="882">
     <w:name w:val="footnote text"/>
-    <w:basedOn w:val="898"/>
-    <w:link w:val="879"/>
+    <w:basedOn w:val="902"/>
+    <w:link w:val="883"/>
     <w:uiPriority w:val="99"/>
     <w:semiHidden/>
     <w:unhideWhenUsed/>
@@ -35188,10 +37609,10 @@
       <w:szCs w:val="20"/>
     </w:rPr>
   </w:style>
-  <w:style w:type="character" w:styleId="879">
+  <w:style w:type="character" w:styleId="883">
     <w:name w:val="Footnote Text Char"/>
-    <w:basedOn w:val="848"/>
-    <w:link w:val="878"/>
+    <w:basedOn w:val="852"/>
+    <w:link w:val="882"/>
     <w:uiPriority w:val="99"/>
     <w:semiHidden/>
     <w:pPr>
@@ -35204,9 +37625,9 @@
       <w:szCs w:val="20"/>
     </w:rPr>
   </w:style>
-  <w:style w:type="character" w:styleId="880">
+  <w:style w:type="character" w:styleId="884">
     <w:name w:val="footnote reference"/>
-    <w:basedOn w:val="848"/>
+    <w:basedOn w:val="852"/>
     <w:uiPriority w:val="99"/>
     <w:semiHidden/>
     <w:unhideWhenUsed/>
@@ -35219,10 +37640,10 @@
       <w:vertAlign w:val="superscript"/>
     </w:rPr>
   </w:style>
-  <w:style w:type="paragraph" w:styleId="881">
+  <w:style w:type="paragraph" w:styleId="885">
     <w:name w:val="endnote text"/>
-    <w:basedOn w:val="898"/>
-    <w:link w:val="882"/>
+    <w:basedOn w:val="902"/>
+    <w:link w:val="886"/>
     <w:uiPriority w:val="99"/>
     <w:semiHidden/>
     <w:unhideWhenUsed/>
@@ -35236,10 +37657,10 @@
       <w:szCs w:val="20"/>
     </w:rPr>
   </w:style>
-  <w:style w:type="character" w:styleId="882">
+  <w:style w:type="character" w:styleId="886">
     <w:name w:val="Endnote Text Char"/>
-    <w:basedOn w:val="848"/>
-    <w:link w:val="881"/>
+    <w:basedOn w:val="852"/>
+    <w:link w:val="885"/>
     <w:uiPriority w:val="99"/>
     <w:semiHidden/>
     <w:pPr>
@@ -35252,9 +37673,9 @@
       <w:szCs w:val="20"/>
     </w:rPr>
   </w:style>
-  <w:style w:type="character" w:styleId="883">
+  <w:style w:type="character" w:styleId="887">
     <w:name w:val="endnote reference"/>
-    <w:basedOn w:val="848"/>
+    <w:basedOn w:val="852"/>
     <w:uiPriority w:val="99"/>
     <w:semiHidden/>
     <w:unhideWhenUsed/>
@@ -35267,9 +37688,9 @@
       <w:vertAlign w:val="superscript"/>
     </w:rPr>
   </w:style>
-  <w:style w:type="character" w:styleId="884">
+  <w:style w:type="character" w:styleId="888">
     <w:name w:val="Hyperlink"/>
-    <w:basedOn w:val="848"/>
+    <w:basedOn w:val="852"/>
     <w:uiPriority w:val="99"/>
     <w:unhideWhenUsed/>
     <w:pPr>
@@ -35282,9 +37703,9 @@
       <w:u w:val="single"/>
     </w:rPr>
   </w:style>
-  <w:style w:type="character" w:styleId="885">
+  <w:style w:type="character" w:styleId="889">
     <w:name w:val="FollowedHyperlink"/>
-    <w:basedOn w:val="848"/>
+    <w:basedOn w:val="852"/>
     <w:uiPriority w:val="99"/>
     <w:semiHidden/>
     <w:unhideWhenUsed/>
@@ -35298,10 +37719,10 @@
       <w:u w:val="single"/>
     </w:rPr>
   </w:style>
-  <w:style w:type="paragraph" w:styleId="886">
+  <w:style w:type="paragraph" w:styleId="890">
     <w:name w:val="toc 1"/>
-    <w:basedOn w:val="898"/>
-    <w:next w:val="898"/>
+    <w:basedOn w:val="902"/>
+    <w:next w:val="902"/>
     <w:uiPriority w:val="39"/>
     <w:unhideWhenUsed/>
     <w:pPr>
@@ -35310,10 +37731,10 @@
       <w:ind/>
     </w:pPr>
   </w:style>
-  <w:style w:type="paragraph" w:styleId="887">
+  <w:style w:type="paragraph" w:styleId="891">
     <w:name w:val="toc 2"/>
-    <w:basedOn w:val="898"/>
-    <w:next w:val="898"/>
+    <w:basedOn w:val="902"/>
+    <w:next w:val="902"/>
     <w:uiPriority w:val="39"/>
     <w:unhideWhenUsed/>
     <w:pPr>
@@ -35322,10 +37743,10 @@
       <w:ind w:left="220"/>
     </w:pPr>
   </w:style>
-  <w:style w:type="paragraph" w:styleId="888">
+  <w:style w:type="paragraph" w:styleId="892">
     <w:name w:val="toc 3"/>
-    <w:basedOn w:val="898"/>
-    <w:next w:val="898"/>
+    <w:basedOn w:val="902"/>
+    <w:next w:val="902"/>
     <w:uiPriority w:val="39"/>
     <w:unhideWhenUsed/>
     <w:pPr>
@@ -35334,10 +37755,10 @@
       <w:ind w:left="440"/>
     </w:pPr>
   </w:style>
-  <w:style w:type="paragraph" w:styleId="889">
+  <w:style w:type="paragraph" w:styleId="893">
     <w:name w:val="toc 4"/>
-    <w:basedOn w:val="898"/>
-    <w:next w:val="898"/>
+    <w:basedOn w:val="902"/>
+    <w:next w:val="902"/>
     <w:uiPriority w:val="39"/>
     <w:unhideWhenUsed/>
     <w:pPr>
@@ -35346,10 +37767,10 @@
       <w:ind w:left="660"/>
     </w:pPr>
   </w:style>
-  <w:style w:type="paragraph" w:styleId="890">
+  <w:style w:type="paragraph" w:styleId="894">
     <w:name w:val="toc 5"/>
-    <w:basedOn w:val="898"/>
-    <w:next w:val="898"/>
+    <w:basedOn w:val="902"/>
+    <w:next w:val="902"/>
     <w:uiPriority w:val="39"/>
     <w:unhideWhenUsed/>
     <w:pPr>
@@ -35358,10 +37779,10 @@
       <w:ind w:left="880"/>
     </w:pPr>
   </w:style>
-  <w:style w:type="paragraph" w:styleId="891">
+  <w:style w:type="paragraph" w:styleId="895">
     <w:name w:val="toc 6"/>
-    <w:basedOn w:val="898"/>
-    <w:next w:val="898"/>
+    <w:basedOn w:val="902"/>
+    <w:next w:val="902"/>
     <w:uiPriority w:val="39"/>
     <w:unhideWhenUsed/>
     <w:pPr>
@@ -35370,10 +37791,10 @@
       <w:ind w:left="1100"/>
     </w:pPr>
   </w:style>
-  <w:style w:type="paragraph" w:styleId="892">
+  <w:style w:type="paragraph" w:styleId="896">
     <w:name w:val="toc 7"/>
-    <w:basedOn w:val="898"/>
-    <w:next w:val="898"/>
+    <w:basedOn w:val="902"/>
+    <w:next w:val="902"/>
     <w:uiPriority w:val="39"/>
     <w:unhideWhenUsed/>
     <w:pPr>
@@ -35382,10 +37803,10 @@
       <w:ind w:left="1320"/>
     </w:pPr>
   </w:style>
-  <w:style w:type="paragraph" w:styleId="893">
+  <w:style w:type="paragraph" w:styleId="897">
     <w:name w:val="toc 8"/>
-    <w:basedOn w:val="898"/>
-    <w:next w:val="898"/>
+    <w:basedOn w:val="902"/>
+    <w:next w:val="902"/>
     <w:uiPriority w:val="39"/>
     <w:unhideWhenUsed/>
     <w:pPr>
@@ -35394,10 +37815,10 @@
       <w:ind w:left="1540"/>
     </w:pPr>
   </w:style>
-  <w:style w:type="paragraph" w:styleId="894">
+  <w:style w:type="paragraph" w:styleId="898">
     <w:name w:val="toc 9"/>
-    <w:basedOn w:val="898"/>
-    <w:next w:val="898"/>
+    <w:basedOn w:val="902"/>
+    <w:next w:val="902"/>
     <w:uiPriority w:val="39"/>
     <w:unhideWhenUsed/>
     <w:pPr>
@@ -35406,9 +37827,9 @@
       <w:ind w:left="1760"/>
     </w:pPr>
   </w:style>
-  <w:style w:type="character" w:styleId="895">
+  <w:style w:type="character" w:styleId="899">
     <w:name w:val="Placeholder Text"/>
-    <w:basedOn w:val="848"/>
+    <w:basedOn w:val="852"/>
     <w:uiPriority w:val="99"/>
     <w:semiHidden/>
     <w:pPr>
@@ -35420,7 +37841,7 @@
       <w:color w:val="666666"/>
     </w:rPr>
   </w:style>
-  <w:style w:type="paragraph" w:styleId="896">
+  <w:style w:type="paragraph" w:styleId="900">
     <w:name w:val="TOC Heading"/>
     <w:uiPriority w:val="39"/>
     <w:unhideWhenUsed/>
@@ -35430,10 +37851,10 @@
       <w:ind/>
     </w:pPr>
   </w:style>
-  <w:style w:type="paragraph" w:styleId="897">
+  <w:style w:type="paragraph" w:styleId="901">
     <w:name w:val="table of figures"/>
-    <w:basedOn w:val="898"/>
-    <w:next w:val="898"/>
+    <w:basedOn w:val="902"/>
+    <w:next w:val="902"/>
     <w:uiPriority w:val="99"/>
     <w:unhideWhenUsed/>
     <w:pPr>
@@ -35442,7 +37863,7 @@
       <w:ind/>
     </w:pPr>
   </w:style>
-  <w:style w:type="paragraph" w:styleId="898" w:default="1">
+  <w:style w:type="paragraph" w:styleId="902" w:default="1">
     <w:name w:val="Normal"/>
     <w:qFormat/>
     <w:pPr>
@@ -35451,7 +37872,7 @@
       <w:ind/>
     </w:pPr>
   </w:style>
-  <w:style w:type="table" w:styleId="899" w:default="1">
+  <w:style w:type="table" w:styleId="903" w:default="1">
     <w:name w:val="Normal Table"/>
     <w:uiPriority w:val="99"/>
     <w:semiHidden/>
@@ -35644,7 +38065,7 @@
       </w:tcPr>
     </w:tblStylePr>
   </w:style>
-  <w:style w:type="numbering" w:styleId="900" w:default="1">
+  <w:style w:type="numbering" w:styleId="904" w:default="1">
     <w:name w:val="No List"/>
     <w:uiPriority w:val="99"/>
     <w:semiHidden/>
@@ -35655,9 +38076,9 @@
       <w:ind/>
     </w:pPr>
   </w:style>
-  <w:style w:type="paragraph" w:styleId="901">
+  <w:style w:type="paragraph" w:styleId="905">
     <w:name w:val="No Spacing"/>
-    <w:basedOn w:val="898"/>
+    <w:basedOn w:val="902"/>
     <w:uiPriority w:val="1"/>
     <w:qFormat/>
     <w:pPr>
@@ -35666,9 +38087,9 @@
       <w:ind/>
     </w:pPr>
   </w:style>
-  <w:style w:type="paragraph" w:styleId="902">
+  <w:style w:type="paragraph" w:styleId="906">
     <w:name w:val="List Paragraph"/>
-    <w:basedOn w:val="898"/>
+    <w:basedOn w:val="902"/>
     <w:uiPriority w:val="34"/>
     <w:qFormat/>
     <w:pPr>
